--- a/exams/BT2-امتحان-رياضيات.docx
+++ b/exams/BT2-امتحان-رياضيات.docx
@@ -456,7 +456,7 @@
           <w:szCs w:val="22"/>
           <w:rtl/>
         </w:rPr>
-        <w:t xml:space="preserve">  (0.5)</w:t>
+        <w:t xml:space="preserve">  (1)</w:t>
       </w:r>
     </w:p>
     <w:p>
@@ -607,179 +607,8 @@
           <w:szCs w:val="22"/>
           <w:rtl/>
         </w:rPr>
-        <w:t xml:space="preserve">  (0.75)</w:t>
-      </w:r>
-    </w:p>
-    <w:p>
-      <w:pPr>
-        <w:pBdr>
-          <w:bottom w:val="dotted" w:sz="6" w:space="1" w:color="9E9E9E"/>
-          <w:between w:val="dotted" w:sz="6" w:space="1" w:color="9E9E9E"/>
-        </w:pBdr>
-        <w:bidi/>
-        <w:spacing w:before="300" w:after="0" w:line="276" w:lineRule="auto"/>
-      </w:pPr>
-    </w:p>
-    <w:p>
-      <w:pPr>
-        <w:pBdr>
-          <w:bottom w:val="dotted" w:sz="6" w:space="1" w:color="9E9E9E"/>
-          <w:between w:val="dotted" w:sz="6" w:space="1" w:color="9E9E9E"/>
-        </w:pBdr>
-        <w:bidi/>
-        <w:spacing w:before="300" w:after="0" w:line="276" w:lineRule="auto"/>
-      </w:pPr>
-    </w:p>
-    <w:p>
-      <w:pPr>
-        <w:keepNext/>
-        <w:bidi/>
-        <w:spacing w:before="160" w:after="40" w:line="276" w:lineRule="auto"/>
-      </w:pPr>
-      <w:r>
-        <w:rPr>
-          <w:rFonts w:ascii="Calibri" w:eastAsia="Calibri" w:hAnsi="Calibri" w:cs="Arial"/>
-          <w:b/>
-          <w:bCs/>
-          <w:color w:val="14532D"/>
-          <w:sz w:val="30"/>
-          <w:szCs w:val="30"/>
-          <w:rtl/>
-        </w:rPr>
-        <w:t xml:space="preserve">ج)  </w:t>
-      </w:r>
-      <m:oMath>
-        <m:r>
-          <w:rPr>
-            <w:rFonts w:ascii="Cambria Math" w:hAnsi="Cambria Math"/>
-            <w:sz w:val="30"/>
-            <w:szCs w:val="30"/>
-          </w:rPr>
-          <m:t xml:space="preserve">C</m:t>
-        </m:r>
-        <m:r>
-          <m:rPr>
-            <m:sty m:val="p"/>
-          </m:rPr>
-          <w:rPr>
-            <w:rFonts w:ascii="Cambria Math" w:hAnsi="Cambria Math"/>
-            <w:sz w:val="30"/>
-            <w:szCs w:val="30"/>
-          </w:rPr>
-          <m:t xml:space="preserve"> = </m:t>
-        </m:r>
-        <m:f>
-          <m:fPr>
-            <m:ctrlPr>
-              <w:rPr>
-                <w:rFonts w:ascii="Cambria Math" w:hAnsi="Cambria Math"/>
-                <w:sz w:val="30"/>
-                <w:szCs w:val="30"/>
-              </w:rPr>
-            </m:ctrlPr>
-          </m:fPr>
-          <m:num>
-            <m:rad>
-              <m:radPr>
-                <m:degHide m:val="1"/>
-                <m:ctrlPr>
-                  <w:rPr>
-                    <w:rFonts w:ascii="Cambria Math" w:hAnsi="Cambria Math"/>
-                    <w:sz w:val="30"/>
-                    <w:szCs w:val="30"/>
-                  </w:rPr>
-                </m:ctrlPr>
-              </m:radPr>
-              <m:deg/>
-              <m:e>
-                <m:r>
-                  <m:rPr>
-                    <m:sty m:val="p"/>
-                  </m:rPr>
-                  <w:rPr>
-                    <w:rFonts w:ascii="Cambria Math" w:hAnsi="Cambria Math"/>
-                    <w:sz w:val="30"/>
-                    <w:szCs w:val="30"/>
-                  </w:rPr>
-                  <m:t xml:space="preserve">3</m:t>
-                </m:r>
-              </m:e>
-            </m:rad>
-            <m:r>
-              <m:rPr>
-                <m:sty m:val="p"/>
-              </m:rPr>
-              <w:rPr>
-                <w:rFonts w:ascii="Cambria Math" w:hAnsi="Cambria Math"/>
-                <w:sz w:val="30"/>
-                <w:szCs w:val="30"/>
-              </w:rPr>
-              <m:t xml:space="preserve"> + 1</m:t>
-            </m:r>
-          </m:num>
-          <m:den>
-            <m:rad>
-              <m:radPr>
-                <m:degHide m:val="1"/>
-                <m:ctrlPr>
-                  <w:rPr>
-                    <w:rFonts w:ascii="Cambria Math" w:hAnsi="Cambria Math"/>
-                    <w:sz w:val="30"/>
-                    <w:szCs w:val="30"/>
-                  </w:rPr>
-                </m:ctrlPr>
-              </m:radPr>
-              <m:deg/>
-              <m:e>
-                <m:r>
-                  <m:rPr>
-                    <m:sty m:val="p"/>
-                  </m:rPr>
-                  <w:rPr>
-                    <w:rFonts w:ascii="Cambria Math" w:hAnsi="Cambria Math"/>
-                    <w:sz w:val="30"/>
-                    <w:szCs w:val="30"/>
-                  </w:rPr>
-                  <m:t xml:space="preserve">3</m:t>
-                </m:r>
-              </m:e>
-            </m:rad>
-            <m:r>
-              <m:rPr>
-                <m:sty m:val="p"/>
-              </m:rPr>
-              <w:rPr>
-                <w:rFonts w:ascii="Cambria Math" w:hAnsi="Cambria Math"/>
-                <w:sz w:val="30"/>
-                <w:szCs w:val="30"/>
-              </w:rPr>
-              <m:t xml:space="preserve"> − 1</m:t>
-            </m:r>
-          </m:den>
-        </m:f>
-      </m:oMath>
-      <w:r>
-        <w:rPr>
-          <w:rFonts w:ascii="Calibri" w:eastAsia="Calibri" w:hAnsi="Calibri" w:cs="Arial"/>
-          <w:b/>
-          <w:bCs/>
-          <w:color w:val="B8860B"/>
-          <w:sz w:val="22"/>
-          <w:szCs w:val="22"/>
-          <w:rtl/>
-        </w:rPr>
-        <w:t xml:space="preserve">  (0.75)</w:t>
-      </w:r>
-    </w:p>
-    <w:p>
-      <w:pPr>
-        <w:pBdr>
-          <w:bottom w:val="dotted" w:sz="6" w:space="1" w:color="9E9E9E"/>
-          <w:between w:val="dotted" w:sz="6" w:space="1" w:color="9E9E9E"/>
-        </w:pBdr>
-        <w:bidi/>
-        <w:spacing w:before="300" w:after="0" w:line="276" w:lineRule="auto"/>
-      </w:pPr>
+        <w:t xml:space="preserve">  (1)</w:t>
+      </w:r>
     </w:p>
     <w:p>
       <w:pPr>
@@ -943,7 +772,7 @@
           <w:szCs w:val="22"/>
           <w:rtl/>
         </w:rPr>
-        <w:t xml:space="preserve">  (0.5)</w:t>
+        <w:t xml:space="preserve">  (0.75)</w:t>
       </w:r>
     </w:p>
     <w:p>
@@ -1034,105 +863,7 @@
           <w:szCs w:val="22"/>
           <w:rtl/>
         </w:rPr>
-        <w:t xml:space="preserve">  (0.5)</w:t>
-      </w:r>
-    </w:p>
-    <w:p>
-      <w:pPr>
-        <w:bidi/>
-        <w:spacing w:before="140" w:after="40" w:line="276" w:lineRule="auto"/>
-      </w:pPr>
-      <w:r>
-        <w:rPr>
-          <w:rFonts w:ascii="Calibri" w:eastAsia="Calibri" w:hAnsi="Calibri" w:cs="Arial"/>
-          <w:b/>
-          <w:bCs/>
-          <w:color w:val="14532D"/>
-          <w:sz w:val="30"/>
-          <w:szCs w:val="30"/>
-          <w:rtl/>
-        </w:rPr>
-        <w:t xml:space="preserve">•  </w:t>
-      </w:r>
-      <m:oMath>
-        <m:sSup>
-          <m:sSupPr>
-            <m:ctrlPr>
-              <w:rPr>
-                <w:rFonts w:ascii="Cambria Math" w:hAnsi="Cambria Math"/>
-                <w:sz w:val="30"/>
-                <w:szCs w:val="30"/>
-              </w:rPr>
-            </m:ctrlPr>
-          </m:sSupPr>
-          <m:e>
-            <m:r>
-              <m:rPr>
-                <m:sty m:val="p"/>
-              </m:rPr>
-              <w:rPr>
-                <w:rFonts w:ascii="Cambria Math" w:hAnsi="Cambria Math"/>
-                <w:sz w:val="30"/>
-                <w:szCs w:val="30"/>
-              </w:rPr>
-              <m:t xml:space="preserve">(3</m:t>
-            </m:r>
-            <m:r>
-              <w:rPr>
-                <w:rFonts w:ascii="Cambria Math" w:hAnsi="Cambria Math"/>
-                <w:sz w:val="30"/>
-                <w:szCs w:val="30"/>
-              </w:rPr>
-              <m:t xml:space="preserve">x</m:t>
-            </m:r>
-            <m:r>
-              <m:rPr>
-                <m:sty m:val="p"/>
-              </m:rPr>
-              <w:rPr>
-                <w:rFonts w:ascii="Cambria Math" w:hAnsi="Cambria Math"/>
-                <w:sz w:val="30"/>
-                <w:szCs w:val="30"/>
-              </w:rPr>
-              <m:t xml:space="preserve"> + 1)</m:t>
-            </m:r>
-          </m:e>
-          <m:sup>
-            <m:r>
-              <m:rPr>
-                <m:sty m:val="p"/>
-              </m:rPr>
-              <w:rPr>
-                <w:rFonts w:ascii="Cambria Math" w:hAnsi="Cambria Math"/>
-                <w:sz w:val="30"/>
-                <w:szCs w:val="30"/>
-              </w:rPr>
-              <m:t xml:space="preserve">2</m:t>
-            </m:r>
-          </m:sup>
-        </m:sSup>
-      </m:oMath>
-      <w:r>
-        <w:rPr>
-          <w:rFonts w:ascii="Calibri" w:eastAsia="Calibri" w:hAnsi="Calibri" w:cs="Arial"/>
-          <w:color w:val="9E9E9E"/>
-          <w:sz w:val="30"/>
-          <w:szCs w:val="30"/>
-          <w:rtl/>
-        </w:rPr>
-        <w:t xml:space="preserve">  =  ............................................</w:t>
-      </w:r>
-      <w:r>
-        <w:rPr>
-          <w:rFonts w:ascii="Calibri" w:eastAsia="Calibri" w:hAnsi="Calibri" w:cs="Arial"/>
-          <w:b/>
-          <w:bCs/>
-          <w:color w:val="B8860B"/>
-          <w:sz w:val="22"/>
-          <w:szCs w:val="22"/>
-          <w:rtl/>
-        </w:rPr>
-        <w:t xml:space="preserve">  (0.5)</w:t>
+        <w:t xml:space="preserve">  (0.75)</w:t>
       </w:r>
     </w:p>
     <w:p>
@@ -1268,7 +999,7 @@
           <w:szCs w:val="22"/>
           <w:rtl/>
         </w:rPr>
-        <w:t xml:space="preserve">  (0.5)</w:t>
+        <w:t xml:space="preserve">  (0.75)</w:t>
       </w:r>
     </w:p>
     <w:p>
@@ -1366,113 +1097,7 @@
           <w:szCs w:val="22"/>
           <w:rtl/>
         </w:rPr>
-        <w:t xml:space="preserve">  (0.5)</w:t>
-      </w:r>
-    </w:p>
-    <w:p>
-      <w:pPr>
-        <w:bidi/>
-        <w:spacing w:before="140" w:after="40" w:line="276" w:lineRule="auto"/>
-      </w:pPr>
-      <w:r>
-        <w:rPr>
-          <w:rFonts w:ascii="Calibri" w:eastAsia="Calibri" w:hAnsi="Calibri" w:cs="Arial"/>
-          <w:b/>
-          <w:bCs/>
-          <w:color w:val="14532D"/>
-          <w:sz w:val="30"/>
-          <w:szCs w:val="30"/>
-          <w:rtl/>
-        </w:rPr>
-        <w:t xml:space="preserve">•  </w:t>
-      </w:r>
-      <m:oMath>
-        <m:sSup>
-          <m:sSupPr>
-            <m:ctrlPr>
-              <w:rPr>
-                <w:rFonts w:ascii="Cambria Math" w:hAnsi="Cambria Math"/>
-                <w:sz w:val="30"/>
-                <w:szCs w:val="30"/>
-              </w:rPr>
-            </m:ctrlPr>
-          </m:sSupPr>
-          <m:e>
-            <m:r>
-              <w:rPr>
-                <w:rFonts w:ascii="Cambria Math" w:hAnsi="Cambria Math"/>
-                <w:sz w:val="30"/>
-                <w:szCs w:val="30"/>
-              </w:rPr>
-              <m:t xml:space="preserve">x</m:t>
-            </m:r>
-          </m:e>
-          <m:sup>
-            <m:r>
-              <m:rPr>
-                <m:sty m:val="p"/>
-              </m:rPr>
-              <w:rPr>
-                <w:rFonts w:ascii="Cambria Math" w:hAnsi="Cambria Math"/>
-                <w:sz w:val="30"/>
-                <w:szCs w:val="30"/>
-              </w:rPr>
-              <m:t xml:space="preserve">2</m:t>
-            </m:r>
-          </m:sup>
-        </m:sSup>
-        <m:r>
-          <m:rPr>
-            <m:sty m:val="p"/>
-          </m:rPr>
-          <w:rPr>
-            <w:rFonts w:ascii="Cambria Math" w:hAnsi="Cambria Math"/>
-            <w:sz w:val="30"/>
-            <w:szCs w:val="30"/>
-          </w:rPr>
-          <m:t xml:space="preserve"> + 10</m:t>
-        </m:r>
-        <m:r>
-          <w:rPr>
-            <w:rFonts w:ascii="Cambria Math" w:hAnsi="Cambria Math"/>
-            <w:sz w:val="30"/>
-            <w:szCs w:val="30"/>
-          </w:rPr>
-          <m:t xml:space="preserve">x</m:t>
-        </m:r>
-        <m:r>
-          <m:rPr>
-            <m:sty m:val="p"/>
-          </m:rPr>
-          <w:rPr>
-            <w:rFonts w:ascii="Cambria Math" w:hAnsi="Cambria Math"/>
-            <w:sz w:val="30"/>
-            <w:szCs w:val="30"/>
-          </w:rPr>
-          <m:t xml:space="preserve"> + 25</m:t>
-        </m:r>
-      </m:oMath>
-      <w:r>
-        <w:rPr>
-          <w:rFonts w:ascii="Calibri" w:eastAsia="Calibri" w:hAnsi="Calibri" w:cs="Arial"/>
-          <w:color w:val="9E9E9E"/>
-          <w:sz w:val="30"/>
-          <w:szCs w:val="30"/>
-          <w:rtl/>
-        </w:rPr>
-        <w:t xml:space="preserve">  =  ........................................</w:t>
-      </w:r>
-      <w:r>
-        <w:rPr>
-          <w:rFonts w:ascii="Calibri" w:eastAsia="Calibri" w:hAnsi="Calibri" w:cs="Arial"/>
-          <w:b/>
-          <w:bCs/>
-          <w:color w:val="B8860B"/>
-          <w:sz w:val="22"/>
-          <w:szCs w:val="22"/>
-          <w:rtl/>
-        </w:rPr>
-        <w:t xml:space="preserve">  (0.5)</w:t>
+        <w:t xml:space="preserve">  (0.75)</w:t>
       </w:r>
     </w:p>
     <w:p>
@@ -1685,18 +1310,8 @@
           <w:szCs w:val="22"/>
           <w:rtl/>
         </w:rPr>
-        <w:t xml:space="preserve">  (1)</w:t>
-      </w:r>
-    </w:p>
-    <w:p>
-      <w:pPr>
-        <w:pBdr>
-          <w:bottom w:val="dotted" w:sz="6" w:space="1" w:color="9E9E9E"/>
-          <w:between w:val="dotted" w:sz="6" w:space="1" w:color="9E9E9E"/>
-        </w:pBdr>
-        <w:bidi/>
-        <w:spacing w:before="300" w:after="0" w:line="276" w:lineRule="auto"/>
-      </w:pPr>
+        <w:t xml:space="preserve">  (1.5)</w:t>
+      </w:r>
     </w:p>
     <w:p>
       <w:pPr>
@@ -1840,173 +1455,8 @@
           <w:szCs w:val="22"/>
           <w:rtl/>
         </w:rPr>
-        <w:t xml:space="preserve">  (1)</w:t>
-      </w:r>
-    </w:p>
-    <w:p>
-      <w:pPr>
-        <w:pBdr>
-          <w:bottom w:val="dotted" w:sz="6" w:space="1" w:color="9E9E9E"/>
-          <w:between w:val="dotted" w:sz="6" w:space="1" w:color="9E9E9E"/>
-        </w:pBdr>
-        <w:bidi/>
-        <w:spacing w:before="300" w:after="0" w:line="276" w:lineRule="auto"/>
-      </w:pPr>
-    </w:p>
-    <w:p>
-      <w:pPr>
-        <w:pBdr>
-          <w:bottom w:val="dotted" w:sz="6" w:space="1" w:color="9E9E9E"/>
-          <w:between w:val="dotted" w:sz="6" w:space="1" w:color="9E9E9E"/>
-        </w:pBdr>
-        <w:bidi/>
-        <w:spacing w:before="300" w:after="0" w:line="276" w:lineRule="auto"/>
-      </w:pPr>
-    </w:p>
-    <w:p>
-      <w:pPr>
-        <w:keepNext/>
-        <w:bidi/>
-        <w:spacing w:before="160" w:after="40" w:line="276" w:lineRule="auto"/>
-      </w:pPr>
-      <w:r>
-        <w:rPr>
-          <w:rFonts w:ascii="Calibri" w:eastAsia="Calibri" w:hAnsi="Calibri" w:cs="Arial"/>
-          <w:b/>
-          <w:bCs/>
-          <w:color w:val="14532D"/>
-          <w:sz w:val="30"/>
-          <w:szCs w:val="30"/>
-          <w:rtl/>
-        </w:rPr>
-        <w:t xml:space="preserve">ج)  </w:t>
-      </w:r>
-      <m:oMath>
-        <m:r>
-          <w:rPr>
-            <w:rFonts w:ascii="Cambria Math" w:hAnsi="Cambria Math"/>
-            <w:sz w:val="30"/>
-            <w:szCs w:val="30"/>
-          </w:rPr>
-          <m:t xml:space="preserve">R</m:t>
-        </m:r>
-        <m:r>
-          <m:rPr>
-            <m:sty m:val="p"/>
-          </m:rPr>
-          <w:rPr>
-            <w:rFonts w:ascii="Cambria Math" w:hAnsi="Cambria Math"/>
-            <w:sz w:val="30"/>
-            <w:szCs w:val="30"/>
-          </w:rPr>
-          <m:t xml:space="preserve">(</m:t>
-        </m:r>
-        <m:r>
-          <w:rPr>
-            <w:rFonts w:ascii="Cambria Math" w:hAnsi="Cambria Math"/>
-            <w:sz w:val="30"/>
-            <w:szCs w:val="30"/>
-          </w:rPr>
-          <m:t xml:space="preserve">x</m:t>
-        </m:r>
-        <m:r>
-          <m:rPr>
-            <m:sty m:val="p"/>
-          </m:rPr>
-          <w:rPr>
-            <w:rFonts w:ascii="Cambria Math" w:hAnsi="Cambria Math"/>
-            <w:sz w:val="30"/>
-            <w:szCs w:val="30"/>
-          </w:rPr>
-          <m:t xml:space="preserve">) = </m:t>
-        </m:r>
-        <m:sSup>
-          <m:sSupPr>
-            <m:ctrlPr>
-              <w:rPr>
-                <w:rFonts w:ascii="Cambria Math" w:hAnsi="Cambria Math"/>
-                <w:sz w:val="30"/>
-                <w:szCs w:val="30"/>
-              </w:rPr>
-            </m:ctrlPr>
-          </m:sSupPr>
-          <m:e>
-            <m:r>
-              <w:rPr>
-                <w:rFonts w:ascii="Cambria Math" w:hAnsi="Cambria Math"/>
-                <w:sz w:val="30"/>
-                <w:szCs w:val="30"/>
-              </w:rPr>
-              <m:t xml:space="preserve">x</m:t>
-            </m:r>
-          </m:e>
-          <m:sup>
-            <m:r>
-              <m:rPr>
-                <m:sty m:val="p"/>
-              </m:rPr>
-              <w:rPr>
-                <w:rFonts w:ascii="Cambria Math" w:hAnsi="Cambria Math"/>
-                <w:sz w:val="30"/>
-                <w:szCs w:val="30"/>
-              </w:rPr>
-              <m:t xml:space="preserve">2</m:t>
-            </m:r>
-          </m:sup>
-        </m:sSup>
-        <m:r>
-          <m:rPr>
-            <m:sty m:val="p"/>
-          </m:rPr>
-          <w:rPr>
-            <w:rFonts w:ascii="Cambria Math" w:hAnsi="Cambria Math"/>
-            <w:sz w:val="30"/>
-            <w:szCs w:val="30"/>
-          </w:rPr>
-          <m:t xml:space="preserve"> + 4</m:t>
-        </m:r>
-        <m:r>
-          <w:rPr>
-            <w:rFonts w:ascii="Cambria Math" w:hAnsi="Cambria Math"/>
-            <w:sz w:val="30"/>
-            <w:szCs w:val="30"/>
-          </w:rPr>
-          <m:t xml:space="preserve">x</m:t>
-        </m:r>
-        <m:r>
-          <m:rPr>
-            <m:sty m:val="p"/>
-          </m:rPr>
-          <w:rPr>
-            <w:rFonts w:ascii="Cambria Math" w:hAnsi="Cambria Math"/>
-            <w:sz w:val="30"/>
-            <w:szCs w:val="30"/>
-          </w:rPr>
-          <m:t xml:space="preserve"> − 12</m:t>
-        </m:r>
-      </m:oMath>
-      <w:r>
-        <w:rPr>
-          <w:rFonts w:ascii="Calibri" w:eastAsia="Calibri" w:hAnsi="Calibri" w:cs="Arial"/>
-          <w:b/>
-          <w:bCs/>
-          <w:color w:val="B8860B"/>
-          <w:sz w:val="22"/>
-          <w:szCs w:val="22"/>
-          <w:rtl/>
-        </w:rPr>
-        <w:t xml:space="preserve">  (1)</w:t>
-      </w:r>
-    </w:p>
-    <w:p>
-      <w:pPr>
-        <w:pBdr>
-          <w:bottom w:val="dotted" w:sz="6" w:space="1" w:color="9E9E9E"/>
-          <w:between w:val="dotted" w:sz="6" w:space="1" w:color="9E9E9E"/>
-        </w:pBdr>
-        <w:bidi/>
-        <w:spacing w:before="300" w:after="0" w:line="276" w:lineRule="auto"/>
-      </w:pPr>
+        <w:t xml:space="preserve">  (1.5)</w:t>
+      </w:r>
     </w:p>
     <w:p>
       <w:pPr>
@@ -2247,7 +1697,7 @@
           <w:szCs w:val="22"/>
           <w:rtl/>
         </w:rPr>
-        <w:t xml:space="preserve">  (0.5)</w:t>
+        <w:t xml:space="preserve">  (0.75)</w:t>
       </w:r>
     </w:p>
     <w:p>
@@ -2316,7 +1766,7 @@
           <w:szCs w:val="22"/>
           <w:rtl/>
         </w:rPr>
-        <w:t xml:space="preserve">  (0.5)</w:t>
+        <w:t xml:space="preserve">  (0.75)</w:t>
       </w:r>
     </w:p>
     <w:p>
@@ -2380,7 +1830,7 @@
           <w:szCs w:val="22"/>
           <w:rtl/>
         </w:rPr>
-        <w:t xml:space="preserve">  (0.5)</w:t>
+        <w:t xml:space="preserve">  (0.75)</w:t>
       </w:r>
     </w:p>
     <w:p>
@@ -2399,153 +1849,6 @@
           <w:rtl/>
         </w:rPr>
         <w:t xml:space="preserve">د)  </w:t>
-      </w:r>
-      <m:oMath>
-        <m:bar>
-          <m:barPr>
-            <m:pos m:val="top"/>
-            <m:ctrlPr>
-              <w:rPr>
-                <w:rFonts w:ascii="Cambria Math" w:hAnsi="Cambria Math"/>
-                <w:sz w:val="30"/>
-                <w:szCs w:val="30"/>
-              </w:rPr>
-            </m:ctrlPr>
-          </m:barPr>
-          <m:e>
-            <m:r>
-              <w:rPr>
-                <w:rFonts w:ascii="Cambria Math" w:hAnsi="Cambria Math"/>
-                <w:sz w:val="30"/>
-                <w:szCs w:val="30"/>
-              </w:rPr>
-              <m:t xml:space="preserve">B</m:t>
-            </m:r>
-          </m:e>
-        </m:bar>
-      </m:oMath>
-      <w:r>
-        <w:rPr>
-          <w:rFonts w:ascii="Calibri" w:eastAsia="Calibri" w:hAnsi="Calibri" w:cs="Arial"/>
-          <w:color w:val="9E9E9E"/>
-          <w:sz w:val="30"/>
-          <w:szCs w:val="30"/>
-          <w:rtl/>
-        </w:rPr>
-        <w:t xml:space="preserve">  =  ................................................</w:t>
-      </w:r>
-      <w:r>
-        <w:rPr>
-          <w:rFonts w:ascii="Calibri" w:eastAsia="Calibri" w:hAnsi="Calibri" w:cs="Arial"/>
-          <w:b/>
-          <w:bCs/>
-          <w:color w:val="B8860B"/>
-          <w:sz w:val="22"/>
-          <w:szCs w:val="22"/>
-          <w:rtl/>
-        </w:rPr>
-        <w:t xml:space="preserve">  (0.5)</w:t>
-      </w:r>
-    </w:p>
-    <w:p>
-      <w:pPr>
-        <w:bidi/>
-        <w:spacing w:before="150" w:after="40" w:line="276" w:lineRule="auto"/>
-      </w:pPr>
-      <w:r>
-        <w:rPr>
-          <w:rFonts w:ascii="Calibri" w:eastAsia="Calibri" w:hAnsi="Calibri" w:cs="Arial"/>
-          <w:b/>
-          <w:bCs/>
-          <w:color w:val="14532D"/>
-          <w:sz w:val="30"/>
-          <w:szCs w:val="30"/>
-          <w:rtl/>
-        </w:rPr>
-        <w:t xml:space="preserve">هـ)  </w:t>
-      </w:r>
-      <m:oMath>
-        <m:bar>
-          <m:barPr>
-            <m:pos m:val="top"/>
-            <m:ctrlPr>
-              <w:rPr>
-                <w:rFonts w:ascii="Cambria Math" w:hAnsi="Cambria Math"/>
-                <w:sz w:val="30"/>
-                <w:szCs w:val="30"/>
-              </w:rPr>
-            </m:ctrlPr>
-          </m:barPr>
-          <m:e>
-            <m:r>
-              <w:rPr>
-                <w:rFonts w:ascii="Cambria Math" w:hAnsi="Cambria Math"/>
-                <w:sz w:val="30"/>
-                <w:szCs w:val="30"/>
-              </w:rPr>
-              <m:t xml:space="preserve">A</m:t>
-            </m:r>
-            <m:r>
-              <m:rPr>
-                <m:sty m:val="p"/>
-              </m:rPr>
-              <w:rPr>
-                <w:rFonts w:ascii="Cambria Math" w:hAnsi="Cambria Math"/>
-                <w:sz w:val="30"/>
-                <w:szCs w:val="30"/>
-              </w:rPr>
-              <m:t xml:space="preserve"> ∪ </m:t>
-            </m:r>
-            <m:r>
-              <w:rPr>
-                <w:rFonts w:ascii="Cambria Math" w:hAnsi="Cambria Math"/>
-                <w:sz w:val="30"/>
-                <w:szCs w:val="30"/>
-              </w:rPr>
-              <m:t xml:space="preserve">B</m:t>
-            </m:r>
-          </m:e>
-        </m:bar>
-      </m:oMath>
-      <w:r>
-        <w:rPr>
-          <w:rFonts w:ascii="Calibri" w:eastAsia="Calibri" w:hAnsi="Calibri" w:cs="Arial"/>
-          <w:color w:val="9E9E9E"/>
-          <w:sz w:val="30"/>
-          <w:szCs w:val="30"/>
-          <w:rtl/>
-        </w:rPr>
-        <w:t xml:space="preserve">  =  ................................................</w:t>
-      </w:r>
-      <w:r>
-        <w:rPr>
-          <w:rFonts w:ascii="Calibri" w:eastAsia="Calibri" w:hAnsi="Calibri" w:cs="Arial"/>
-          <w:b/>
-          <w:bCs/>
-          <w:color w:val="B8860B"/>
-          <w:sz w:val="22"/>
-          <w:szCs w:val="22"/>
-          <w:rtl/>
-        </w:rPr>
-        <w:t xml:space="preserve">  (0.5)</w:t>
-      </w:r>
-    </w:p>
-    <w:p>
-      <w:pPr>
-        <w:bidi/>
-        <w:spacing w:before="150" w:after="40" w:line="276" w:lineRule="auto"/>
-      </w:pPr>
-      <w:r>
-        <w:rPr>
-          <w:rFonts w:ascii="Calibri" w:eastAsia="Calibri" w:hAnsi="Calibri" w:cs="Arial"/>
-          <w:b/>
-          <w:bCs/>
-          <w:color w:val="14532D"/>
-          <w:sz w:val="30"/>
-          <w:szCs w:val="30"/>
-          <w:rtl/>
-        </w:rPr>
-        <w:t xml:space="preserve">و)  </w:t>
       </w:r>
       <m:oMath>
         <m:bar>
@@ -2624,36 +1927,8 @@
           <w:szCs w:val="22"/>
           <w:rtl/>
         </w:rPr>
-        <w:t xml:space="preserve">  (0.5)</w:t>
-      </w:r>
-    </w:p>
-    <w:p>
-      <w:pPr>
-        <w:bidi/>
-        <w:spacing w:before="120" w:after="0" w:line="276" w:lineRule="auto"/>
-      </w:pPr>
-      <w:r>
-        <w:rPr>
-          <w:rFonts w:ascii="Calibri" w:eastAsia="Calibri" w:hAnsi="Calibri" w:cs="Arial"/>
-          <w:i/>
-          <w:iCs/>
-          <w:color w:val="1A1A1A"/>
-          <w:sz w:val="30"/>
-          <w:szCs w:val="30"/>
-          <w:rtl/>
-        </w:rPr>
-        <w:t xml:space="preserve">ماذا تلاحظ عند مقارنة نتيجتي هـ) و و)؟</w:t>
-      </w:r>
-    </w:p>
-    <w:p>
-      <w:pPr>
-        <w:pBdr>
-          <w:bottom w:val="dotted" w:sz="6" w:space="1" w:color="9E9E9E"/>
-          <w:between w:val="dotted" w:sz="6" w:space="1" w:color="9E9E9E"/>
-        </w:pBdr>
-        <w:bidi/>
-        <w:spacing w:before="300" w:after="0" w:line="276" w:lineRule="auto"/>
-      </w:pPr>
+        <w:t xml:space="preserve">  (0.75)</w:t>
+      </w:r>
     </w:p>
     <w:p>
       <w:pPr>
@@ -3607,7 +2882,7 @@
           <w:szCs w:val="22"/>
           <w:rtl/>
         </w:rPr>
-        <w:t xml:space="preserve">  (0.5 لكل بند)</w:t>
+        <w:t xml:space="preserve">  (0.75 لكل بند)</w:t>
       </w:r>
     </w:p>
     <w:p>
@@ -3920,147 +3195,6 @@
                 <w:szCs w:val="28"/>
               </w:rPr>
               <w:t xml:space="preserve">1</w:t>
-            </w:r>
-          </w:p>
-        </w:tc>
-      </w:tr>
-      <w:tr>
-        <w:trPr>
-          <w:cantSplit/>
-          <w:trHeight w:val="560"/>
-        </w:trPr>
-        <w:tc>
-          <w:tcPr>
-            <w:tcW w:w="2430" w:type="dxa"/>
-            <w:vAlign w:val="center"/>
-          </w:tcPr>
-          <w:p>
-            <w:pPr>
-              <w:bidi w:val="0"/>
-              <w:spacing w:before="0" w:after="0" w:line="276" w:lineRule="auto"/>
-              <w:jc w:val="center"/>
-            </w:pPr>
-            <w:r>
-              <w:rPr>
-                <w:rFonts w:ascii="Cambria Math" w:hAnsi="Cambria Math" w:cs="Cambria Math"/>
-                <w:color w:val="1A1A1A"/>
-                <w:sz w:val="26"/>
-                <w:szCs w:val="26"/>
-              </w:rPr>
-              <w:t xml:space="preserve">]−∞ ; 3]</w:t>
-            </w:r>
-          </w:p>
-        </w:tc>
-        <w:tc>
-          <w:tcPr>
-            <w:tcW w:w="2430" w:type="dxa"/>
-            <w:vAlign w:val="center"/>
-          </w:tcPr>
-          <w:p>
-            <w:pPr>
-              <w:bidi w:val="0"/>
-              <w:spacing w:before="0" w:after="0" w:line="276" w:lineRule="auto"/>
-              <w:jc w:val="center"/>
-            </w:pPr>
-            <w:r>
-              <w:rPr>
-                <w:rFonts w:ascii="Cambria Math" w:hAnsi="Cambria Math" w:cs="Cambria Math"/>
-                <w:color w:val="1A1A1A"/>
-                <w:sz w:val="26"/>
-                <w:szCs w:val="26"/>
-              </w:rPr>
-              <w:t xml:space="preserve">]−∞ ; −3]</w:t>
-            </w:r>
-          </w:p>
-        </w:tc>
-        <w:tc>
-          <w:tcPr>
-            <w:tcW w:w="2430" w:type="dxa"/>
-            <w:vAlign w:val="center"/>
-          </w:tcPr>
-          <w:p>
-            <w:pPr>
-              <w:bidi w:val="0"/>
-              <w:spacing w:before="0" w:after="0" w:line="276" w:lineRule="auto"/>
-              <w:jc w:val="center"/>
-            </w:pPr>
-            <w:r>
-              <w:rPr>
-                <w:rFonts w:ascii="Cambria Math" w:hAnsi="Cambria Math" w:cs="Cambria Math"/>
-                <w:color w:val="1A1A1A"/>
-                <w:sz w:val="26"/>
-                <w:szCs w:val="26"/>
-              </w:rPr>
-              <w:t xml:space="preserve">[−3 ; +∞[</w:t>
-            </w:r>
-          </w:p>
-        </w:tc>
-        <w:tc>
-          <w:tcPr>
-            <w:tcW w:w="2040" w:type="dxa"/>
-            <w:vAlign w:val="center"/>
-          </w:tcPr>
-          <w:p>
-            <w:pPr>
-              <w:bidi w:val="0"/>
-              <w:spacing w:before="0" w:after="0" w:line="276" w:lineRule="auto"/>
-              <w:jc w:val="center"/>
-            </w:pPr>
-            <m:oMath>
-              <m:r>
-                <m:rPr>
-                  <m:sty m:val="p"/>
-                </m:rPr>
-                <w:rPr>
-                  <w:rFonts w:ascii="Cambria Math" w:hAnsi="Cambria Math"/>
-                  <w:sz w:val="30"/>
-                  <w:szCs w:val="30"/>
-                </w:rPr>
-                <m:t xml:space="preserve">−2</m:t>
-              </m:r>
-              <m:r>
-                <w:rPr>
-                  <w:rFonts w:ascii="Cambria Math" w:hAnsi="Cambria Math"/>
-                  <w:sz w:val="30"/>
-                  <w:szCs w:val="30"/>
-                </w:rPr>
-                <m:t xml:space="preserve">x</m:t>
-              </m:r>
-              <m:r>
-                <m:rPr>
-                  <m:sty m:val="p"/>
-                </m:rPr>
-                <w:rPr>
-                  <w:rFonts w:ascii="Cambria Math" w:hAnsi="Cambria Math"/>
-                  <w:sz w:val="30"/>
-                  <w:szCs w:val="30"/>
-                </w:rPr>
-                <m:t xml:space="preserve"> ≥ 6</m:t>
-              </m:r>
-            </m:oMath>
-          </w:p>
-        </w:tc>
-        <w:tc>
-          <w:tcPr>
-            <w:tcW w:w="1100" w:type="dxa"/>
-            <w:shd w:val="clear" w:color="auto" w:fill="EEF6F1"/>
-            <w:vAlign w:val="center"/>
-          </w:tcPr>
-          <w:p>
-            <w:pPr>
-              <w:bidi/>
-              <w:spacing w:before="0" w:after="0" w:line="276" w:lineRule="auto"/>
-              <w:jc w:val="center"/>
-            </w:pPr>
-            <w:r>
-              <w:rPr>
-                <w:rFonts w:ascii="Cambria Math" w:hAnsi="Cambria Math" w:cs="Cambria Math"/>
-                <w:b/>
-                <w:color w:val="14532D"/>
-                <w:sz w:val="28"/>
-                <w:szCs w:val="28"/>
-              </w:rPr>
-              <w:t xml:space="preserve">2</w:t>
             </w:r>
           </w:p>
         </w:tc>
@@ -4220,7 +3354,7 @@
                 <w:sz w:val="28"/>
                 <w:szCs w:val="28"/>
               </w:rPr>
-              <w:t xml:space="preserve">3</w:t>
+              <w:t xml:space="preserve">2</w:t>
             </w:r>
           </w:p>
         </w:tc>
@@ -4376,7 +3510,7 @@
                 <w:sz w:val="28"/>
                 <w:szCs w:val="28"/>
               </w:rPr>
-              <w:t xml:space="preserve">4</w:t>
+              <w:t xml:space="preserve">3</w:t>
             </w:r>
           </w:p>
         </w:tc>
@@ -4532,167 +3666,7 @@
                 <w:sz w:val="28"/>
                 <w:szCs w:val="28"/>
               </w:rPr>
-              <w:t xml:space="preserve">5</w:t>
-            </w:r>
-          </w:p>
-        </w:tc>
-      </w:tr>
-      <w:tr>
-        <w:trPr>
-          <w:cantSplit/>
-          <w:trHeight w:val="560"/>
-        </w:trPr>
-        <w:tc>
-          <w:tcPr>
-            <w:tcW w:w="2430" w:type="dxa"/>
-            <w:vAlign w:val="center"/>
-          </w:tcPr>
-          <w:p>
-            <w:pPr>
-              <w:bidi w:val="0"/>
-              <w:spacing w:before="0" w:after="0" w:line="276" w:lineRule="auto"/>
-              <w:jc w:val="center"/>
-            </w:pPr>
-            <w:r>
-              <w:rPr>
-                <w:rFonts w:ascii="Cambria Math" w:hAnsi="Cambria Math" w:cs="Cambria Math"/>
-                <w:color w:val="1A1A1A"/>
-                <w:sz w:val="26"/>
-                <w:szCs w:val="26"/>
-              </w:rPr>
-              <w:t xml:space="preserve">]−∞ ; −5] ∪ [1 ; +∞[</w:t>
-            </w:r>
-          </w:p>
-        </w:tc>
-        <w:tc>
-          <w:tcPr>
-            <w:tcW w:w="2430" w:type="dxa"/>
-            <w:vAlign w:val="center"/>
-          </w:tcPr>
-          <w:p>
-            <w:pPr>
-              <w:bidi w:val="0"/>
-              <w:spacing w:before="0" w:after="0" w:line="276" w:lineRule="auto"/>
-              <w:jc w:val="center"/>
-            </w:pPr>
-            <w:r>
-              <w:rPr>
-                <w:rFonts w:ascii="Cambria Math" w:hAnsi="Cambria Math" w:cs="Cambria Math"/>
-                <w:color w:val="1A1A1A"/>
-                <w:sz w:val="26"/>
-                <w:szCs w:val="26"/>
-              </w:rPr>
-              <w:t xml:space="preserve">[−1 ; 5]</w:t>
-            </w:r>
-          </w:p>
-        </w:tc>
-        <w:tc>
-          <w:tcPr>
-            <w:tcW w:w="2430" w:type="dxa"/>
-            <w:vAlign w:val="center"/>
-          </w:tcPr>
-          <w:p>
-            <w:pPr>
-              <w:bidi w:val="0"/>
-              <w:spacing w:before="0" w:after="0" w:line="276" w:lineRule="auto"/>
-              <w:jc w:val="center"/>
-            </w:pPr>
-            <w:r>
-              <w:rPr>
-                <w:rFonts w:ascii="Cambria Math" w:hAnsi="Cambria Math" w:cs="Cambria Math"/>
-                <w:color w:val="1A1A1A"/>
-                <w:sz w:val="26"/>
-                <w:szCs w:val="26"/>
-              </w:rPr>
-              <w:t xml:space="preserve">[−5 ; 1]</w:t>
-            </w:r>
-          </w:p>
-        </w:tc>
-        <w:tc>
-          <w:tcPr>
-            <w:tcW w:w="2040" w:type="dxa"/>
-            <w:vAlign w:val="center"/>
-          </w:tcPr>
-          <w:p>
-            <w:pPr>
-              <w:bidi w:val="0"/>
-              <w:spacing w:before="0" w:after="0" w:line="276" w:lineRule="auto"/>
-              <w:jc w:val="center"/>
-            </w:pPr>
-            <m:oMath>
-              <m:r>
-                <m:rPr>
-                  <m:sty m:val="p"/>
-                </m:rPr>
-                <w:rPr>
-                  <w:rFonts w:ascii="Cambria Math" w:hAnsi="Cambria Math"/>
-                  <w:sz w:val="30"/>
-                  <w:szCs w:val="30"/>
-                </w:rPr>
-                <m:t xml:space="preserve">(</m:t>
-              </m:r>
-              <m:r>
-                <w:rPr>
-                  <w:rFonts w:ascii="Cambria Math" w:hAnsi="Cambria Math"/>
-                  <w:sz w:val="30"/>
-                  <w:szCs w:val="30"/>
-                </w:rPr>
-                <m:t xml:space="preserve">x</m:t>
-              </m:r>
-              <m:r>
-                <m:rPr>
-                  <m:sty m:val="p"/>
-                </m:rPr>
-                <w:rPr>
-                  <w:rFonts w:ascii="Cambria Math" w:hAnsi="Cambria Math"/>
-                  <w:sz w:val="30"/>
-                  <w:szCs w:val="30"/>
-                </w:rPr>
-                <m:t xml:space="preserve"> − 1)(</m:t>
-              </m:r>
-              <m:r>
-                <w:rPr>
-                  <w:rFonts w:ascii="Cambria Math" w:hAnsi="Cambria Math"/>
-                  <w:sz w:val="30"/>
-                  <w:szCs w:val="30"/>
-                </w:rPr>
-                <m:t xml:space="preserve">x</m:t>
-              </m:r>
-              <m:r>
-                <m:rPr>
-                  <m:sty m:val="p"/>
-                </m:rPr>
-                <w:rPr>
-                  <w:rFonts w:ascii="Cambria Math" w:hAnsi="Cambria Math"/>
-                  <w:sz w:val="30"/>
-                  <w:szCs w:val="30"/>
-                </w:rPr>
-                <m:t xml:space="preserve"> + 5) ≤ 0</m:t>
-              </m:r>
-            </m:oMath>
-          </w:p>
-        </w:tc>
-        <w:tc>
-          <w:tcPr>
-            <w:tcW w:w="1100" w:type="dxa"/>
-            <w:shd w:val="clear" w:color="auto" w:fill="EEF6F1"/>
-            <w:vAlign w:val="center"/>
-          </w:tcPr>
-          <w:p>
-            <w:pPr>
-              <w:bidi/>
-              <w:spacing w:before="0" w:after="0" w:line="276" w:lineRule="auto"/>
-              <w:jc w:val="center"/>
-            </w:pPr>
-            <w:r>
-              <w:rPr>
-                <w:rFonts w:ascii="Cambria Math" w:hAnsi="Cambria Math" w:cs="Cambria Math"/>
-                <w:b/>
-                <w:color w:val="14532D"/>
-                <w:sz w:val="28"/>
-                <w:szCs w:val="28"/>
-              </w:rPr>
-              <w:t xml:space="preserve">6</w:t>
+              <w:t xml:space="preserve">4</w:t>
             </w:r>
           </w:p>
         </w:tc>
@@ -4740,7 +3714,7 @@
       <w:pPr>
         <w:keepNext/>
         <w:bidi/>
-        <w:spacing w:before="0" w:after="40" w:line="276" w:lineRule="auto"/>
+        <w:spacing w:before="0" w:after="60" w:line="276" w:lineRule="auto"/>
       </w:pPr>
       <w:r>
         <w:rPr>
@@ -4750,131 +3724,7 @@
           <w:szCs w:val="30"/>
           <w:rtl/>
         </w:rPr>
-        <w:t xml:space="preserve">في مكتبة، ثمن قلمين ودفتر واحد </w:t>
-      </w:r>
-      <w:r>
-        <w:rPr>
-          <w:rFonts w:ascii="Cambria Math" w:hAnsi="Cambria Math" w:cs="Cambria Math"/>
-          <w:color w:val="1A1A1A"/>
-          <w:sz w:val="30"/>
-          <w:szCs w:val="30"/>
-        </w:rPr>
-        <w:t xml:space="preserve">7 $</w:t>
-      </w:r>
-      <w:r>
-        <w:rPr>
-          <w:rFonts w:ascii="Calibri" w:eastAsia="Calibri" w:hAnsi="Calibri" w:cs="Arial"/>
-          <w:color w:val="1A1A1A"/>
-          <w:sz w:val="30"/>
-          <w:szCs w:val="30"/>
-          <w:rtl/>
-        </w:rPr>
-        <w:t xml:space="preserve">، وثمن القلم يزيد </w:t>
-      </w:r>
-      <w:r>
-        <w:rPr>
-          <w:rFonts w:ascii="Cambria Math" w:hAnsi="Cambria Math" w:cs="Cambria Math"/>
-          <w:color w:val="1A1A1A"/>
-          <w:sz w:val="30"/>
-          <w:szCs w:val="30"/>
-        </w:rPr>
-        <w:t xml:space="preserve">2 $</w:t>
-      </w:r>
-      <w:r>
-        <w:rPr>
-          <w:rFonts w:ascii="Calibri" w:eastAsia="Calibri" w:hAnsi="Calibri" w:cs="Arial"/>
-          <w:color w:val="1A1A1A"/>
-          <w:sz w:val="30"/>
-          <w:szCs w:val="30"/>
-          <w:rtl/>
-        </w:rPr>
-        <w:t xml:space="preserve"> عن ثمن الدفتر.</w:t>
-      </w:r>
-    </w:p>
-    <w:p>
-      <w:pPr>
-        <w:keepNext/>
-        <w:bidi/>
-        <w:spacing w:before="0" w:after="60" w:line="276" w:lineRule="auto"/>
-      </w:pPr>
-      <w:r>
-        <w:rPr>
-          <w:rFonts w:ascii="Calibri" w:eastAsia="Calibri" w:hAnsi="Calibri" w:cs="Arial"/>
-          <w:color w:val="1A1A1A"/>
-          <w:sz w:val="30"/>
-          <w:szCs w:val="30"/>
-          <w:rtl/>
-        </w:rPr>
-        <w:t xml:space="preserve">ليكن </w:t>
-      </w:r>
-      <m:oMath>
-        <m:r>
-          <w:rPr>
-            <w:rFonts w:ascii="Cambria Math" w:hAnsi="Cambria Math"/>
-            <w:sz w:val="30"/>
-            <w:szCs w:val="30"/>
-          </w:rPr>
-          <m:t xml:space="preserve">x</m:t>
-        </m:r>
-      </m:oMath>
-      <w:r>
-        <w:rPr>
-          <w:rFonts w:ascii="Calibri" w:eastAsia="Calibri" w:hAnsi="Calibri" w:cs="Arial"/>
-          <w:color w:val="1A1A1A"/>
-          <w:sz w:val="30"/>
-          <w:szCs w:val="30"/>
-          <w:rtl/>
-        </w:rPr>
-        <w:t xml:space="preserve"> ثمن القلم الواحد و </w:t>
-      </w:r>
-      <m:oMath>
-        <m:r>
-          <w:rPr>
-            <w:rFonts w:ascii="Cambria Math" w:hAnsi="Cambria Math"/>
-            <w:sz w:val="30"/>
-            <w:szCs w:val="30"/>
-          </w:rPr>
-          <m:t xml:space="preserve">y</m:t>
-        </m:r>
-      </m:oMath>
-      <w:r>
-        <w:rPr>
-          <w:rFonts w:ascii="Calibri" w:eastAsia="Calibri" w:hAnsi="Calibri" w:cs="Arial"/>
-          <w:color w:val="1A1A1A"/>
-          <w:sz w:val="30"/>
-          <w:szCs w:val="30"/>
-          <w:rtl/>
-        </w:rPr>
-        <w:t xml:space="preserve"> ثمن الدفتر الواحد.</w:t>
-      </w:r>
-    </w:p>
-    <w:p>
-      <w:pPr>
-        <w:keepNext/>
-        <w:bidi/>
-        <w:spacing w:before="120" w:after="40" w:line="276" w:lineRule="auto"/>
-      </w:pPr>
-      <w:r>
-        <w:rPr>
-          <w:rFonts w:ascii="Calibri" w:eastAsia="Calibri" w:hAnsi="Calibri" w:cs="Arial"/>
-          <w:b/>
-          <w:bCs/>
-          <w:color w:val="14532D"/>
-          <w:sz w:val="30"/>
-          <w:szCs w:val="30"/>
-          <w:rtl/>
-        </w:rPr>
-        <w:t xml:space="preserve">أ)  </w:t>
-      </w:r>
-      <w:r>
-        <w:rPr>
-          <w:rFonts w:ascii="Calibri" w:eastAsia="Calibri" w:hAnsi="Calibri" w:cs="Arial"/>
-          <w:color w:val="1A1A1A"/>
-          <w:sz w:val="30"/>
-          <w:szCs w:val="30"/>
-          <w:rtl/>
-        </w:rPr>
-        <w:t xml:space="preserve">بيّن أن المسألة تؤدي إلى النظام:  </w:t>
+        <w:t xml:space="preserve">نعتبر النظام التالي:   </w:t>
       </w:r>
       <m:oMath>
         <m:d>
@@ -4986,6 +3836,35 @@
           </m:e>
         </m:d>
       </m:oMath>
+    </w:p>
+    <w:p>
+      <w:pPr>
+        <w:keepNext/>
+        <w:bidi/>
+        <w:spacing w:before="160" w:after="40" w:line="276" w:lineRule="auto"/>
+      </w:pPr>
+      <w:r>
+        <w:rPr>
+          <w:rFonts w:ascii="Calibri" w:eastAsia="Calibri" w:hAnsi="Calibri" w:cs="Arial"/>
+          <w:b/>
+          <w:bCs/>
+          <w:color w:val="14532D"/>
+          <w:sz w:val="30"/>
+          <w:szCs w:val="30"/>
+          <w:rtl/>
+        </w:rPr>
+        <w:t xml:space="preserve">أ)  </w:t>
+      </w:r>
+      <w:r>
+        <w:rPr>
+          <w:rFonts w:ascii="Calibri" w:eastAsia="Calibri" w:hAnsi="Calibri" w:cs="Arial"/>
+          <w:color w:val="1A1A1A"/>
+          <w:sz w:val="30"/>
+          <w:szCs w:val="30"/>
+          <w:rtl/>
+        </w:rPr>
+        <w:t xml:space="preserve">حلّ هذا النظام (بطريقة التعويض أو بطريقة الحذف).</w:t>
+      </w:r>
       <w:r>
         <w:rPr>
           <w:rFonts w:ascii="Calibri" w:eastAsia="Calibri" w:hAnsi="Calibri" w:cs="Arial"/>
@@ -4996,7 +3875,7 @@
           <w:szCs w:val="22"/>
           <w:rtl/>
         </w:rPr>
-        <w:t xml:space="preserve">  (0.5)</w:t>
+        <w:t xml:space="preserve">  (2.5)</w:t>
       </w:r>
     </w:p>
     <w:p>
@@ -5011,47 +3890,6 @@
     </w:p>
     <w:p>
       <w:pPr>
-        <w:keepNext/>
-        <w:bidi/>
-        <w:spacing w:before="200" w:after="40" w:line="276" w:lineRule="auto"/>
-      </w:pPr>
-      <w:r>
-        <w:rPr>
-          <w:rFonts w:ascii="Calibri" w:eastAsia="Calibri" w:hAnsi="Calibri" w:cs="Arial"/>
-          <w:b/>
-          <w:bCs/>
-          <w:color w:val="14532D"/>
-          <w:sz w:val="30"/>
-          <w:szCs w:val="30"/>
-          <w:rtl/>
-        </w:rPr>
-        <w:t xml:space="preserve">ب)  </w:t>
-      </w:r>
-      <w:r>
-        <w:rPr>
-          <w:rFonts w:ascii="Calibri" w:eastAsia="Calibri" w:hAnsi="Calibri" w:cs="Arial"/>
-          <w:color w:val="1A1A1A"/>
-          <w:sz w:val="30"/>
-          <w:szCs w:val="30"/>
-          <w:rtl/>
-        </w:rPr>
-        <w:t xml:space="preserve">حلّ هذا النظام (بطريقة التعويض أو بطريقة الحذف).</w:t>
-      </w:r>
-      <w:r>
-        <w:rPr>
-          <w:rFonts w:ascii="Calibri" w:eastAsia="Calibri" w:hAnsi="Calibri" w:cs="Arial"/>
-          <w:b/>
-          <w:bCs/>
-          <w:color w:val="B8860B"/>
-          <w:sz w:val="22"/>
-          <w:szCs w:val="22"/>
-          <w:rtl/>
-        </w:rPr>
-        <w:t xml:space="preserve">  (2)</w:t>
-      </w:r>
-    </w:p>
-    <w:p>
-      <w:pPr>
         <w:pBdr>
           <w:bottom w:val="dotted" w:sz="6" w:space="1" w:color="9E9E9E"/>
           <w:between w:val="dotted" w:sz="6" w:space="1" w:color="9E9E9E"/>
@@ -5062,29 +3900,9 @@
     </w:p>
     <w:p>
       <w:pPr>
-        <w:pBdr>
-          <w:bottom w:val="dotted" w:sz="6" w:space="1" w:color="9E9E9E"/>
-          <w:between w:val="dotted" w:sz="6" w:space="1" w:color="9E9E9E"/>
-        </w:pBdr>
-        <w:bidi/>
-        <w:spacing w:before="300" w:after="0" w:line="276" w:lineRule="auto"/>
-      </w:pPr>
-    </w:p>
-    <w:p>
-      <w:pPr>
-        <w:pBdr>
-          <w:bottom w:val="dotted" w:sz="6" w:space="1" w:color="9E9E9E"/>
-          <w:between w:val="dotted" w:sz="6" w:space="1" w:color="9E9E9E"/>
-        </w:pBdr>
-        <w:bidi/>
-        <w:spacing w:before="300" w:after="0" w:line="276" w:lineRule="auto"/>
-      </w:pPr>
-    </w:p>
-    <w:p>
-      <w:pPr>
         <w:keepNext/>
         <w:bidi/>
-        <w:spacing w:before="200" w:after="40" w:line="276" w:lineRule="auto"/>
+        <w:spacing w:before="160" w:after="40" w:line="276" w:lineRule="auto"/>
       </w:pPr>
       <w:r>
         <w:rPr>
@@ -5096,7 +3914,7 @@
           <w:szCs w:val="30"/>
           <w:rtl/>
         </w:rPr>
-        <w:t xml:space="preserve">ج)  </w:t>
+        <w:t xml:space="preserve">ب)  </w:t>
       </w:r>
       <w:r>
         <w:rPr>
@@ -5106,7 +3924,7 @@
           <w:szCs w:val="30"/>
           <w:rtl/>
         </w:rPr>
-        <w:t xml:space="preserve">استنتج ثمن القلم الواحد وثمن الدفتر الواحد.</w:t>
+        <w:t xml:space="preserve">تحقّق من صحة الحل.</w:t>
       </w:r>
       <w:r>
         <w:rPr>

--- a/exams/BT2-امتحان-رياضيات.docx
+++ b/exams/BT2-امتحان-رياضيات.docx
@@ -310,7 +310,7 @@
         </w:pBdr>
         <w:shd w:val="clear" w:color="auto" w:fill="14532D"/>
         <w:bidi/>
-        <w:spacing w:before="240" w:after="120" w:line="276" w:lineRule="auto"/>
+        <w:spacing w:before="180" w:after="100" w:line="276" w:lineRule="auto"/>
         <w:ind w:left="120" w:right="120"/>
       </w:pPr>
       <w:r>
@@ -357,9 +357,8 @@
     </w:p>
     <w:p>
       <w:pPr>
-        <w:keepNext/>
         <w:bidi/>
-        <w:spacing w:before="160" w:after="40" w:line="276" w:lineRule="auto"/>
+        <w:spacing w:before="120" w:after="40" w:line="276" w:lineRule="auto"/>
       </w:pPr>
       <w:r>
         <w:rPr>
@@ -458,23 +457,16 @@
         </w:rPr>
         <w:t xml:space="preserve">  (1)</w:t>
       </w:r>
-    </w:p>
-    <w:p>
-      <w:pPr>
-        <w:pBdr>
-          <w:bottom w:val="dotted" w:sz="6" w:space="1" w:color="9E9E9E"/>
-          <w:between w:val="dotted" w:sz="6" w:space="1" w:color="9E9E9E"/>
-        </w:pBdr>
-        <w:bidi/>
-        <w:spacing w:before="300" w:after="0" w:line="276" w:lineRule="auto"/>
-      </w:pPr>
-    </w:p>
-    <w:p>
-      <w:pPr>
-        <w:keepNext/>
-        <w:bidi/>
-        <w:spacing w:before="160" w:after="40" w:line="276" w:lineRule="auto"/>
-      </w:pPr>
+      <w:r>
+        <w:rPr>
+          <w:rFonts w:ascii="Calibri" w:eastAsia="Calibri" w:hAnsi="Calibri" w:cs="Arial"/>
+          <w:color w:val="1A1A1A"/>
+          <w:sz w:val="30"/>
+          <w:szCs w:val="30"/>
+          <w:rtl/>
+        </w:rPr>
+        <w:t xml:space="preserve">              </w:t>
+      </w:r>
       <w:r>
         <w:rPr>
           <w:rFonts w:ascii="Calibri" w:eastAsia="Calibri" w:hAnsi="Calibri" w:cs="Arial"/>
@@ -617,7 +609,17 @@
           <w:between w:val="dotted" w:sz="6" w:space="1" w:color="9E9E9E"/>
         </w:pBdr>
         <w:bidi/>
-        <w:spacing w:before="300" w:after="0" w:line="276" w:lineRule="auto"/>
+        <w:spacing w:before="250" w:after="0" w:line="276" w:lineRule="auto"/>
+      </w:pPr>
+    </w:p>
+    <w:p>
+      <w:pPr>
+        <w:pBdr>
+          <w:bottom w:val="dotted" w:sz="6" w:space="1" w:color="9E9E9E"/>
+          <w:between w:val="dotted" w:sz="6" w:space="1" w:color="9E9E9E"/>
+        </w:pBdr>
+        <w:bidi/>
+        <w:spacing w:before="250" w:after="0" w:line="276" w:lineRule="auto"/>
       </w:pPr>
     </w:p>
     <w:p>
@@ -630,7 +632,7 @@
         </w:pBdr>
         <w:shd w:val="clear" w:color="auto" w:fill="14532D"/>
         <w:bidi/>
-        <w:spacing w:before="240" w:after="120" w:line="276" w:lineRule="auto"/>
+        <w:spacing w:before="180" w:after="100" w:line="276" w:lineRule="auto"/>
         <w:ind w:left="120" w:right="120"/>
       </w:pPr>
       <w:r>
@@ -772,11 +774,30 @@
           <w:szCs w:val="22"/>
           <w:rtl/>
         </w:rPr>
-        <w:t xml:space="preserve">  (0.75)</w:t>
+        <w:t xml:space="preserve">  (1)</w:t>
       </w:r>
     </w:p>
     <w:p>
       <w:pPr>
+        <w:keepNext/>
+        <w:bidi/>
+        <w:spacing w:before="120" w:after="40" w:line="276" w:lineRule="auto"/>
+      </w:pPr>
+      <w:r>
+        <w:rPr>
+          <w:rFonts w:ascii="Calibri" w:eastAsia="Calibri" w:hAnsi="Calibri" w:cs="Arial"/>
+          <w:b/>
+          <w:bCs/>
+          <w:color w:val="14532D"/>
+          <w:sz w:val="30"/>
+          <w:szCs w:val="30"/>
+          <w:rtl/>
+        </w:rPr>
+        <w:t xml:space="preserve">ب) حلّل إلى جداء عوامل:</w:t>
+      </w:r>
+    </w:p>
+    <w:p>
+      <w:pPr>
         <w:bidi/>
         <w:spacing w:before="140" w:after="40" w:line="276" w:lineRule="auto"/>
       </w:pPr>
@@ -790,117 +811,7 @@
           <w:szCs w:val="30"/>
           <w:rtl/>
         </w:rPr>
-        <w:t xml:space="preserve">•  </w:t>
-      </w:r>
-      <m:oMath>
-        <m:r>
-          <m:rPr>
-            <m:sty m:val="p"/>
-          </m:rPr>
-          <w:rPr>
-            <w:rFonts w:ascii="Cambria Math" w:hAnsi="Cambria Math"/>
-            <w:sz w:val="30"/>
-            <w:szCs w:val="30"/>
-          </w:rPr>
-          <m:t xml:space="preserve">(</m:t>
-        </m:r>
-        <m:r>
-          <w:rPr>
-            <w:rFonts w:ascii="Cambria Math" w:hAnsi="Cambria Math"/>
-            <w:sz w:val="30"/>
-            <w:szCs w:val="30"/>
-          </w:rPr>
-          <m:t xml:space="preserve">x</m:t>
-        </m:r>
-        <m:r>
-          <m:rPr>
-            <m:sty m:val="p"/>
-          </m:rPr>
-          <w:rPr>
-            <w:rFonts w:ascii="Cambria Math" w:hAnsi="Cambria Math"/>
-            <w:sz w:val="30"/>
-            <w:szCs w:val="30"/>
-          </w:rPr>
-          <m:t xml:space="preserve"> + 4)(</m:t>
-        </m:r>
-        <m:r>
-          <w:rPr>
-            <w:rFonts w:ascii="Cambria Math" w:hAnsi="Cambria Math"/>
-            <w:sz w:val="30"/>
-            <w:szCs w:val="30"/>
-          </w:rPr>
-          <m:t xml:space="preserve">x</m:t>
-        </m:r>
-        <m:r>
-          <m:rPr>
-            <m:sty m:val="p"/>
-          </m:rPr>
-          <w:rPr>
-            <w:rFonts w:ascii="Cambria Math" w:hAnsi="Cambria Math"/>
-            <w:sz w:val="30"/>
-            <w:szCs w:val="30"/>
-          </w:rPr>
-          <m:t xml:space="preserve"> − 4)</m:t>
-        </m:r>
-      </m:oMath>
-      <w:r>
-        <w:rPr>
-          <w:rFonts w:ascii="Calibri" w:eastAsia="Calibri" w:hAnsi="Calibri" w:cs="Arial"/>
-          <w:color w:val="9E9E9E"/>
-          <w:sz w:val="30"/>
-          <w:szCs w:val="30"/>
-          <w:rtl/>
-        </w:rPr>
-        <w:t xml:space="preserve">  =  ............................................</w:t>
-      </w:r>
-      <w:r>
-        <w:rPr>
-          <w:rFonts w:ascii="Calibri" w:eastAsia="Calibri" w:hAnsi="Calibri" w:cs="Arial"/>
-          <w:b/>
-          <w:bCs/>
-          <w:color w:val="B8860B"/>
-          <w:sz w:val="22"/>
-          <w:szCs w:val="22"/>
-          <w:rtl/>
-        </w:rPr>
-        <w:t xml:space="preserve">  (0.75)</w:t>
-      </w:r>
-    </w:p>
-    <w:p>
-      <w:pPr>
-        <w:keepNext/>
-        <w:bidi/>
-        <w:spacing w:before="200" w:after="40" w:line="276" w:lineRule="auto"/>
-      </w:pPr>
-      <w:r>
-        <w:rPr>
-          <w:rFonts w:ascii="Calibri" w:eastAsia="Calibri" w:hAnsi="Calibri" w:cs="Arial"/>
-          <w:b/>
-          <w:bCs/>
-          <w:color w:val="14532D"/>
-          <w:sz w:val="30"/>
-          <w:szCs w:val="30"/>
-          <w:rtl/>
-        </w:rPr>
-        <w:t xml:space="preserve">ب) حلّل إلى جداء عوامل:</w:t>
-      </w:r>
-    </w:p>
-    <w:p>
-      <w:pPr>
-        <w:bidi/>
-        <w:spacing w:before="140" w:after="40" w:line="276" w:lineRule="auto"/>
-      </w:pPr>
-      <w:r>
-        <w:rPr>
-          <w:rFonts w:ascii="Calibri" w:eastAsia="Calibri" w:hAnsi="Calibri" w:cs="Arial"/>
-          <w:b/>
-          <w:bCs/>
-          <w:color w:val="14532D"/>
-          <w:sz w:val="30"/>
-          <w:szCs w:val="30"/>
-          <w:rtl/>
-        </w:rPr>
-        <w:t xml:space="preserve">•  </w:t>
+        <w:t xml:space="preserve">• </w:t>
       </w:r>
       <m:oMath>
         <m:r>
@@ -987,7 +898,7 @@
           <w:szCs w:val="30"/>
           <w:rtl/>
         </w:rPr>
-        <w:t xml:space="preserve">  =  ........................................</w:t>
+        <w:t xml:space="preserve">  =  ......................</w:t>
       </w:r>
       <w:r>
         <w:rPr>
@@ -999,14 +910,18 @@
           <w:szCs w:val="22"/>
           <w:rtl/>
         </w:rPr>
-        <w:t xml:space="preserve">  (0.75)</w:t>
-      </w:r>
-    </w:p>
-    <w:p>
-      <w:pPr>
-        <w:bidi/>
-        <w:spacing w:before="140" w:after="40" w:line="276" w:lineRule="auto"/>
-      </w:pPr>
+        <w:t xml:space="preserve">  (1)</w:t>
+      </w:r>
+      <w:r>
+        <w:rPr>
+          <w:rFonts w:ascii="Calibri" w:eastAsia="Calibri" w:hAnsi="Calibri" w:cs="Arial"/>
+          <w:color w:val="1A1A1A"/>
+          <w:sz w:val="30"/>
+          <w:szCs w:val="30"/>
+          <w:rtl/>
+        </w:rPr>
+        <w:t xml:space="preserve">      </w:t>
+      </w:r>
       <w:r>
         <w:rPr>
           <w:rFonts w:ascii="Calibri" w:eastAsia="Calibri" w:hAnsi="Calibri" w:cs="Arial"/>
@@ -1017,7 +932,7 @@
           <w:szCs w:val="30"/>
           <w:rtl/>
         </w:rPr>
-        <w:t xml:space="preserve">•  </w:t>
+        <w:t xml:space="preserve">• </w:t>
       </w:r>
       <m:oMath>
         <m:r>
@@ -1085,7 +1000,7 @@
           <w:szCs w:val="30"/>
           <w:rtl/>
         </w:rPr>
-        <w:t xml:space="preserve">  =  ........................................</w:t>
+        <w:t xml:space="preserve">  =  ......................</w:t>
       </w:r>
       <w:r>
         <w:rPr>
@@ -1097,7 +1012,7 @@
           <w:szCs w:val="22"/>
           <w:rtl/>
         </w:rPr>
-        <w:t xml:space="preserve">  (0.75)</w:t>
+        <w:t xml:space="preserve">  (1)</w:t>
       </w:r>
     </w:p>
     <w:p>
@@ -1110,7 +1025,7 @@
         </w:pBdr>
         <w:shd w:val="clear" w:color="auto" w:fill="14532D"/>
         <w:bidi/>
-        <w:spacing w:before="240" w:after="120" w:line="276" w:lineRule="auto"/>
+        <w:spacing w:before="180" w:after="100" w:line="276" w:lineRule="auto"/>
         <w:ind w:left="120" w:right="120"/>
       </w:pPr>
       <w:r>
@@ -1180,9 +1095,8 @@
     </w:p>
     <w:p>
       <w:pPr>
-        <w:keepNext/>
         <w:bidi/>
-        <w:spacing w:before="160" w:after="40" w:line="276" w:lineRule="auto"/>
+        <w:spacing w:before="120" w:after="40" w:line="276" w:lineRule="auto"/>
       </w:pPr>
       <w:r>
         <w:rPr>
@@ -1312,23 +1226,16 @@
         </w:rPr>
         <w:t xml:space="preserve">  (1.5)</w:t>
       </w:r>
-    </w:p>
-    <w:p>
-      <w:pPr>
-        <w:pBdr>
-          <w:bottom w:val="dotted" w:sz="6" w:space="1" w:color="9E9E9E"/>
-          <w:between w:val="dotted" w:sz="6" w:space="1" w:color="9E9E9E"/>
-        </w:pBdr>
-        <w:bidi/>
-        <w:spacing w:before="300" w:after="0" w:line="276" w:lineRule="auto"/>
-      </w:pPr>
-    </w:p>
-    <w:p>
-      <w:pPr>
-        <w:keepNext/>
-        <w:bidi/>
-        <w:spacing w:before="160" w:after="40" w:line="276" w:lineRule="auto"/>
-      </w:pPr>
+      <w:r>
+        <w:rPr>
+          <w:rFonts w:ascii="Calibri" w:eastAsia="Calibri" w:hAnsi="Calibri" w:cs="Arial"/>
+          <w:color w:val="1A1A1A"/>
+          <w:sz w:val="30"/>
+          <w:szCs w:val="30"/>
+          <w:rtl/>
+        </w:rPr>
+        <w:t xml:space="preserve">              </w:t>
+      </w:r>
       <w:r>
         <w:rPr>
           <w:rFonts w:ascii="Calibri" w:eastAsia="Calibri" w:hAnsi="Calibri" w:cs="Arial"/>
@@ -1465,7 +1372,17 @@
           <w:between w:val="dotted" w:sz="6" w:space="1" w:color="9E9E9E"/>
         </w:pBdr>
         <w:bidi/>
-        <w:spacing w:before="300" w:after="0" w:line="276" w:lineRule="auto"/>
+        <w:spacing w:before="250" w:after="0" w:line="276" w:lineRule="auto"/>
+      </w:pPr>
+    </w:p>
+    <w:p>
+      <w:pPr>
+        <w:pBdr>
+          <w:bottom w:val="dotted" w:sz="6" w:space="1" w:color="9E9E9E"/>
+          <w:between w:val="dotted" w:sz="6" w:space="1" w:color="9E9E9E"/>
+        </w:pBdr>
+        <w:bidi/>
+        <w:spacing w:before="250" w:after="0" w:line="276" w:lineRule="auto"/>
       </w:pPr>
     </w:p>
     <w:p>
@@ -1478,7 +1395,7 @@
         </w:pBdr>
         <w:shd w:val="clear" w:color="auto" w:fill="14532D"/>
         <w:bidi/>
-        <w:spacing w:before="240" w:after="120" w:line="276" w:lineRule="auto"/>
+        <w:spacing w:before="180" w:after="100" w:line="276" w:lineRule="auto"/>
         <w:ind w:left="120" w:right="120"/>
       </w:pPr>
       <w:r>
@@ -1685,7 +1602,7 @@
           <w:szCs w:val="30"/>
           <w:rtl/>
         </w:rPr>
-        <w:t xml:space="preserve">  =  ................................................</w:t>
+        <w:t xml:space="preserve">  =  ........................</w:t>
       </w:r>
       <w:r>
         <w:rPr>
@@ -1699,12 +1616,16 @@
         </w:rPr>
         <w:t xml:space="preserve">  (0.75)</w:t>
       </w:r>
-    </w:p>
-    <w:p>
-      <w:pPr>
-        <w:bidi/>
-        <w:spacing w:before="150" w:after="40" w:line="276" w:lineRule="auto"/>
-      </w:pPr>
+      <w:r>
+        <w:rPr>
+          <w:rFonts w:ascii="Calibri" w:eastAsia="Calibri" w:hAnsi="Calibri" w:cs="Arial"/>
+          <w:color w:val="1A1A1A"/>
+          <w:sz w:val="30"/>
+          <w:szCs w:val="30"/>
+          <w:rtl/>
+        </w:rPr>
+        <w:t xml:space="preserve">      </w:t>
+      </w:r>
       <w:r>
         <w:rPr>
           <w:rFonts w:ascii="Calibri" w:eastAsia="Calibri" w:hAnsi="Calibri" w:cs="Arial"/>
@@ -1754,7 +1675,7 @@
           <w:szCs w:val="30"/>
           <w:rtl/>
         </w:rPr>
-        <w:t xml:space="preserve">  =  ................................................</w:t>
+        <w:t xml:space="preserve">  =  ........................</w:t>
       </w:r>
       <w:r>
         <w:rPr>
@@ -1818,7 +1739,7 @@
           <w:szCs w:val="30"/>
           <w:rtl/>
         </w:rPr>
-        <w:t xml:space="preserve">  =  ................................................</w:t>
+        <w:t xml:space="preserve">  =  ........................</w:t>
       </w:r>
       <w:r>
         <w:rPr>
@@ -1832,12 +1753,16 @@
         </w:rPr>
         <w:t xml:space="preserve">  (0.75)</w:t>
       </w:r>
-    </w:p>
-    <w:p>
-      <w:pPr>
-        <w:bidi/>
-        <w:spacing w:before="150" w:after="40" w:line="276" w:lineRule="auto"/>
-      </w:pPr>
+      <w:r>
+        <w:rPr>
+          <w:rFonts w:ascii="Calibri" w:eastAsia="Calibri" w:hAnsi="Calibri" w:cs="Arial"/>
+          <w:color w:val="1A1A1A"/>
+          <w:sz w:val="30"/>
+          <w:szCs w:val="30"/>
+          <w:rtl/>
+        </w:rPr>
+        <w:t xml:space="preserve">      </w:t>
+      </w:r>
       <w:r>
         <w:rPr>
           <w:rFonts w:ascii="Calibri" w:eastAsia="Calibri" w:hAnsi="Calibri" w:cs="Arial"/>
@@ -1915,7 +1840,7 @@
           <w:szCs w:val="30"/>
           <w:rtl/>
         </w:rPr>
-        <w:t xml:space="preserve">  =  ................................................</w:t>
+        <w:t xml:space="preserve">  =  ........................</w:t>
       </w:r>
       <w:r>
         <w:rPr>
@@ -1940,7 +1865,7 @@
         </w:pBdr>
         <w:shd w:val="clear" w:color="auto" w:fill="14532D"/>
         <w:bidi/>
-        <w:spacing w:before="240" w:after="120" w:line="276" w:lineRule="auto"/>
+        <w:spacing w:before="180" w:after="100" w:line="276" w:lineRule="auto"/>
         <w:ind w:left="120" w:right="120"/>
       </w:pPr>
       <w:r>
@@ -1972,20 +1897,8 @@
       <w:pPr>
         <w:keepNext/>
         <w:bidi/>
-        <w:spacing w:before="120" w:after="40" w:line="276" w:lineRule="auto"/>
-      </w:pPr>
-      <w:r>
-        <w:rPr>
-          <w:rFonts w:ascii="Calibri" w:eastAsia="Calibri" w:hAnsi="Calibri" w:cs="Arial"/>
-          <w:b/>
-          <w:bCs/>
-          <w:color w:val="14532D"/>
-          <w:sz w:val="30"/>
-          <w:szCs w:val="30"/>
-          <w:rtl/>
-        </w:rPr>
-        <w:t xml:space="preserve">أ)  </w:t>
-      </w:r>
+        <w:spacing w:before="0" w:after="40" w:line="276" w:lineRule="auto"/>
+      </w:pPr>
       <w:r>
         <w:rPr>
           <w:rFonts w:ascii="Calibri" w:eastAsia="Calibri" w:hAnsi="Calibri" w:cs="Arial"/>
@@ -2017,7 +1930,25 @@
           <w:szCs w:val="30"/>
           <w:rtl/>
         </w:rPr>
-        <w:t xml:space="preserve"> المتراجحة التالية واكتب مجموعة الحلول على شكل مجال:  </w:t>
+        <w:t xml:space="preserve"> كلاً من المتراجحتين التاليتين، واكتب مجموعة الحلول على شكل مجال:</w:t>
+      </w:r>
+    </w:p>
+    <w:p>
+      <w:pPr>
+        <w:bidi/>
+        <w:spacing w:before="120" w:after="40" w:line="276" w:lineRule="auto"/>
+      </w:pPr>
+      <w:r>
+        <w:rPr>
+          <w:rFonts w:ascii="Calibri" w:eastAsia="Calibri" w:hAnsi="Calibri" w:cs="Arial"/>
+          <w:b/>
+          <w:bCs/>
+          <w:color w:val="14532D"/>
+          <w:sz w:val="30"/>
+          <w:szCs w:val="30"/>
+          <w:rtl/>
+        </w:rPr>
+        <w:t xml:space="preserve">أ)  </w:t>
       </w:r>
       <m:oMath>
         <m:r>
@@ -2061,25 +1992,18 @@
           <w:szCs w:val="22"/>
           <w:rtl/>
         </w:rPr>
-        <w:t xml:space="preserve">  (1)</w:t>
-      </w:r>
-    </w:p>
-    <w:p>
-      <w:pPr>
-        <w:pBdr>
-          <w:bottom w:val="dotted" w:sz="6" w:space="1" w:color="9E9E9E"/>
-          <w:between w:val="dotted" w:sz="6" w:space="1" w:color="9E9E9E"/>
-        </w:pBdr>
-        <w:bidi/>
-        <w:spacing w:before="300" w:after="0" w:line="276" w:lineRule="auto"/>
-      </w:pPr>
-    </w:p>
-    <w:p>
-      <w:pPr>
-        <w:keepNext/>
-        <w:bidi/>
-        <w:spacing w:before="200" w:after="40" w:line="276" w:lineRule="auto"/>
-      </w:pPr>
+        <w:t xml:space="preserve">  (1.5)</w:t>
+      </w:r>
+      <w:r>
+        <w:rPr>
+          <w:rFonts w:ascii="Calibri" w:eastAsia="Calibri" w:hAnsi="Calibri" w:cs="Arial"/>
+          <w:color w:val="1A1A1A"/>
+          <w:sz w:val="30"/>
+          <w:szCs w:val="30"/>
+          <w:rtl/>
+        </w:rPr>
+        <w:t xml:space="preserve">              </w:t>
+      </w:r>
       <w:r>
         <w:rPr>
           <w:rFonts w:ascii="Calibri" w:eastAsia="Calibri" w:hAnsi="Calibri" w:cs="Arial"/>
@@ -2091,39 +2015,6 @@
           <w:rtl/>
         </w:rPr>
         <w:t xml:space="preserve">ب)  </w:t>
-      </w:r>
-      <w:r>
-        <w:rPr>
-          <w:rFonts w:ascii="Calibri" w:eastAsia="Calibri" w:hAnsi="Calibri" w:cs="Arial"/>
-          <w:color w:val="1A1A1A"/>
-          <w:sz w:val="30"/>
-          <w:szCs w:val="30"/>
-          <w:rtl/>
-        </w:rPr>
-        <w:t xml:space="preserve">مستعيناً بالسؤال الثالث، حلّ في </w:t>
-      </w:r>
-      <m:oMath>
-        <m:r>
-          <m:rPr>
-            <m:sty m:val="p"/>
-          </m:rPr>
-          <w:rPr>
-            <w:rFonts w:ascii="Cambria Math" w:hAnsi="Cambria Math"/>
-            <w:sz w:val="30"/>
-            <w:szCs w:val="30"/>
-          </w:rPr>
-          <m:t xml:space="preserve">ℝ</m:t>
-        </m:r>
-      </m:oMath>
-      <w:r>
-        <w:rPr>
-          <w:rFonts w:ascii="Calibri" w:eastAsia="Calibri" w:hAnsi="Calibri" w:cs="Arial"/>
-          <w:color w:val="1A1A1A"/>
-          <w:sz w:val="30"/>
-          <w:szCs w:val="30"/>
-          <w:rtl/>
-        </w:rPr>
-        <w:t xml:space="preserve">:  </w:t>
       </w:r>
       <m:oMath>
         <m:sSup>
@@ -2194,6 +2085,18 @@
       <w:r>
         <w:rPr>
           <w:rFonts w:ascii="Calibri" w:eastAsia="Calibri" w:hAnsi="Calibri" w:cs="Arial"/>
+          <w:i/>
+          <w:iCs/>
+          <w:color w:val="6B6B6B"/>
+          <w:sz w:val="24"/>
+          <w:szCs w:val="24"/>
+          <w:rtl/>
+        </w:rPr>
+        <w:t xml:space="preserve">  (استعن بالسؤال الثالث)</w:t>
+      </w:r>
+      <w:r>
+        <w:rPr>
+          <w:rFonts w:ascii="Calibri" w:eastAsia="Calibri" w:hAnsi="Calibri" w:cs="Arial"/>
           <w:b/>
           <w:bCs/>
           <w:color w:val="B8860B"/>
@@ -2201,622 +2104,28 @@
           <w:szCs w:val="22"/>
           <w:rtl/>
         </w:rPr>
-        <w:t xml:space="preserve">  (2)</w:t>
+        <w:t xml:space="preserve">  (1.5)</w:t>
       </w:r>
     </w:p>
     <w:p>
       <w:pPr>
-        <w:keepNext/>
+        <w:pBdr>
+          <w:bottom w:val="dotted" w:sz="6" w:space="1" w:color="9E9E9E"/>
+          <w:between w:val="dotted" w:sz="6" w:space="1" w:color="9E9E9E"/>
+        </w:pBdr>
         <w:bidi/>
-        <w:spacing w:before="0" w:after="60" w:line="276" w:lineRule="auto"/>
-      </w:pPr>
-      <w:r>
-        <w:rPr>
-          <w:rFonts w:ascii="Calibri" w:eastAsia="Calibri" w:hAnsi="Calibri" w:cs="Arial"/>
-          <w:color w:val="1A1A1A"/>
-          <w:sz w:val="30"/>
-          <w:szCs w:val="30"/>
-          <w:rtl/>
-        </w:rPr>
-        <w:t xml:space="preserve">أكمل جدول الإشارات، ثم اكتب مجموعة الحلول.</w:t>
-      </w:r>
+        <w:spacing w:before="250" w:after="0" w:line="276" w:lineRule="auto"/>
+      </w:pPr>
     </w:p>
     <w:p>
       <w:pPr>
-        <w:keepNext/>
+        <w:pBdr>
+          <w:bottom w:val="dotted" w:sz="6" w:space="1" w:color="9E9E9E"/>
+          <w:between w:val="dotted" w:sz="6" w:space="1" w:color="9E9E9E"/>
+        </w:pBdr>
         <w:bidi/>
-        <w:spacing w:before="0" w:after="80" w:line="276" w:lineRule="auto"/>
-      </w:pPr>
-      <w:r>
-        <w:rPr>
-          <w:rFonts w:ascii="Calibri" w:eastAsia="Calibri" w:hAnsi="Calibri" w:cs="Arial"/>
-          <w:i/>
-          <w:iCs/>
-          <w:color w:val="1F4E79"/>
-          <w:sz w:val="24"/>
-          <w:szCs w:val="24"/>
-          <w:rtl/>
-        </w:rPr>
-        <w:t xml:space="preserve">للمكفوفين: الجدول من 4 أسطر (x ، x − 2 ، x − 3 ، P(x))، ويمكن للطالب ذكر الإشارات شفهياً.</w:t>
-      </w:r>
-    </w:p>
-    <w:tbl>
-      <w:tblPr>
-        <w:tblW w:w="10380" w:type="dxa"/>
-        <w:jc w:val="center"/>
-        <w:tblBorders>
-          <w:top w:val="single" w:sz="6" w:space="0" w:color="A7C4B2"/>
-          <w:left w:val="single" w:sz="6" w:space="0" w:color="A7C4B2"/>
-          <w:bottom w:val="single" w:sz="6" w:space="0" w:color="A7C4B2"/>
-          <w:right w:val="single" w:sz="6" w:space="0" w:color="A7C4B2"/>
-          <w:insideH w:val="single" w:sz="6" w:space="0" w:color="A7C4B2"/>
-          <w:insideV w:val="single" w:sz="6" w:space="0" w:color="A7C4B2"/>
-        </w:tblBorders>
-        <w:tblLayout w:type="fixed"/>
-        <w:tblCellMar>
-          <w:top w:w="80" w:type="dxa"/>
-          <w:left w:w="110" w:type="dxa"/>
-          <w:bottom w:w="80" w:type="dxa"/>
-          <w:right w:w="110" w:type="dxa"/>
-        </w:tblCellMar>
-        <w:tblLook w:val="04A0" w:firstRow="1" w:lastRow="0" w:firstColumn="1" w:lastColumn="0" w:noHBand="0" w:noVBand="1"/>
-      </w:tblPr>
-      <w:tblGrid>
-        <w:gridCol w:w="1560"/>
-        <w:gridCol w:w="1260"/>
-        <w:gridCol w:w="1260"/>
-        <w:gridCol w:w="1260"/>
-        <w:gridCol w:w="1260"/>
-        <w:gridCol w:w="1260"/>
-        <w:gridCol w:w="1260"/>
-        <w:gridCol w:w="1260"/>
-      </w:tblGrid>
-      <w:tr>
-        <w:trPr>
-          <w:cantSplit/>
-          <w:trHeight w:val="500"/>
-        </w:trPr>
-        <w:tc>
-          <w:tcPr>
-            <w:tcW w:w="1560" w:type="dxa"/>
-            <w:shd w:val="clear" w:color="auto" w:fill="EEF6F1"/>
-            <w:vAlign w:val="center"/>
-          </w:tcPr>
-          <w:p>
-            <w:pPr>
-              <w:bidi w:val="0"/>
-              <w:spacing w:before="0" w:after="0" w:line="276" w:lineRule="auto"/>
-              <w:jc w:val="center"/>
-            </w:pPr>
-            <w:r>
-              <w:rPr>
-                <w:rFonts w:ascii="Cambria Math" w:hAnsi="Cambria Math" w:cs="Cambria Math"/>
-                <w:i/>
-                <w:color w:val="1A1A1A"/>
-                <w:sz w:val="30"/>
-                <w:szCs w:val="30"/>
-              </w:rPr>
-              <w:t xml:space="preserve">x</w:t>
-            </w:r>
-          </w:p>
-        </w:tc>
-        <w:tc>
-          <w:tcPr>
-            <w:tcW w:w="1260" w:type="dxa"/>
-            <w:shd w:val="clear" w:color="auto" w:fill="EEF6F1"/>
-            <w:vAlign w:val="center"/>
-          </w:tcPr>
-          <w:p>
-            <w:pPr>
-              <w:bidi w:val="0"/>
-              <w:spacing w:before="0" w:after="0" w:line="276" w:lineRule="auto"/>
-              <w:jc w:val="center"/>
-            </w:pPr>
-            <w:r>
-              <w:rPr>
-                <w:rFonts w:ascii="Cambria Math" w:hAnsi="Cambria Math" w:cs="Cambria Math"/>
-                <w:color w:val="1A1A1A"/>
-                <w:sz w:val="30"/>
-                <w:szCs w:val="30"/>
-              </w:rPr>
-              <w:t xml:space="preserve">−∞</w:t>
-            </w:r>
-          </w:p>
-        </w:tc>
-        <w:tc>
-          <w:tcPr>
-            <w:tcW w:w="1260" w:type="dxa"/>
-            <w:shd w:val="clear" w:color="auto" w:fill="EEF6F1"/>
-            <w:vAlign w:val="center"/>
-          </w:tcPr>
-          <w:p>
-            <w:pPr>
-              <w:bidi w:val="0"/>
-              <w:spacing w:before="0" w:after="0" w:line="276" w:lineRule="auto"/>
-              <w:jc w:val="center"/>
-            </w:pPr>
-          </w:p>
-        </w:tc>
-        <w:tc>
-          <w:tcPr>
-            <w:tcW w:w="1260" w:type="dxa"/>
-            <w:shd w:val="clear" w:color="auto" w:fill="EEF6F1"/>
-            <w:vAlign w:val="center"/>
-          </w:tcPr>
-          <w:p>
-            <w:pPr>
-              <w:bidi w:val="0"/>
-              <w:spacing w:before="0" w:after="0" w:line="276" w:lineRule="auto"/>
-              <w:jc w:val="center"/>
-            </w:pPr>
-          </w:p>
-        </w:tc>
-        <w:tc>
-          <w:tcPr>
-            <w:tcW w:w="1260" w:type="dxa"/>
-            <w:shd w:val="clear" w:color="auto" w:fill="EEF6F1"/>
-            <w:vAlign w:val="center"/>
-          </w:tcPr>
-          <w:p>
-            <w:pPr>
-              <w:bidi w:val="0"/>
-              <w:spacing w:before="0" w:after="0" w:line="276" w:lineRule="auto"/>
-              <w:jc w:val="center"/>
-            </w:pPr>
-          </w:p>
-        </w:tc>
-        <w:tc>
-          <w:tcPr>
-            <w:tcW w:w="1260" w:type="dxa"/>
-            <w:shd w:val="clear" w:color="auto" w:fill="EEF6F1"/>
-            <w:vAlign w:val="center"/>
-          </w:tcPr>
-          <w:p>
-            <w:pPr>
-              <w:bidi w:val="0"/>
-              <w:spacing w:before="0" w:after="0" w:line="276" w:lineRule="auto"/>
-              <w:jc w:val="center"/>
-            </w:pPr>
-          </w:p>
-        </w:tc>
-        <w:tc>
-          <w:tcPr>
-            <w:tcW w:w="1260" w:type="dxa"/>
-            <w:shd w:val="clear" w:color="auto" w:fill="EEF6F1"/>
-            <w:vAlign w:val="center"/>
-          </w:tcPr>
-          <w:p>
-            <w:pPr>
-              <w:bidi w:val="0"/>
-              <w:spacing w:before="0" w:after="0" w:line="276" w:lineRule="auto"/>
-              <w:jc w:val="center"/>
-            </w:pPr>
-          </w:p>
-        </w:tc>
-        <w:tc>
-          <w:tcPr>
-            <w:tcW w:w="1260" w:type="dxa"/>
-            <w:shd w:val="clear" w:color="auto" w:fill="EEF6F1"/>
-            <w:vAlign w:val="center"/>
-          </w:tcPr>
-          <w:p>
-            <w:pPr>
-              <w:bidi w:val="0"/>
-              <w:spacing w:before="0" w:after="0" w:line="276" w:lineRule="auto"/>
-              <w:jc w:val="center"/>
-            </w:pPr>
-            <w:r>
-              <w:rPr>
-                <w:rFonts w:ascii="Cambria Math" w:hAnsi="Cambria Math" w:cs="Cambria Math"/>
-                <w:color w:val="1A1A1A"/>
-                <w:sz w:val="30"/>
-                <w:szCs w:val="30"/>
-              </w:rPr>
-              <w:t xml:space="preserve">+∞</w:t>
-            </w:r>
-          </w:p>
-        </w:tc>
-      </w:tr>
-      <w:tr>
-        <w:trPr>
-          <w:cantSplit/>
-          <w:trHeight w:val="520"/>
-        </w:trPr>
-        <w:tc>
-          <w:tcPr>
-            <w:tcW w:w="1560" w:type="dxa"/>
-            <w:shd w:val="clear" w:color="auto" w:fill="EEF6F1"/>
-            <w:vAlign w:val="center"/>
-          </w:tcPr>
-          <w:p>
-            <w:pPr>
-              <w:bidi w:val="0"/>
-              <w:spacing w:before="0" w:after="0" w:line="276" w:lineRule="auto"/>
-              <w:jc w:val="center"/>
-            </w:pPr>
-            <w:r>
-              <w:rPr>
-                <w:rFonts w:ascii="Cambria Math" w:hAnsi="Cambria Math" w:cs="Cambria Math"/>
-                <w:i/>
-                <w:color w:val="1A1A1A"/>
-                <w:sz w:val="30"/>
-                <w:szCs w:val="30"/>
-              </w:rPr>
-              <w:t xml:space="preserve">x − 2</w:t>
-            </w:r>
-          </w:p>
-        </w:tc>
-        <w:tc>
-          <w:tcPr>
-            <w:tcW w:w="1260" w:type="dxa"/>
-            <w:vAlign w:val="center"/>
-          </w:tcPr>
-          <w:p>
-            <w:pPr>
-              <w:bidi w:val="0"/>
-              <w:spacing w:before="0" w:after="0" w:line="276" w:lineRule="auto"/>
-              <w:jc w:val="center"/>
-            </w:pPr>
-          </w:p>
-        </w:tc>
-        <w:tc>
-          <w:tcPr>
-            <w:tcW w:w="1260" w:type="dxa"/>
-            <w:vAlign w:val="center"/>
-          </w:tcPr>
-          <w:p>
-            <w:pPr>
-              <w:bidi w:val="0"/>
-              <w:spacing w:before="0" w:after="0" w:line="276" w:lineRule="auto"/>
-              <w:jc w:val="center"/>
-            </w:pPr>
-          </w:p>
-        </w:tc>
-        <w:tc>
-          <w:tcPr>
-            <w:tcW w:w="1260" w:type="dxa"/>
-            <w:vAlign w:val="center"/>
-          </w:tcPr>
-          <w:p>
-            <w:pPr>
-              <w:bidi w:val="0"/>
-              <w:spacing w:before="0" w:after="0" w:line="276" w:lineRule="auto"/>
-              <w:jc w:val="center"/>
-            </w:pPr>
-          </w:p>
-        </w:tc>
-        <w:tc>
-          <w:tcPr>
-            <w:tcW w:w="1260" w:type="dxa"/>
-            <w:vAlign w:val="center"/>
-          </w:tcPr>
-          <w:p>
-            <w:pPr>
-              <w:bidi w:val="0"/>
-              <w:spacing w:before="0" w:after="0" w:line="276" w:lineRule="auto"/>
-              <w:jc w:val="center"/>
-            </w:pPr>
-          </w:p>
-        </w:tc>
-        <w:tc>
-          <w:tcPr>
-            <w:tcW w:w="1260" w:type="dxa"/>
-            <w:vAlign w:val="center"/>
-          </w:tcPr>
-          <w:p>
-            <w:pPr>
-              <w:bidi w:val="0"/>
-              <w:spacing w:before="0" w:after="0" w:line="276" w:lineRule="auto"/>
-              <w:jc w:val="center"/>
-            </w:pPr>
-          </w:p>
-        </w:tc>
-        <w:tc>
-          <w:tcPr>
-            <w:tcW w:w="1260" w:type="dxa"/>
-            <w:vAlign w:val="center"/>
-          </w:tcPr>
-          <w:p>
-            <w:pPr>
-              <w:bidi w:val="0"/>
-              <w:spacing w:before="0" w:after="0" w:line="276" w:lineRule="auto"/>
-              <w:jc w:val="center"/>
-            </w:pPr>
-          </w:p>
-        </w:tc>
-        <w:tc>
-          <w:tcPr>
-            <w:tcW w:w="1260" w:type="dxa"/>
-            <w:vAlign w:val="center"/>
-          </w:tcPr>
-          <w:p>
-            <w:pPr>
-              <w:bidi w:val="0"/>
-              <w:spacing w:before="0" w:after="0" w:line="276" w:lineRule="auto"/>
-              <w:jc w:val="center"/>
-            </w:pPr>
-          </w:p>
-        </w:tc>
-      </w:tr>
-      <w:tr>
-        <w:trPr>
-          <w:cantSplit/>
-          <w:trHeight w:val="520"/>
-        </w:trPr>
-        <w:tc>
-          <w:tcPr>
-            <w:tcW w:w="1560" w:type="dxa"/>
-            <w:shd w:val="clear" w:color="auto" w:fill="EEF6F1"/>
-            <w:vAlign w:val="center"/>
-          </w:tcPr>
-          <w:p>
-            <w:pPr>
-              <w:bidi w:val="0"/>
-              <w:spacing w:before="0" w:after="0" w:line="276" w:lineRule="auto"/>
-              <w:jc w:val="center"/>
-            </w:pPr>
-            <w:r>
-              <w:rPr>
-                <w:rFonts w:ascii="Cambria Math" w:hAnsi="Cambria Math" w:cs="Cambria Math"/>
-                <w:i/>
-                <w:color w:val="1A1A1A"/>
-                <w:sz w:val="30"/>
-                <w:szCs w:val="30"/>
-              </w:rPr>
-              <w:t xml:space="preserve">x − 3</w:t>
-            </w:r>
-          </w:p>
-        </w:tc>
-        <w:tc>
-          <w:tcPr>
-            <w:tcW w:w="1260" w:type="dxa"/>
-            <w:vAlign w:val="center"/>
-          </w:tcPr>
-          <w:p>
-            <w:pPr>
-              <w:bidi w:val="0"/>
-              <w:spacing w:before="0" w:after="0" w:line="276" w:lineRule="auto"/>
-              <w:jc w:val="center"/>
-            </w:pPr>
-          </w:p>
-        </w:tc>
-        <w:tc>
-          <w:tcPr>
-            <w:tcW w:w="1260" w:type="dxa"/>
-            <w:vAlign w:val="center"/>
-          </w:tcPr>
-          <w:p>
-            <w:pPr>
-              <w:bidi w:val="0"/>
-              <w:spacing w:before="0" w:after="0" w:line="276" w:lineRule="auto"/>
-              <w:jc w:val="center"/>
-            </w:pPr>
-          </w:p>
-        </w:tc>
-        <w:tc>
-          <w:tcPr>
-            <w:tcW w:w="1260" w:type="dxa"/>
-            <w:vAlign w:val="center"/>
-          </w:tcPr>
-          <w:p>
-            <w:pPr>
-              <w:bidi w:val="0"/>
-              <w:spacing w:before="0" w:after="0" w:line="276" w:lineRule="auto"/>
-              <w:jc w:val="center"/>
-            </w:pPr>
-          </w:p>
-        </w:tc>
-        <w:tc>
-          <w:tcPr>
-            <w:tcW w:w="1260" w:type="dxa"/>
-            <w:vAlign w:val="center"/>
-          </w:tcPr>
-          <w:p>
-            <w:pPr>
-              <w:bidi w:val="0"/>
-              <w:spacing w:before="0" w:after="0" w:line="276" w:lineRule="auto"/>
-              <w:jc w:val="center"/>
-            </w:pPr>
-          </w:p>
-        </w:tc>
-        <w:tc>
-          <w:tcPr>
-            <w:tcW w:w="1260" w:type="dxa"/>
-            <w:vAlign w:val="center"/>
-          </w:tcPr>
-          <w:p>
-            <w:pPr>
-              <w:bidi w:val="0"/>
-              <w:spacing w:before="0" w:after="0" w:line="276" w:lineRule="auto"/>
-              <w:jc w:val="center"/>
-            </w:pPr>
-          </w:p>
-        </w:tc>
-        <w:tc>
-          <w:tcPr>
-            <w:tcW w:w="1260" w:type="dxa"/>
-            <w:vAlign w:val="center"/>
-          </w:tcPr>
-          <w:p>
-            <w:pPr>
-              <w:bidi w:val="0"/>
-              <w:spacing w:before="0" w:after="0" w:line="276" w:lineRule="auto"/>
-              <w:jc w:val="center"/>
-            </w:pPr>
-          </w:p>
-        </w:tc>
-        <w:tc>
-          <w:tcPr>
-            <w:tcW w:w="1260" w:type="dxa"/>
-            <w:vAlign w:val="center"/>
-          </w:tcPr>
-          <w:p>
-            <w:pPr>
-              <w:bidi w:val="0"/>
-              <w:spacing w:before="0" w:after="0" w:line="276" w:lineRule="auto"/>
-              <w:jc w:val="center"/>
-            </w:pPr>
-          </w:p>
-        </w:tc>
-      </w:tr>
-      <w:tr>
-        <w:trPr>
-          <w:cantSplit/>
-          <w:trHeight w:val="520"/>
-        </w:trPr>
-        <w:tc>
-          <w:tcPr>
-            <w:tcW w:w="1560" w:type="dxa"/>
-            <w:shd w:val="clear" w:color="auto" w:fill="EEF6F1"/>
-            <w:vAlign w:val="center"/>
-          </w:tcPr>
-          <w:p>
-            <w:pPr>
-              <w:bidi w:val="0"/>
-              <w:spacing w:before="0" w:after="0" w:line="276" w:lineRule="auto"/>
-              <w:jc w:val="center"/>
-            </w:pPr>
-            <w:r>
-              <w:rPr>
-                <w:rFonts w:ascii="Cambria Math" w:hAnsi="Cambria Math" w:cs="Cambria Math"/>
-                <w:i/>
-                <w:color w:val="1A1A1A"/>
-                <w:sz w:val="30"/>
-                <w:szCs w:val="30"/>
-              </w:rPr>
-              <w:t xml:space="preserve">P(x)</w:t>
-            </w:r>
-          </w:p>
-        </w:tc>
-        <w:tc>
-          <w:tcPr>
-            <w:tcW w:w="1260" w:type="dxa"/>
-            <w:vAlign w:val="center"/>
-          </w:tcPr>
-          <w:p>
-            <w:pPr>
-              <w:bidi w:val="0"/>
-              <w:spacing w:before="0" w:after="0" w:line="276" w:lineRule="auto"/>
-              <w:jc w:val="center"/>
-            </w:pPr>
-          </w:p>
-        </w:tc>
-        <w:tc>
-          <w:tcPr>
-            <w:tcW w:w="1260" w:type="dxa"/>
-            <w:vAlign w:val="center"/>
-          </w:tcPr>
-          <w:p>
-            <w:pPr>
-              <w:bidi w:val="0"/>
-              <w:spacing w:before="0" w:after="0" w:line="276" w:lineRule="auto"/>
-              <w:jc w:val="center"/>
-            </w:pPr>
-          </w:p>
-        </w:tc>
-        <w:tc>
-          <w:tcPr>
-            <w:tcW w:w="1260" w:type="dxa"/>
-            <w:vAlign w:val="center"/>
-          </w:tcPr>
-          <w:p>
-            <w:pPr>
-              <w:bidi w:val="0"/>
-              <w:spacing w:before="0" w:after="0" w:line="276" w:lineRule="auto"/>
-              <w:jc w:val="center"/>
-            </w:pPr>
-          </w:p>
-        </w:tc>
-        <w:tc>
-          <w:tcPr>
-            <w:tcW w:w="1260" w:type="dxa"/>
-            <w:vAlign w:val="center"/>
-          </w:tcPr>
-          <w:p>
-            <w:pPr>
-              <w:bidi w:val="0"/>
-              <w:spacing w:before="0" w:after="0" w:line="276" w:lineRule="auto"/>
-              <w:jc w:val="center"/>
-            </w:pPr>
-          </w:p>
-        </w:tc>
-        <w:tc>
-          <w:tcPr>
-            <w:tcW w:w="1260" w:type="dxa"/>
-            <w:vAlign w:val="center"/>
-          </w:tcPr>
-          <w:p>
-            <w:pPr>
-              <w:bidi w:val="0"/>
-              <w:spacing w:before="0" w:after="0" w:line="276" w:lineRule="auto"/>
-              <w:jc w:val="center"/>
-            </w:pPr>
-          </w:p>
-        </w:tc>
-        <w:tc>
-          <w:tcPr>
-            <w:tcW w:w="1260" w:type="dxa"/>
-            <w:vAlign w:val="center"/>
-          </w:tcPr>
-          <w:p>
-            <w:pPr>
-              <w:bidi w:val="0"/>
-              <w:spacing w:before="0" w:after="0" w:line="276" w:lineRule="auto"/>
-              <w:jc w:val="center"/>
-            </w:pPr>
-          </w:p>
-        </w:tc>
-        <w:tc>
-          <w:tcPr>
-            <w:tcW w:w="1260" w:type="dxa"/>
-            <w:vAlign w:val="center"/>
-          </w:tcPr>
-          <w:p>
-            <w:pPr>
-              <w:bidi w:val="0"/>
-              <w:spacing w:before="0" w:after="0" w:line="276" w:lineRule="auto"/>
-              <w:jc w:val="center"/>
-            </w:pPr>
-          </w:p>
-        </w:tc>
-      </w:tr>
-    </w:tbl>
-    <w:p>
-      <w:pPr>
-        <w:bidi/>
-        <w:spacing w:before="200" w:after="0" w:line="276" w:lineRule="auto"/>
-      </w:pPr>
-      <w:r>
-        <w:rPr>
-          <w:rFonts w:ascii="Calibri" w:eastAsia="Calibri" w:hAnsi="Calibri" w:cs="Arial"/>
-          <w:b/>
-          <w:bCs/>
-          <w:color w:val="1A1A1A"/>
-          <w:sz w:val="30"/>
-          <w:szCs w:val="30"/>
-          <w:rtl/>
-        </w:rPr>
-        <w:t xml:space="preserve">مجموعة الحلول:  </w:t>
-      </w:r>
-      <w:r>
-        <w:rPr>
-          <w:rFonts w:ascii="Cambria Math" w:hAnsi="Cambria Math" w:cs="Cambria Math"/>
-          <w:color w:val="1A1A1A"/>
-          <w:sz w:val="30"/>
-          <w:szCs w:val="30"/>
-        </w:rPr>
-        <w:t xml:space="preserve">S = </w:t>
-      </w:r>
-      <w:r>
-        <w:rPr>
-          <w:rFonts w:ascii="Calibri" w:eastAsia="Calibri" w:hAnsi="Calibri" w:cs="Arial"/>
-          <w:color w:val="9E9E9E"/>
-          <w:sz w:val="30"/>
-          <w:szCs w:val="30"/>
-          <w:rtl/>
-        </w:rPr>
-        <w:t xml:space="preserve">..................................................</w:t>
-      </w:r>
+        <w:spacing w:before="250" w:after="0" w:line="276" w:lineRule="auto"/>
+      </w:pPr>
     </w:p>
     <w:p>
       <w:pPr>
@@ -2828,7 +2137,7 @@
         </w:pBdr>
         <w:shd w:val="clear" w:color="auto" w:fill="14532D"/>
         <w:bidi/>
-        <w:spacing w:before="240" w:after="120" w:line="276" w:lineRule="auto"/>
+        <w:spacing w:before="180" w:after="100" w:line="276" w:lineRule="auto"/>
         <w:ind w:left="120" w:right="120"/>
       </w:pPr>
       <w:r>
@@ -3072,7 +2381,7 @@
       <w:tr>
         <w:trPr>
           <w:cantSplit/>
-          <w:trHeight w:val="560"/>
+          <w:trHeight w:val="460"/>
         </w:trPr>
         <w:tc>
           <w:tcPr>
@@ -3202,7 +2511,7 @@
       <w:tr>
         <w:trPr>
           <w:cantSplit/>
-          <w:trHeight w:val="560"/>
+          <w:trHeight w:val="460"/>
         </w:trPr>
         <w:tc>
           <w:tcPr>
@@ -3362,7 +2671,7 @@
       <w:tr>
         <w:trPr>
           <w:cantSplit/>
-          <w:trHeight w:val="560"/>
+          <w:trHeight w:val="460"/>
         </w:trPr>
         <w:tc>
           <w:tcPr>
@@ -3518,7 +2827,7 @@
       <w:tr>
         <w:trPr>
           <w:cantSplit/>
-          <w:trHeight w:val="560"/>
+          <w:trHeight w:val="460"/>
         </w:trPr>
         <w:tc>
           <w:tcPr>
@@ -3682,7 +2991,7 @@
         </w:pBdr>
         <w:shd w:val="clear" w:color="auto" w:fill="14532D"/>
         <w:bidi/>
-        <w:spacing w:before="240" w:after="120" w:line="276" w:lineRule="auto"/>
+        <w:spacing w:before="180" w:after="100" w:line="276" w:lineRule="auto"/>
         <w:ind w:left="120" w:right="120"/>
       </w:pPr>
       <w:r>
@@ -3724,7 +3033,7 @@
           <w:szCs w:val="30"/>
           <w:rtl/>
         </w:rPr>
-        <w:t xml:space="preserve">نعتبر النظام التالي:   </w:t>
+        <w:t xml:space="preserve">نعتبر النظام:   </w:t>
       </w:r>
       <m:oMath>
         <m:d>
@@ -3841,20 +3150,8 @@
       <w:pPr>
         <w:keepNext/>
         <w:bidi/>
-        <w:spacing w:before="160" w:after="40" w:line="276" w:lineRule="auto"/>
-      </w:pPr>
-      <w:r>
-        <w:rPr>
-          <w:rFonts w:ascii="Calibri" w:eastAsia="Calibri" w:hAnsi="Calibri" w:cs="Arial"/>
-          <w:b/>
-          <w:bCs/>
-          <w:color w:val="14532D"/>
-          <w:sz w:val="30"/>
-          <w:szCs w:val="30"/>
-          <w:rtl/>
-        </w:rPr>
-        <w:t xml:space="preserve">أ)  </w:t>
-      </w:r>
+        <w:spacing w:before="40" w:after="0" w:line="276" w:lineRule="auto"/>
+      </w:pPr>
       <w:r>
         <w:rPr>
           <w:rFonts w:ascii="Calibri" w:eastAsia="Calibri" w:hAnsi="Calibri" w:cs="Arial"/>
@@ -3863,19 +3160,7 @@
           <w:szCs w:val="30"/>
           <w:rtl/>
         </w:rPr>
-        <w:t xml:space="preserve">حلّ هذا النظام (بطريقة التعويض أو بطريقة الحذف).</w:t>
-      </w:r>
-      <w:r>
-        <w:rPr>
-          <w:rFonts w:ascii="Calibri" w:eastAsia="Calibri" w:hAnsi="Calibri" w:cs="Arial"/>
-          <w:b/>
-          <w:bCs/>
-          <w:color w:val="B8860B"/>
-          <w:sz w:val="22"/>
-          <w:szCs w:val="22"/>
-          <w:rtl/>
-        </w:rPr>
-        <w:t xml:space="preserve">  (2.5)</w:t>
+        <w:t xml:space="preserve">حلّ هذا النظام بطريقة التعويض أو بطريقة الحذف.</w:t>
       </w:r>
     </w:p>
     <w:p>
@@ -3885,7 +3170,7 @@
           <w:between w:val="dotted" w:sz="6" w:space="1" w:color="9E9E9E"/>
         </w:pBdr>
         <w:bidi/>
-        <w:spacing w:before="300" w:after="0" w:line="276" w:lineRule="auto"/>
+        <w:spacing w:before="250" w:after="0" w:line="276" w:lineRule="auto"/>
       </w:pPr>
     </w:p>
     <w:p>
@@ -3895,14 +3180,14 @@
           <w:between w:val="dotted" w:sz="6" w:space="1" w:color="9E9E9E"/>
         </w:pBdr>
         <w:bidi/>
-        <w:spacing w:before="300" w:after="0" w:line="276" w:lineRule="auto"/>
+        <w:spacing w:before="250" w:after="0" w:line="276" w:lineRule="auto"/>
       </w:pPr>
     </w:p>
     <w:p>
       <w:pPr>
-        <w:keepNext/>
         <w:bidi/>
-        <w:spacing w:before="160" w:after="40" w:line="276" w:lineRule="auto"/>
+        <w:spacing w:before="60" w:after="0" w:line="276" w:lineRule="auto"/>
+        <w:jc w:val="center"/>
       </w:pPr>
       <w:r>
         <w:rPr>
@@ -3910,65 +3195,8 @@
           <w:b/>
           <w:bCs/>
           <w:color w:val="14532D"/>
-          <w:sz w:val="30"/>
-          <w:szCs w:val="30"/>
-          <w:rtl/>
-        </w:rPr>
-        <w:t xml:space="preserve">ب)  </w:t>
-      </w:r>
-      <w:r>
-        <w:rPr>
-          <w:rFonts w:ascii="Calibri" w:eastAsia="Calibri" w:hAnsi="Calibri" w:cs="Arial"/>
-          <w:color w:val="1A1A1A"/>
-          <w:sz w:val="30"/>
-          <w:szCs w:val="30"/>
-          <w:rtl/>
-        </w:rPr>
-        <w:t xml:space="preserve">تحقّق من صحة الحل.</w:t>
-      </w:r>
-      <w:r>
-        <w:rPr>
-          <w:rFonts w:ascii="Calibri" w:eastAsia="Calibri" w:hAnsi="Calibri" w:cs="Arial"/>
-          <w:b/>
-          <w:bCs/>
-          <w:color w:val="B8860B"/>
-          <w:sz w:val="22"/>
-          <w:szCs w:val="22"/>
-          <w:rtl/>
-        </w:rPr>
-        <w:t xml:space="preserve">  (0.5)</w:t>
-      </w:r>
-    </w:p>
-    <w:p>
-      <w:pPr>
-        <w:pBdr>
-          <w:bottom w:val="dotted" w:sz="6" w:space="1" w:color="9E9E9E"/>
-          <w:between w:val="dotted" w:sz="6" w:space="1" w:color="9E9E9E"/>
-        </w:pBdr>
-        <w:bidi/>
-        <w:spacing w:before="300" w:after="0" w:line="276" w:lineRule="auto"/>
-      </w:pPr>
-    </w:p>
-    <w:p>
-      <w:pPr>
-        <w:bidi/>
-        <w:spacing w:before="0" w:after="0" w:line="300" w:lineRule="exact"/>
-      </w:pPr>
-    </w:p>
-    <w:p>
-      <w:pPr>
-        <w:bidi/>
-        <w:spacing w:before="0" w:after="0" w:line="276" w:lineRule="auto"/>
-        <w:jc w:val="center"/>
-      </w:pPr>
-      <w:r>
-        <w:rPr>
-          <w:rFonts w:ascii="Calibri" w:eastAsia="Calibri" w:hAnsi="Calibri" w:cs="Arial"/>
-          <w:b/>
-          <w:bCs/>
-          <w:color w:val="14532D"/>
-          <w:sz w:val="28"/>
-          <w:szCs w:val="28"/>
+          <w:sz w:val="26"/>
+          <w:szCs w:val="26"/>
           <w:rtl/>
         </w:rPr>
         <w:t xml:space="preserve">بالتوفيق</w:t>

--- a/exams/BT2-امتحان-رياضيات.docx
+++ b/exams/BT2-امتحان-رياضيات.docx
@@ -475,7 +475,7 @@
           <w:szCs w:val="30"/>
           <w:rtl/>
         </w:rPr>
-        <w:t xml:space="preserve">  —  علامتان</w:t>
+        <w:t xml:space="preserve">  —  3 علامات</w:t>
       </w:r>
     </w:p>
     <w:p>
@@ -611,7 +611,7 @@
           <w:szCs w:val="28"/>
           <w:rtl/>
         </w:rPr>
-        <w:t xml:space="preserve">  (1)</w:t>
+        <w:t xml:space="preserve">  (1.5)</w:t>
       </w:r>
     </w:p>
     <w:p>
@@ -759,7 +759,7 @@
           <w:szCs w:val="28"/>
           <w:rtl/>
         </w:rPr>
-        <w:t xml:space="preserve">  (1)</w:t>
+        <w:t xml:space="preserve">  (1.5)</w:t>
       </w:r>
     </w:p>
     <w:p>
@@ -797,7 +797,7 @@
           <w:szCs w:val="30"/>
           <w:rtl/>
         </w:rPr>
-        <w:t xml:space="preserve">  —  3 علامات</w:t>
+        <w:t xml:space="preserve">  —  علامتان</w:t>
       </w:r>
     </w:p>
     <w:p>
@@ -952,131 +952,6 @@
             <w:sz w:val="36"/>
             <w:szCs w:val="36"/>
           </w:rPr>
-          <m:t xml:space="preserve">9</m:t>
-        </m:r>
-        <m:sSup>
-          <m:sSupPr>
-            <m:ctrlPr>
-              <w:rPr>
-                <w:rFonts w:ascii="Cambria Math" w:hAnsi="Cambria Math"/>
-                <w:sz w:val="36"/>
-                <w:szCs w:val="36"/>
-              </w:rPr>
-            </m:ctrlPr>
-          </m:sSupPr>
-          <m:e>
-            <m:r>
-              <w:rPr>
-                <w:rFonts w:ascii="Cambria Math" w:hAnsi="Cambria Math"/>
-                <w:sz w:val="36"/>
-                <w:szCs w:val="36"/>
-              </w:rPr>
-              <m:t xml:space="preserve">x</m:t>
-            </m:r>
-          </m:e>
-          <m:sup>
-            <m:r>
-              <m:rPr>
-                <m:sty m:val="p"/>
-              </m:rPr>
-              <w:rPr>
-                <w:rFonts w:ascii="Cambria Math" w:hAnsi="Cambria Math"/>
-                <w:sz w:val="36"/>
-                <w:szCs w:val="36"/>
-              </w:rPr>
-              <m:t xml:space="preserve">2</m:t>
-            </m:r>
-          </m:sup>
-        </m:sSup>
-        <m:r>
-          <m:rPr>
-            <m:sty m:val="p"/>
-          </m:rPr>
-          <w:rPr>
-            <w:rFonts w:ascii="Cambria Math" w:hAnsi="Cambria Math"/>
-            <w:sz w:val="36"/>
-            <w:szCs w:val="36"/>
-          </w:rPr>
-          <m:t xml:space="preserve"> − 12</m:t>
-        </m:r>
-        <m:r>
-          <w:rPr>
-            <w:rFonts w:ascii="Cambria Math" w:hAnsi="Cambria Math"/>
-            <w:sz w:val="36"/>
-            <w:szCs w:val="36"/>
-          </w:rPr>
-          <m:t xml:space="preserve">x</m:t>
-        </m:r>
-        <m:r>
-          <m:rPr>
-            <m:sty m:val="p"/>
-          </m:rPr>
-          <w:rPr>
-            <w:rFonts w:ascii="Cambria Math" w:hAnsi="Cambria Math"/>
-            <w:sz w:val="36"/>
-            <w:szCs w:val="36"/>
-          </w:rPr>
-          <m:t xml:space="preserve"> + 4</m:t>
-        </m:r>
-      </m:oMath>
-      <w:r>
-        <w:rPr>
-          <w:rFonts w:ascii="Calibri" w:eastAsia="Calibri" w:hAnsi="Calibri" w:cs="Arial"/>
-          <w:b/>
-          <w:bCs/>
-          <w:color w:val="B8860B"/>
-          <w:sz w:val="28"/>
-          <w:szCs w:val="28"/>
-          <w:rtl/>
-        </w:rPr>
-        <w:t xml:space="preserve">  (1)</w:t>
-      </w:r>
-    </w:p>
-    <w:p>
-      <w:pPr>
-        <w:pBdr>
-          <w:top w:val="single" w:sz="6" w:space="4" w:color="A7C4B2"/>
-          <w:left w:val="single" w:sz="6" w:space="8" w:color="A7C4B2"/>
-          <w:bottom w:val="single" w:sz="6" w:space="4" w:color="A7C4B2"/>
-          <w:right w:val="single" w:sz="6" w:space="8" w:color="A7C4B2"/>
-        </w:pBdr>
-        <w:shd w:val="clear" w:color="auto" w:fill="F7FBF8"/>
-        <w:bidi/>
-        <w:spacing w:before="20" w:after="40" w:line="276" w:lineRule="auto"/>
-        <w:ind w:left="170" w:right="170"/>
-      </w:pPr>
-      <w:r>
-        <w:rPr>
-          <w:rFonts w:ascii="Calibri" w:eastAsia="Calibri" w:hAnsi="Calibri" w:cs="Arial"/>
-          <w:b/>
-          <w:bCs/>
-          <w:color w:val="14532D"/>
-          <w:sz w:val="36"/>
-          <w:szCs w:val="36"/>
-          <w:rtl/>
-        </w:rPr>
-        <w:t xml:space="preserve">ج)  </w:t>
-      </w:r>
-      <w:r>
-        <w:rPr>
-          <w:rFonts w:ascii="Calibri" w:eastAsia="Calibri" w:hAnsi="Calibri" w:cs="Arial"/>
-          <w:color w:val="1A1A1A"/>
-          <w:sz w:val="36"/>
-          <w:szCs w:val="36"/>
-          <w:rtl/>
-        </w:rPr>
-        <w:t xml:space="preserve">حلّل إلى جداء عوامل:  </w:t>
-      </w:r>
-      <m:oMath>
-        <m:r>
-          <m:rPr>
-            <m:sty m:val="p"/>
-          </m:rPr>
-          <w:rPr>
-            <w:rFonts w:ascii="Cambria Math" w:hAnsi="Cambria Math"/>
-            <w:sz w:val="36"/>
-            <w:szCs w:val="36"/>
-          </w:rPr>
           <m:t xml:space="preserve">25</m:t>
         </m:r>
         <m:sSup>
@@ -1173,7 +1048,7 @@
           <w:szCs w:val="30"/>
           <w:rtl/>
         </w:rPr>
-        <w:t xml:space="preserve">  —  3 علامات</w:t>
+        <w:t xml:space="preserve">  —  4 علامات</w:t>
       </w:r>
     </w:p>
     <w:p>
@@ -1363,7 +1238,7 @@
           <w:szCs w:val="28"/>
           <w:rtl/>
         </w:rPr>
-        <w:t xml:space="preserve">  (1.5)</w:t>
+        <w:t xml:space="preserve">  (2)</w:t>
       </w:r>
     </w:p>
     <w:p>
@@ -1505,7 +1380,7 @@
           <w:szCs w:val="28"/>
           <w:rtl/>
         </w:rPr>
-        <w:t xml:space="preserve">  (1.5)</w:t>
+        <w:t xml:space="preserve">  (2)</w:t>
       </w:r>
     </w:p>
     <w:p>
@@ -1543,7 +1418,7 @@
           <w:szCs w:val="30"/>
           <w:rtl/>
         </w:rPr>
-        <w:t xml:space="preserve">  —  علامتان</w:t>
+        <w:t xml:space="preserve">  —  3 علامات</w:t>
       </w:r>
     </w:p>
     <w:p>
@@ -1684,7 +1559,7 @@
           <w:szCs w:val="28"/>
           <w:rtl/>
         </w:rPr>
-        <w:t xml:space="preserve">  (2)</w:t>
+        <w:t xml:space="preserve">  (3)</w:t>
       </w:r>
     </w:p>
     <w:p>
@@ -1736,7 +1611,7 @@
           <w:szCs w:val="36"/>
           <w:rtl/>
         </w:rPr>
-        <w:t xml:space="preserve">السؤال الخامس: اختر مجموعة الحلول الصحيحة</w:t>
+        <w:t xml:space="preserve">السؤال الخامس: المجموعات</w:t>
       </w:r>
       <w:r>
         <w:rPr>
@@ -1748,7 +1623,7 @@
           <w:szCs w:val="30"/>
           <w:rtl/>
         </w:rPr>
-        <w:t xml:space="preserve">  —  3 علامات</w:t>
+        <w:t xml:space="preserve">  —  4 علامات</w:t>
       </w:r>
     </w:p>
     <w:p>
@@ -1773,20 +1648,29 @@
           <w:szCs w:val="36"/>
           <w:rtl/>
         </w:rPr>
-        <w:t xml:space="preserve">اكتب على ورقة الإجابة رقم البند وحرف الإجابة الصحيحة.</w:t>
-      </w:r>
-      <w:r>
-        <w:rPr>
-          <w:rFonts w:ascii="Calibri" w:eastAsia="Calibri" w:hAnsi="Calibri" w:cs="Arial"/>
-          <w:b/>
-          <w:bCs/>
-          <w:color w:val="B8860B"/>
-          <w:sz w:val="28"/>
-          <w:szCs w:val="28"/>
-          <w:rtl/>
-        </w:rPr>
-        <w:t xml:space="preserve">  (1 لكل بند)</w:t>
-      </w:r>
+        <w:t xml:space="preserve">لتكن المجموعة الشاملة  </w:t>
+      </w:r>
+      <m:oMath>
+        <m:r>
+          <w:rPr>
+            <w:rFonts w:ascii="Cambria Math" w:hAnsi="Cambria Math"/>
+            <w:sz w:val="36"/>
+            <w:szCs w:val="36"/>
+          </w:rPr>
+          <m:t xml:space="preserve">E</m:t>
+        </m:r>
+        <m:r>
+          <m:rPr>
+            <m:sty m:val="p"/>
+          </m:rPr>
+          <w:rPr>
+            <w:rFonts w:ascii="Cambria Math" w:hAnsi="Cambria Math"/>
+            <w:sz w:val="36"/>
+            <w:szCs w:val="36"/>
+          </w:rPr>
+          <m:t xml:space="preserve"> = {1, 2, 3, 4, 5, 6, 7, 8, 9, 10}</m:t>
+        </m:r>
+      </m:oMath>
     </w:p>
     <w:p>
       <w:pPr>
@@ -1804,630 +1688,381 @@
       <w:r>
         <w:rPr>
           <w:rFonts w:ascii="Calibri" w:eastAsia="Calibri" w:hAnsi="Calibri" w:cs="Arial"/>
-          <w:i/>
-          <w:iCs/>
-          <w:color w:val="1F4E79"/>
+          <w:color w:val="1A1A1A"/>
+          <w:sz w:val="36"/>
+          <w:szCs w:val="36"/>
+          <w:rtl/>
+        </w:rPr>
+        <w:t xml:space="preserve">ومجموعتاها الجزئيتان:  </w:t>
+      </w:r>
+      <m:oMath>
+        <m:r>
+          <w:rPr>
+            <w:rFonts w:ascii="Cambria Math" w:hAnsi="Cambria Math"/>
+            <w:sz w:val="36"/>
+            <w:szCs w:val="36"/>
+          </w:rPr>
+          <m:t xml:space="preserve">A</m:t>
+        </m:r>
+        <m:r>
+          <m:rPr>
+            <m:sty m:val="p"/>
+          </m:rPr>
+          <w:rPr>
+            <w:rFonts w:ascii="Cambria Math" w:hAnsi="Cambria Math"/>
+            <w:sz w:val="36"/>
+            <w:szCs w:val="36"/>
+          </w:rPr>
+          <m:t xml:space="preserve"> = {1, 2, 3, 4, 6}</m:t>
+        </m:r>
+      </m:oMath>
+      <w:r>
+        <w:rPr>
+          <w:rFonts w:ascii="Calibri" w:eastAsia="Calibri" w:hAnsi="Calibri" w:cs="Arial"/>
+          <w:color w:val="1A1A1A"/>
+          <w:sz w:val="36"/>
+          <w:szCs w:val="36"/>
+          <w:rtl/>
+        </w:rPr>
+        <w:t xml:space="preserve">   و   </w:t>
+      </w:r>
+      <m:oMath>
+        <m:r>
+          <w:rPr>
+            <w:rFonts w:ascii="Cambria Math" w:hAnsi="Cambria Math"/>
+            <w:sz w:val="36"/>
+            <w:szCs w:val="36"/>
+          </w:rPr>
+          <m:t xml:space="preserve">B</m:t>
+        </m:r>
+        <m:r>
+          <m:rPr>
+            <m:sty m:val="p"/>
+          </m:rPr>
+          <w:rPr>
+            <w:rFonts w:ascii="Cambria Math" w:hAnsi="Cambria Math"/>
+            <w:sz w:val="36"/>
+            <w:szCs w:val="36"/>
+          </w:rPr>
+          <m:t xml:space="preserve"> = {2, 4, 6, 8, 10}</m:t>
+        </m:r>
+      </m:oMath>
+    </w:p>
+    <w:p>
+      <w:pPr>
+        <w:pBdr>
+          <w:top w:val="single" w:sz="6" w:space="4" w:color="A7C4B2"/>
+          <w:left w:val="single" w:sz="6" w:space="8" w:color="A7C4B2"/>
+          <w:bottom w:val="single" w:sz="6" w:space="4" w:color="A7C4B2"/>
+          <w:right w:val="single" w:sz="6" w:space="8" w:color="A7C4B2"/>
+        </w:pBdr>
+        <w:shd w:val="clear" w:color="auto" w:fill="F7FBF8"/>
+        <w:bidi/>
+        <w:spacing w:before="20" w:after="40" w:line="276" w:lineRule="auto"/>
+        <w:ind w:left="170" w:right="170"/>
+      </w:pPr>
+      <w:r>
+        <w:rPr>
+          <w:rFonts w:ascii="Calibri" w:eastAsia="Calibri" w:hAnsi="Calibri" w:cs="Arial"/>
+          <w:color w:val="1A1A1A"/>
+          <w:sz w:val="36"/>
+          <w:szCs w:val="36"/>
+          <w:rtl/>
+        </w:rPr>
+        <w:t xml:space="preserve">أوجد كلاً من المجموعات التالية:</w:t>
+      </w:r>
+    </w:p>
+    <w:p>
+      <w:pPr>
+        <w:pBdr>
+          <w:top w:val="single" w:sz="6" w:space="4" w:color="A7C4B2"/>
+          <w:left w:val="single" w:sz="6" w:space="8" w:color="A7C4B2"/>
+          <w:bottom w:val="single" w:sz="6" w:space="4" w:color="A7C4B2"/>
+          <w:right w:val="single" w:sz="6" w:space="8" w:color="A7C4B2"/>
+        </w:pBdr>
+        <w:shd w:val="clear" w:color="auto" w:fill="F7FBF8"/>
+        <w:bidi/>
+        <w:spacing w:before="20" w:after="40" w:line="276" w:lineRule="auto"/>
+        <w:ind w:left="170" w:right="170"/>
+      </w:pPr>
+      <w:r>
+        <w:rPr>
+          <w:rFonts w:ascii="Calibri" w:eastAsia="Calibri" w:hAnsi="Calibri" w:cs="Arial"/>
+          <w:b/>
+          <w:bCs/>
+          <w:color w:val="14532D"/>
+          <w:sz w:val="36"/>
+          <w:szCs w:val="36"/>
+          <w:rtl/>
+        </w:rPr>
+        <w:t xml:space="preserve">أ)  </w:t>
+      </w:r>
+      <m:oMath>
+        <m:r>
+          <w:rPr>
+            <w:rFonts w:ascii="Cambria Math" w:hAnsi="Cambria Math"/>
+            <w:sz w:val="36"/>
+            <w:szCs w:val="36"/>
+          </w:rPr>
+          <m:t xml:space="preserve">A</m:t>
+        </m:r>
+        <m:r>
+          <m:rPr>
+            <m:sty m:val="p"/>
+          </m:rPr>
+          <w:rPr>
+            <w:rFonts w:ascii="Cambria Math" w:hAnsi="Cambria Math"/>
+            <w:sz w:val="36"/>
+            <w:szCs w:val="36"/>
+          </w:rPr>
+          <m:t xml:space="preserve"> ∩ </m:t>
+        </m:r>
+        <m:r>
+          <w:rPr>
+            <w:rFonts w:ascii="Cambria Math" w:hAnsi="Cambria Math"/>
+            <w:sz w:val="36"/>
+            <w:szCs w:val="36"/>
+          </w:rPr>
+          <m:t xml:space="preserve">B</m:t>
+        </m:r>
+      </m:oMath>
+      <w:r>
+        <w:rPr>
+          <w:rFonts w:ascii="Calibri" w:eastAsia="Calibri" w:hAnsi="Calibri" w:cs="Arial"/>
+          <w:b/>
+          <w:bCs/>
+          <w:color w:val="B8860B"/>
           <w:sz w:val="28"/>
           <w:szCs w:val="28"/>
           <w:rtl/>
         </w:rPr>
-        <w:t xml:space="preserve">للمكفوفين: يمكن الإجابة بذكر الحرف (أ أو ب أو ج) شفهياً أو بطريقة برايل.</w:t>
+        <w:t xml:space="preserve">  (1)</w:t>
       </w:r>
     </w:p>
     <w:p>
       <w:pPr>
+        <w:pBdr>
+          <w:top w:val="single" w:sz="6" w:space="4" w:color="A7C4B2"/>
+          <w:left w:val="single" w:sz="6" w:space="8" w:color="A7C4B2"/>
+          <w:bottom w:val="single" w:sz="6" w:space="4" w:color="A7C4B2"/>
+          <w:right w:val="single" w:sz="6" w:space="8" w:color="A7C4B2"/>
+        </w:pBdr>
+        <w:shd w:val="clear" w:color="auto" w:fill="F7FBF8"/>
         <w:bidi/>
-        <w:spacing w:before="0" w:after="0" w:line="80" w:lineRule="exact"/>
-      </w:pPr>
+        <w:spacing w:before="20" w:after="40" w:line="276" w:lineRule="auto"/>
+        <w:ind w:left="170" w:right="170"/>
+      </w:pPr>
+      <w:r>
+        <w:rPr>
+          <w:rFonts w:ascii="Calibri" w:eastAsia="Calibri" w:hAnsi="Calibri" w:cs="Arial"/>
+          <w:b/>
+          <w:bCs/>
+          <w:color w:val="14532D"/>
+          <w:sz w:val="36"/>
+          <w:szCs w:val="36"/>
+          <w:rtl/>
+        </w:rPr>
+        <w:t xml:space="preserve">ب)  </w:t>
+      </w:r>
+      <m:oMath>
+        <m:r>
+          <w:rPr>
+            <w:rFonts w:ascii="Cambria Math" w:hAnsi="Cambria Math"/>
+            <w:sz w:val="36"/>
+            <w:szCs w:val="36"/>
+          </w:rPr>
+          <m:t xml:space="preserve">A</m:t>
+        </m:r>
+        <m:r>
+          <m:rPr>
+            <m:sty m:val="p"/>
+          </m:rPr>
+          <w:rPr>
+            <w:rFonts w:ascii="Cambria Math" w:hAnsi="Cambria Math"/>
+            <w:sz w:val="36"/>
+            <w:szCs w:val="36"/>
+          </w:rPr>
+          <m:t xml:space="preserve"> ∪ </m:t>
+        </m:r>
+        <m:r>
+          <w:rPr>
+            <w:rFonts w:ascii="Cambria Math" w:hAnsi="Cambria Math"/>
+            <w:sz w:val="36"/>
+            <w:szCs w:val="36"/>
+          </w:rPr>
+          <m:t xml:space="preserve">B</m:t>
+        </m:r>
+      </m:oMath>
+      <w:r>
+        <w:rPr>
+          <w:rFonts w:ascii="Calibri" w:eastAsia="Calibri" w:hAnsi="Calibri" w:cs="Arial"/>
+          <w:b/>
+          <w:bCs/>
+          <w:color w:val="B8860B"/>
+          <w:sz w:val="28"/>
+          <w:szCs w:val="28"/>
+          <w:rtl/>
+        </w:rPr>
+        <w:t xml:space="preserve">  (1)</w:t>
+      </w:r>
     </w:p>
-    <w:tbl>
-      <w:tblPr>
-        <w:tblW w:w="10440" w:type="dxa"/>
-        <w:jc w:val="center"/>
-        <w:tblBorders>
-          <w:top w:val="single" w:sz="6" w:space="0" w:color="A7C4B2"/>
-          <w:left w:val="single" w:sz="6" w:space="0" w:color="A7C4B2"/>
-          <w:bottom w:val="single" w:sz="6" w:space="0" w:color="A7C4B2"/>
-          <w:right w:val="single" w:sz="6" w:space="0" w:color="A7C4B2"/>
-          <w:insideH w:val="single" w:sz="6" w:space="0" w:color="A7C4B2"/>
-          <w:insideV w:val="single" w:sz="6" w:space="0" w:color="A7C4B2"/>
-        </w:tblBorders>
-        <w:tblLayout w:type="fixed"/>
-        <w:tblCellMar>
-          <w:top w:w="80" w:type="dxa"/>
-          <w:left w:w="110" w:type="dxa"/>
-          <w:bottom w:w="80" w:type="dxa"/>
-          <w:right w:w="110" w:type="dxa"/>
-        </w:tblCellMar>
-        <w:tblLook w:val="04A0" w:firstRow="1" w:lastRow="0" w:firstColumn="1" w:lastColumn="0" w:noHBand="0" w:noVBand="1"/>
-      </w:tblPr>
-      <w:tblGrid>
-        <w:gridCol w:w="2480"/>
-        <w:gridCol w:w="2480"/>
-        <w:gridCol w:w="2480"/>
-        <w:gridCol w:w="2100"/>
-        <w:gridCol w:w="900"/>
-      </w:tblGrid>
-      <w:tr>
-        <w:trPr>
-          <w:cantSplit/>
-          <w:trHeight w:val="480"/>
-          <w:tblHeader/>
-        </w:trPr>
-        <w:tc>
-          <w:tcPr>
-            <w:tcW w:w="2480" w:type="dxa"/>
-            <w:shd w:val="clear" w:color="auto" w:fill="B8860B"/>
-            <w:vAlign w:val="center"/>
-          </w:tcPr>
-          <w:p>
-            <w:pPr>
-              <w:bidi/>
-              <w:spacing w:before="0" w:after="0" w:line="276" w:lineRule="auto"/>
-              <w:jc w:val="center"/>
-            </w:pPr>
-            <w:r>
-              <w:rPr>
-                <w:rFonts w:ascii="Calibri" w:eastAsia="Calibri" w:hAnsi="Calibri" w:cs="Arial"/>
-                <w:b/>
-                <w:bCs/>
-                <w:color w:val="FFFFFF"/>
-                <w:sz w:val="30"/>
-                <w:szCs w:val="30"/>
-                <w:rtl/>
-              </w:rPr>
-              <w:t xml:space="preserve">ج</w:t>
-            </w:r>
-          </w:p>
-        </w:tc>
-        <w:tc>
-          <w:tcPr>
-            <w:tcW w:w="2480" w:type="dxa"/>
-            <w:shd w:val="clear" w:color="auto" w:fill="B8860B"/>
-            <w:vAlign w:val="center"/>
-          </w:tcPr>
-          <w:p>
-            <w:pPr>
-              <w:bidi/>
-              <w:spacing w:before="0" w:after="0" w:line="276" w:lineRule="auto"/>
-              <w:jc w:val="center"/>
-            </w:pPr>
-            <w:r>
-              <w:rPr>
-                <w:rFonts w:ascii="Calibri" w:eastAsia="Calibri" w:hAnsi="Calibri" w:cs="Arial"/>
-                <w:b/>
-                <w:bCs/>
-                <w:color w:val="FFFFFF"/>
-                <w:sz w:val="30"/>
-                <w:szCs w:val="30"/>
-                <w:rtl/>
-              </w:rPr>
-              <w:t xml:space="preserve">ب</w:t>
-            </w:r>
-          </w:p>
-        </w:tc>
-        <w:tc>
-          <w:tcPr>
-            <w:tcW w:w="2480" w:type="dxa"/>
-            <w:shd w:val="clear" w:color="auto" w:fill="B8860B"/>
-            <w:vAlign w:val="center"/>
-          </w:tcPr>
-          <w:p>
-            <w:pPr>
-              <w:bidi/>
-              <w:spacing w:before="0" w:after="0" w:line="276" w:lineRule="auto"/>
-              <w:jc w:val="center"/>
-            </w:pPr>
-            <w:r>
-              <w:rPr>
-                <w:rFonts w:ascii="Calibri" w:eastAsia="Calibri" w:hAnsi="Calibri" w:cs="Arial"/>
-                <w:b/>
-                <w:bCs/>
-                <w:color w:val="FFFFFF"/>
-                <w:sz w:val="30"/>
-                <w:szCs w:val="30"/>
-                <w:rtl/>
-              </w:rPr>
-              <w:t xml:space="preserve">أ</w:t>
-            </w:r>
-          </w:p>
-        </w:tc>
-        <w:tc>
-          <w:tcPr>
-            <w:tcW w:w="2100" w:type="dxa"/>
-            <w:shd w:val="clear" w:color="auto" w:fill="14532D"/>
-            <w:vAlign w:val="center"/>
-          </w:tcPr>
-          <w:p>
-            <w:pPr>
-              <w:bidi/>
-              <w:spacing w:before="0" w:after="0" w:line="276" w:lineRule="auto"/>
-              <w:jc w:val="center"/>
-            </w:pPr>
-            <w:r>
-              <w:rPr>
-                <w:rFonts w:ascii="Calibri" w:eastAsia="Calibri" w:hAnsi="Calibri" w:cs="Arial"/>
-                <w:b/>
-                <w:bCs/>
-                <w:color w:val="FFFFFF"/>
-                <w:sz w:val="30"/>
-                <w:szCs w:val="30"/>
-                <w:rtl/>
-              </w:rPr>
-              <w:t xml:space="preserve">المتراجحة</w:t>
-            </w:r>
-          </w:p>
-        </w:tc>
-        <w:tc>
-          <w:tcPr>
-            <w:tcW w:w="900" w:type="dxa"/>
-            <w:shd w:val="clear" w:color="auto" w:fill="14532D"/>
-            <w:vAlign w:val="center"/>
-          </w:tcPr>
-          <w:p>
-            <w:pPr>
-              <w:bidi/>
-              <w:spacing w:before="0" w:after="0" w:line="276" w:lineRule="auto"/>
-              <w:jc w:val="center"/>
-            </w:pPr>
-            <w:r>
-              <w:rPr>
-                <w:rFonts w:ascii="Calibri" w:eastAsia="Calibri" w:hAnsi="Calibri" w:cs="Arial"/>
-                <w:b/>
-                <w:bCs/>
-                <w:color w:val="FFFFFF"/>
-                <w:sz w:val="30"/>
-                <w:szCs w:val="30"/>
-                <w:rtl/>
-              </w:rPr>
-              <w:t xml:space="preserve">رقم</w:t>
-            </w:r>
-          </w:p>
-        </w:tc>
-      </w:tr>
-      <w:tr>
-        <w:trPr>
-          <w:cantSplit/>
-          <w:trHeight w:val="600"/>
-        </w:trPr>
-        <w:tc>
-          <w:tcPr>
-            <w:tcW w:w="2480" w:type="dxa"/>
-            <w:vAlign w:val="center"/>
-          </w:tcPr>
-          <w:p>
-            <w:pPr>
-              <w:bidi w:val="0"/>
-              <w:spacing w:before="0" w:after="0" w:line="276" w:lineRule="auto"/>
-              <w:jc w:val="center"/>
-            </w:pPr>
-            <w:r>
-              <w:rPr>
-                <w:rFonts w:ascii="Cambria Math" w:hAnsi="Cambria Math" w:cs="Cambria Math"/>
-                <w:color w:val="1A1A1A"/>
-                <w:sz w:val="30"/>
-                <w:szCs w:val="30"/>
-              </w:rPr>
-              <w:t xml:space="preserve">]8 ; +∞[</w:t>
-            </w:r>
-          </w:p>
-        </w:tc>
-        <w:tc>
-          <w:tcPr>
-            <w:tcW w:w="2480" w:type="dxa"/>
-            <w:vAlign w:val="center"/>
-          </w:tcPr>
-          <w:p>
-            <w:pPr>
-              <w:bidi w:val="0"/>
-              <w:spacing w:before="0" w:after="0" w:line="276" w:lineRule="auto"/>
-              <w:jc w:val="center"/>
-            </w:pPr>
-            <w:r>
-              <w:rPr>
-                <w:rFonts w:ascii="Cambria Math" w:hAnsi="Cambria Math" w:cs="Cambria Math"/>
-                <w:color w:val="1A1A1A"/>
-                <w:sz w:val="30"/>
-                <w:szCs w:val="30"/>
-              </w:rPr>
-              <w:t xml:space="preserve">]−∞ ; 2[</w:t>
-            </w:r>
-          </w:p>
-        </w:tc>
-        <w:tc>
-          <w:tcPr>
-            <w:tcW w:w="2480" w:type="dxa"/>
-            <w:vAlign w:val="center"/>
-          </w:tcPr>
-          <w:p>
-            <w:pPr>
-              <w:bidi w:val="0"/>
-              <w:spacing w:before="0" w:after="0" w:line="276" w:lineRule="auto"/>
-              <w:jc w:val="center"/>
-            </w:pPr>
-            <w:r>
-              <w:rPr>
-                <w:rFonts w:ascii="Cambria Math" w:hAnsi="Cambria Math" w:cs="Cambria Math"/>
-                <w:color w:val="1A1A1A"/>
-                <w:sz w:val="30"/>
-                <w:szCs w:val="30"/>
-              </w:rPr>
-              <w:t xml:space="preserve">]2 ; +∞[</w:t>
-            </w:r>
-          </w:p>
-        </w:tc>
-        <w:tc>
-          <w:tcPr>
-            <w:tcW w:w="2100" w:type="dxa"/>
-            <w:vAlign w:val="center"/>
-          </w:tcPr>
-          <w:p>
-            <w:pPr>
-              <w:bidi w:val="0"/>
-              <w:spacing w:before="0" w:after="0" w:line="276" w:lineRule="auto"/>
-              <w:jc w:val="center"/>
-            </w:pPr>
-            <m:oMath>
-              <m:r>
-                <w:rPr>
-                  <w:rFonts w:ascii="Cambria Math" w:hAnsi="Cambria Math"/>
-                  <w:sz w:val="36"/>
-                  <w:szCs w:val="36"/>
-                </w:rPr>
-                <m:t xml:space="preserve">x</m:t>
-              </m:r>
-              <m:r>
-                <m:rPr>
-                  <m:sty m:val="p"/>
-                </m:rPr>
-                <w:rPr>
-                  <w:rFonts w:ascii="Cambria Math" w:hAnsi="Cambria Math"/>
-                  <w:sz w:val="36"/>
-                  <w:szCs w:val="36"/>
-                </w:rPr>
-                <m:t xml:space="preserve"> + 3 &gt; 5</m:t>
-              </m:r>
-            </m:oMath>
-          </w:p>
-        </w:tc>
-        <w:tc>
-          <w:tcPr>
-            <w:tcW w:w="900" w:type="dxa"/>
-            <w:shd w:val="clear" w:color="auto" w:fill="EEF6F1"/>
-            <w:vAlign w:val="center"/>
-          </w:tcPr>
-          <w:p>
-            <w:pPr>
-              <w:bidi/>
-              <w:spacing w:before="0" w:after="0" w:line="276" w:lineRule="auto"/>
-              <w:jc w:val="center"/>
-            </w:pPr>
-            <w:r>
-              <w:rPr>
-                <w:rFonts w:ascii="Cambria Math" w:hAnsi="Cambria Math" w:cs="Cambria Math"/>
-                <w:b/>
-                <w:color w:val="14532D"/>
-                <w:sz w:val="32"/>
-                <w:szCs w:val="32"/>
-              </w:rPr>
-              <w:t xml:space="preserve">1</w:t>
-            </w:r>
-          </w:p>
-        </w:tc>
-      </w:tr>
-      <w:tr>
-        <w:trPr>
-          <w:cantSplit/>
-          <w:trHeight w:val="600"/>
-        </w:trPr>
-        <w:tc>
-          <w:tcPr>
-            <w:tcW w:w="2480" w:type="dxa"/>
-            <w:vAlign w:val="center"/>
-          </w:tcPr>
-          <w:p>
-            <w:pPr>
-              <w:bidi w:val="0"/>
-              <w:spacing w:before="0" w:after="0" w:line="276" w:lineRule="auto"/>
-              <w:jc w:val="center"/>
-            </w:pPr>
-            <w:r>
-              <w:rPr>
-                <w:rFonts w:ascii="Cambria Math" w:hAnsi="Cambria Math" w:cs="Cambria Math"/>
-                <w:color w:val="1A1A1A"/>
-                <w:sz w:val="30"/>
-                <w:szCs w:val="30"/>
-              </w:rPr>
-              <w:t xml:space="preserve">]−9 ; 9[</w:t>
-            </w:r>
-          </w:p>
-        </w:tc>
-        <w:tc>
-          <w:tcPr>
-            <w:tcW w:w="2480" w:type="dxa"/>
-            <w:vAlign w:val="center"/>
-          </w:tcPr>
-          <w:p>
-            <w:pPr>
-              <w:bidi w:val="0"/>
-              <w:spacing w:before="0" w:after="0" w:line="276" w:lineRule="auto"/>
-              <w:jc w:val="center"/>
-            </w:pPr>
-            <w:r>
-              <w:rPr>
-                <w:rFonts w:ascii="Cambria Math" w:hAnsi="Cambria Math" w:cs="Cambria Math"/>
-                <w:color w:val="1A1A1A"/>
-                <w:sz w:val="30"/>
-                <w:szCs w:val="30"/>
-              </w:rPr>
-              <w:t xml:space="preserve">]−3 ; 3[</w:t>
-            </w:r>
-          </w:p>
-        </w:tc>
-        <w:tc>
-          <w:tcPr>
-            <w:tcW w:w="2480" w:type="dxa"/>
-            <w:vAlign w:val="center"/>
-          </w:tcPr>
-          <w:p>
-            <w:pPr>
-              <w:bidi w:val="0"/>
-              <w:spacing w:before="0" w:after="0" w:line="276" w:lineRule="auto"/>
-              <w:jc w:val="center"/>
-            </w:pPr>
-            <w:r>
-              <w:rPr>
-                <w:rFonts w:ascii="Cambria Math" w:hAnsi="Cambria Math" w:cs="Cambria Math"/>
-                <w:color w:val="1A1A1A"/>
-                <w:sz w:val="30"/>
-                <w:szCs w:val="30"/>
-              </w:rPr>
-              <w:t xml:space="preserve">ℝ − [−3 ; 3]</w:t>
-            </w:r>
-          </w:p>
-        </w:tc>
-        <w:tc>
-          <w:tcPr>
-            <w:tcW w:w="2100" w:type="dxa"/>
-            <w:vAlign w:val="center"/>
-          </w:tcPr>
-          <w:p>
-            <w:pPr>
-              <w:bidi w:val="0"/>
-              <w:spacing w:before="0" w:after="0" w:line="276" w:lineRule="auto"/>
-              <w:jc w:val="center"/>
-            </w:pPr>
-            <m:oMath>
-              <m:sSup>
-                <m:sSupPr>
-                  <m:ctrlPr>
-                    <w:rPr>
-                      <w:rFonts w:ascii="Cambria Math" w:hAnsi="Cambria Math"/>
-                      <w:sz w:val="36"/>
-                      <w:szCs w:val="36"/>
-                    </w:rPr>
-                  </m:ctrlPr>
-                </m:sSupPr>
-                <m:e>
-                  <m:r>
-                    <w:rPr>
-                      <w:rFonts w:ascii="Cambria Math" w:hAnsi="Cambria Math"/>
-                      <w:sz w:val="36"/>
-                      <w:szCs w:val="36"/>
-                    </w:rPr>
-                    <m:t xml:space="preserve">x</m:t>
-                  </m:r>
-                </m:e>
-                <m:sup>
-                  <m:r>
-                    <m:rPr>
-                      <m:sty m:val="p"/>
-                    </m:rPr>
-                    <w:rPr>
-                      <w:rFonts w:ascii="Cambria Math" w:hAnsi="Cambria Math"/>
-                      <w:sz w:val="36"/>
-                      <w:szCs w:val="36"/>
-                    </w:rPr>
-                    <m:t xml:space="preserve">2</m:t>
-                  </m:r>
-                </m:sup>
-              </m:sSup>
-              <m:r>
-                <m:rPr>
-                  <m:sty m:val="p"/>
-                </m:rPr>
-                <w:rPr>
-                  <w:rFonts w:ascii="Cambria Math" w:hAnsi="Cambria Math"/>
-                  <w:sz w:val="36"/>
-                  <w:szCs w:val="36"/>
-                </w:rPr>
-                <m:t xml:space="preserve"> − 9 &lt; 0</m:t>
-              </m:r>
-            </m:oMath>
-          </w:p>
-        </w:tc>
-        <w:tc>
-          <w:tcPr>
-            <w:tcW w:w="900" w:type="dxa"/>
-            <w:shd w:val="clear" w:color="auto" w:fill="EEF6F1"/>
-            <w:vAlign w:val="center"/>
-          </w:tcPr>
-          <w:p>
-            <w:pPr>
-              <w:bidi/>
-              <w:spacing w:before="0" w:after="0" w:line="276" w:lineRule="auto"/>
-              <w:jc w:val="center"/>
-            </w:pPr>
-            <w:r>
-              <w:rPr>
-                <w:rFonts w:ascii="Cambria Math" w:hAnsi="Cambria Math" w:cs="Cambria Math"/>
-                <w:b/>
-                <w:color w:val="14532D"/>
-                <w:sz w:val="32"/>
-                <w:szCs w:val="32"/>
-              </w:rPr>
-              <w:t xml:space="preserve">2</w:t>
-            </w:r>
-          </w:p>
-        </w:tc>
-      </w:tr>
-      <w:tr>
-        <w:trPr>
-          <w:cantSplit/>
-          <w:trHeight w:val="600"/>
-        </w:trPr>
-        <w:tc>
-          <w:tcPr>
-            <w:tcW w:w="2480" w:type="dxa"/>
-            <w:vAlign w:val="center"/>
-          </w:tcPr>
-          <w:p>
-            <w:pPr>
-              <w:bidi w:val="0"/>
-              <w:spacing w:before="0" w:after="0" w:line="276" w:lineRule="auto"/>
-              <w:jc w:val="center"/>
-            </w:pPr>
-            <w:r>
-              <w:rPr>
-                <w:rFonts w:ascii="Cambria Math" w:hAnsi="Cambria Math" w:cs="Cambria Math"/>
-                <w:color w:val="1A1A1A"/>
-                <w:sz w:val="30"/>
-                <w:szCs w:val="30"/>
-              </w:rPr>
-              <w:t xml:space="preserve">ℝ − ]−2 ; 2[</w:t>
-            </w:r>
-          </w:p>
-        </w:tc>
-        <w:tc>
-          <w:tcPr>
-            <w:tcW w:w="2480" w:type="dxa"/>
-            <w:vAlign w:val="center"/>
-          </w:tcPr>
-          <w:p>
-            <w:pPr>
-              <w:bidi w:val="0"/>
-              <w:spacing w:before="0" w:after="0" w:line="276" w:lineRule="auto"/>
-              <w:jc w:val="center"/>
-            </w:pPr>
-            <w:r>
-              <w:rPr>
-                <w:rFonts w:ascii="Cambria Math" w:hAnsi="Cambria Math" w:cs="Cambria Math"/>
-                <w:color w:val="1A1A1A"/>
-                <w:sz w:val="30"/>
-                <w:szCs w:val="30"/>
-              </w:rPr>
-              <w:t xml:space="preserve">[2 ; +∞[</w:t>
-            </w:r>
-          </w:p>
-        </w:tc>
-        <w:tc>
-          <w:tcPr>
-            <w:tcW w:w="2480" w:type="dxa"/>
-            <w:vAlign w:val="center"/>
-          </w:tcPr>
-          <w:p>
-            <w:pPr>
-              <w:bidi w:val="0"/>
-              <w:spacing w:before="0" w:after="0" w:line="276" w:lineRule="auto"/>
-              <w:jc w:val="center"/>
-            </w:pPr>
-            <w:r>
-              <w:rPr>
-                <w:rFonts w:ascii="Cambria Math" w:hAnsi="Cambria Math" w:cs="Cambria Math"/>
-                <w:color w:val="1A1A1A"/>
-                <w:sz w:val="30"/>
-                <w:szCs w:val="30"/>
-              </w:rPr>
-              <w:t xml:space="preserve">[−2 ; 2]</w:t>
-            </w:r>
-          </w:p>
-        </w:tc>
-        <w:tc>
-          <w:tcPr>
-            <w:tcW w:w="2100" w:type="dxa"/>
-            <w:vAlign w:val="center"/>
-          </w:tcPr>
-          <w:p>
-            <w:pPr>
-              <w:bidi w:val="0"/>
-              <w:spacing w:before="0" w:after="0" w:line="276" w:lineRule="auto"/>
-              <w:jc w:val="center"/>
-            </w:pPr>
-            <m:oMath>
-              <m:sSup>
-                <m:sSupPr>
-                  <m:ctrlPr>
-                    <w:rPr>
-                      <w:rFonts w:ascii="Cambria Math" w:hAnsi="Cambria Math"/>
-                      <w:sz w:val="36"/>
-                      <w:szCs w:val="36"/>
-                    </w:rPr>
-                  </m:ctrlPr>
-                </m:sSupPr>
-                <m:e>
-                  <m:r>
-                    <w:rPr>
-                      <w:rFonts w:ascii="Cambria Math" w:hAnsi="Cambria Math"/>
-                      <w:sz w:val="36"/>
-                      <w:szCs w:val="36"/>
-                    </w:rPr>
-                    <m:t xml:space="preserve">x</m:t>
-                  </m:r>
-                </m:e>
-                <m:sup>
-                  <m:r>
-                    <m:rPr>
-                      <m:sty m:val="p"/>
-                    </m:rPr>
-                    <w:rPr>
-                      <w:rFonts w:ascii="Cambria Math" w:hAnsi="Cambria Math"/>
-                      <w:sz w:val="36"/>
-                      <w:szCs w:val="36"/>
-                    </w:rPr>
-                    <m:t xml:space="preserve">2</m:t>
-                  </m:r>
-                </m:sup>
-              </m:sSup>
-              <m:r>
-                <m:rPr>
-                  <m:sty m:val="p"/>
-                </m:rPr>
-                <w:rPr>
-                  <w:rFonts w:ascii="Cambria Math" w:hAnsi="Cambria Math"/>
-                  <w:sz w:val="36"/>
-                  <w:szCs w:val="36"/>
-                </w:rPr>
-                <m:t xml:space="preserve"> ≥ 4</m:t>
-              </m:r>
-            </m:oMath>
-          </w:p>
-        </w:tc>
-        <w:tc>
-          <w:tcPr>
-            <w:tcW w:w="900" w:type="dxa"/>
-            <w:shd w:val="clear" w:color="auto" w:fill="EEF6F1"/>
-            <w:vAlign w:val="center"/>
-          </w:tcPr>
-          <w:p>
-            <w:pPr>
-              <w:bidi/>
-              <w:spacing w:before="0" w:after="0" w:line="276" w:lineRule="auto"/>
-              <w:jc w:val="center"/>
-            </w:pPr>
-            <w:r>
-              <w:rPr>
-                <w:rFonts w:ascii="Cambria Math" w:hAnsi="Cambria Math" w:cs="Cambria Math"/>
-                <w:b/>
-                <w:color w:val="14532D"/>
-                <w:sz w:val="32"/>
-                <w:szCs w:val="32"/>
-              </w:rPr>
-              <w:t xml:space="preserve">3</w:t>
-            </w:r>
-          </w:p>
-        </w:tc>
-      </w:tr>
-    </w:tbl>
+    <w:p>
+      <w:pPr>
+        <w:pBdr>
+          <w:top w:val="single" w:sz="6" w:space="4" w:color="A7C4B2"/>
+          <w:left w:val="single" w:sz="6" w:space="8" w:color="A7C4B2"/>
+          <w:bottom w:val="single" w:sz="6" w:space="4" w:color="A7C4B2"/>
+          <w:right w:val="single" w:sz="6" w:space="8" w:color="A7C4B2"/>
+        </w:pBdr>
+        <w:shd w:val="clear" w:color="auto" w:fill="F7FBF8"/>
+        <w:bidi/>
+        <w:spacing w:before="20" w:after="40" w:line="276" w:lineRule="auto"/>
+        <w:ind w:left="170" w:right="170"/>
+      </w:pPr>
+      <w:r>
+        <w:rPr>
+          <w:rFonts w:ascii="Calibri" w:eastAsia="Calibri" w:hAnsi="Calibri" w:cs="Arial"/>
+          <w:b/>
+          <w:bCs/>
+          <w:color w:val="14532D"/>
+          <w:sz w:val="36"/>
+          <w:szCs w:val="36"/>
+          <w:rtl/>
+        </w:rPr>
+        <w:t xml:space="preserve">ج)  </w:t>
+      </w:r>
+      <m:oMath>
+        <m:bar>
+          <m:barPr>
+            <m:pos m:val="top"/>
+            <m:ctrlPr>
+              <w:rPr>
+                <w:rFonts w:ascii="Cambria Math" w:hAnsi="Cambria Math"/>
+                <w:sz w:val="36"/>
+                <w:szCs w:val="36"/>
+              </w:rPr>
+            </m:ctrlPr>
+          </m:barPr>
+          <m:e>
+            <m:r>
+              <w:rPr>
+                <w:rFonts w:ascii="Cambria Math" w:hAnsi="Cambria Math"/>
+                <w:sz w:val="36"/>
+                <w:szCs w:val="36"/>
+              </w:rPr>
+              <m:t xml:space="preserve">A</m:t>
+            </m:r>
+          </m:e>
+        </m:bar>
+      </m:oMath>
+      <w:r>
+        <w:rPr>
+          <w:rFonts w:ascii="Calibri" w:eastAsia="Calibri" w:hAnsi="Calibri" w:cs="Arial"/>
+          <w:b/>
+          <w:bCs/>
+          <w:color w:val="B8860B"/>
+          <w:sz w:val="28"/>
+          <w:szCs w:val="28"/>
+          <w:rtl/>
+        </w:rPr>
+        <w:t xml:space="preserve">  (1)</w:t>
+      </w:r>
+    </w:p>
+    <w:p>
+      <w:pPr>
+        <w:pBdr>
+          <w:top w:val="single" w:sz="6" w:space="4" w:color="A7C4B2"/>
+          <w:left w:val="single" w:sz="6" w:space="8" w:color="A7C4B2"/>
+          <w:bottom w:val="single" w:sz="6" w:space="4" w:color="A7C4B2"/>
+          <w:right w:val="single" w:sz="6" w:space="8" w:color="A7C4B2"/>
+        </w:pBdr>
+        <w:shd w:val="clear" w:color="auto" w:fill="F7FBF8"/>
+        <w:bidi/>
+        <w:spacing w:before="20" w:after="40" w:line="276" w:lineRule="auto"/>
+        <w:ind w:left="170" w:right="170"/>
+      </w:pPr>
+      <w:r>
+        <w:rPr>
+          <w:rFonts w:ascii="Calibri" w:eastAsia="Calibri" w:hAnsi="Calibri" w:cs="Arial"/>
+          <w:b/>
+          <w:bCs/>
+          <w:color w:val="14532D"/>
+          <w:sz w:val="36"/>
+          <w:szCs w:val="36"/>
+          <w:rtl/>
+        </w:rPr>
+        <w:t xml:space="preserve">د)  </w:t>
+      </w:r>
+      <m:oMath>
+        <m:bar>
+          <m:barPr>
+            <m:pos m:val="top"/>
+            <m:ctrlPr>
+              <w:rPr>
+                <w:rFonts w:ascii="Cambria Math" w:hAnsi="Cambria Math"/>
+                <w:sz w:val="36"/>
+                <w:szCs w:val="36"/>
+              </w:rPr>
+            </m:ctrlPr>
+          </m:barPr>
+          <m:e>
+            <m:r>
+              <w:rPr>
+                <w:rFonts w:ascii="Cambria Math" w:hAnsi="Cambria Math"/>
+                <w:sz w:val="36"/>
+                <w:szCs w:val="36"/>
+              </w:rPr>
+              <m:t xml:space="preserve">A</m:t>
+            </m:r>
+          </m:e>
+        </m:bar>
+        <m:r>
+          <m:rPr>
+            <m:sty m:val="p"/>
+          </m:rPr>
+          <w:rPr>
+            <w:rFonts w:ascii="Cambria Math" w:hAnsi="Cambria Math"/>
+            <w:sz w:val="36"/>
+            <w:szCs w:val="36"/>
+          </w:rPr>
+          <m:t xml:space="preserve"> ∩ </m:t>
+        </m:r>
+        <m:bar>
+          <m:barPr>
+            <m:pos m:val="top"/>
+            <m:ctrlPr>
+              <w:rPr>
+                <w:rFonts w:ascii="Cambria Math" w:hAnsi="Cambria Math"/>
+                <w:sz w:val="36"/>
+                <w:szCs w:val="36"/>
+              </w:rPr>
+            </m:ctrlPr>
+          </m:barPr>
+          <m:e>
+            <m:r>
+              <w:rPr>
+                <w:rFonts w:ascii="Cambria Math" w:hAnsi="Cambria Math"/>
+                <w:sz w:val="36"/>
+                <w:szCs w:val="36"/>
+              </w:rPr>
+              <m:t xml:space="preserve">B</m:t>
+            </m:r>
+          </m:e>
+        </m:bar>
+      </m:oMath>
+      <w:r>
+        <w:rPr>
+          <w:rFonts w:ascii="Calibri" w:eastAsia="Calibri" w:hAnsi="Calibri" w:cs="Arial"/>
+          <w:b/>
+          <w:bCs/>
+          <w:color w:val="B8860B"/>
+          <w:sz w:val="28"/>
+          <w:szCs w:val="28"/>
+          <w:rtl/>
+        </w:rPr>
+        <w:t xml:space="preserve">  (1)</w:t>
+      </w:r>
+    </w:p>
     <w:p>
       <w:pPr>
         <w:keepNext/>
@@ -2451,7 +2086,7 @@
           <w:szCs w:val="36"/>
           <w:rtl/>
         </w:rPr>
-        <w:t xml:space="preserve">السؤال السادس: المجموعات</w:t>
+        <w:t xml:space="preserve">السؤال السادس: نظام معادلتين بمجهولين</w:t>
       </w:r>
       <w:r>
         <w:rPr>
@@ -2464,481 +2099,6 @@
           <w:rtl/>
         </w:rPr>
         <w:t xml:space="preserve">  —  4 علامات</w:t>
-      </w:r>
-    </w:p>
-    <w:p>
-      <w:pPr>
-        <w:keepNext/>
-        <w:pBdr>
-          <w:top w:val="single" w:sz="6" w:space="4" w:color="A7C4B2"/>
-          <w:left w:val="single" w:sz="6" w:space="8" w:color="A7C4B2"/>
-          <w:bottom w:val="single" w:sz="6" w:space="4" w:color="A7C4B2"/>
-          <w:right w:val="single" w:sz="6" w:space="8" w:color="A7C4B2"/>
-        </w:pBdr>
-        <w:shd w:val="clear" w:color="auto" w:fill="F7FBF8"/>
-        <w:bidi/>
-        <w:spacing w:before="20" w:after="40" w:line="276" w:lineRule="auto"/>
-        <w:ind w:left="170" w:right="170"/>
-      </w:pPr>
-      <w:r>
-        <w:rPr>
-          <w:rFonts w:ascii="Calibri" w:eastAsia="Calibri" w:hAnsi="Calibri" w:cs="Arial"/>
-          <w:color w:val="1A1A1A"/>
-          <w:sz w:val="36"/>
-          <w:szCs w:val="36"/>
-          <w:rtl/>
-        </w:rPr>
-        <w:t xml:space="preserve">لتكن المجموعة الشاملة  </w:t>
-      </w:r>
-      <m:oMath>
-        <m:r>
-          <w:rPr>
-            <w:rFonts w:ascii="Cambria Math" w:hAnsi="Cambria Math"/>
-            <w:sz w:val="36"/>
-            <w:szCs w:val="36"/>
-          </w:rPr>
-          <m:t xml:space="preserve">E</m:t>
-        </m:r>
-        <m:r>
-          <m:rPr>
-            <m:sty m:val="p"/>
-          </m:rPr>
-          <w:rPr>
-            <w:rFonts w:ascii="Cambria Math" w:hAnsi="Cambria Math"/>
-            <w:sz w:val="36"/>
-            <w:szCs w:val="36"/>
-          </w:rPr>
-          <m:t xml:space="preserve"> = {1, 2, 3, 4, 5, 6, 7, 8, 9, 10}</m:t>
-        </m:r>
-      </m:oMath>
-    </w:p>
-    <w:p>
-      <w:pPr>
-        <w:pBdr>
-          <w:top w:val="single" w:sz="6" w:space="4" w:color="A7C4B2"/>
-          <w:left w:val="single" w:sz="6" w:space="8" w:color="A7C4B2"/>
-          <w:bottom w:val="single" w:sz="6" w:space="4" w:color="A7C4B2"/>
-          <w:right w:val="single" w:sz="6" w:space="8" w:color="A7C4B2"/>
-        </w:pBdr>
-        <w:shd w:val="clear" w:color="auto" w:fill="F7FBF8"/>
-        <w:bidi/>
-        <w:spacing w:before="20" w:after="40" w:line="276" w:lineRule="auto"/>
-        <w:ind w:left="170" w:right="170"/>
-      </w:pPr>
-      <w:r>
-        <w:rPr>
-          <w:rFonts w:ascii="Calibri" w:eastAsia="Calibri" w:hAnsi="Calibri" w:cs="Arial"/>
-          <w:color w:val="1A1A1A"/>
-          <w:sz w:val="36"/>
-          <w:szCs w:val="36"/>
-          <w:rtl/>
-        </w:rPr>
-        <w:t xml:space="preserve">ومجموعتاها الجزئيتان:  </w:t>
-      </w:r>
-      <m:oMath>
-        <m:r>
-          <w:rPr>
-            <w:rFonts w:ascii="Cambria Math" w:hAnsi="Cambria Math"/>
-            <w:sz w:val="36"/>
-            <w:szCs w:val="36"/>
-          </w:rPr>
-          <m:t xml:space="preserve">A</m:t>
-        </m:r>
-        <m:r>
-          <m:rPr>
-            <m:sty m:val="p"/>
-          </m:rPr>
-          <w:rPr>
-            <w:rFonts w:ascii="Cambria Math" w:hAnsi="Cambria Math"/>
-            <w:sz w:val="36"/>
-            <w:szCs w:val="36"/>
-          </w:rPr>
-          <m:t xml:space="preserve"> = {1, 2, 3, 4, 6}</m:t>
-        </m:r>
-      </m:oMath>
-      <w:r>
-        <w:rPr>
-          <w:rFonts w:ascii="Calibri" w:eastAsia="Calibri" w:hAnsi="Calibri" w:cs="Arial"/>
-          <w:color w:val="1A1A1A"/>
-          <w:sz w:val="36"/>
-          <w:szCs w:val="36"/>
-          <w:rtl/>
-        </w:rPr>
-        <w:t xml:space="preserve">   و   </w:t>
-      </w:r>
-      <m:oMath>
-        <m:r>
-          <w:rPr>
-            <w:rFonts w:ascii="Cambria Math" w:hAnsi="Cambria Math"/>
-            <w:sz w:val="36"/>
-            <w:szCs w:val="36"/>
-          </w:rPr>
-          <m:t xml:space="preserve">B</m:t>
-        </m:r>
-        <m:r>
-          <m:rPr>
-            <m:sty m:val="p"/>
-          </m:rPr>
-          <w:rPr>
-            <w:rFonts w:ascii="Cambria Math" w:hAnsi="Cambria Math"/>
-            <w:sz w:val="36"/>
-            <w:szCs w:val="36"/>
-          </w:rPr>
-          <m:t xml:space="preserve"> = {2, 4, 6, 8, 10}</m:t>
-        </m:r>
-      </m:oMath>
-    </w:p>
-    <w:p>
-      <w:pPr>
-        <w:pBdr>
-          <w:top w:val="single" w:sz="6" w:space="4" w:color="A7C4B2"/>
-          <w:left w:val="single" w:sz="6" w:space="8" w:color="A7C4B2"/>
-          <w:bottom w:val="single" w:sz="6" w:space="4" w:color="A7C4B2"/>
-          <w:right w:val="single" w:sz="6" w:space="8" w:color="A7C4B2"/>
-        </w:pBdr>
-        <w:shd w:val="clear" w:color="auto" w:fill="F7FBF8"/>
-        <w:bidi/>
-        <w:spacing w:before="20" w:after="40" w:line="276" w:lineRule="auto"/>
-        <w:ind w:left="170" w:right="170"/>
-      </w:pPr>
-      <w:r>
-        <w:rPr>
-          <w:rFonts w:ascii="Calibri" w:eastAsia="Calibri" w:hAnsi="Calibri" w:cs="Arial"/>
-          <w:color w:val="1A1A1A"/>
-          <w:sz w:val="36"/>
-          <w:szCs w:val="36"/>
-          <w:rtl/>
-        </w:rPr>
-        <w:t xml:space="preserve">أوجد كلاً من المجموعات التالية:</w:t>
-      </w:r>
-    </w:p>
-    <w:p>
-      <w:pPr>
-        <w:pBdr>
-          <w:top w:val="single" w:sz="6" w:space="4" w:color="A7C4B2"/>
-          <w:left w:val="single" w:sz="6" w:space="8" w:color="A7C4B2"/>
-          <w:bottom w:val="single" w:sz="6" w:space="4" w:color="A7C4B2"/>
-          <w:right w:val="single" w:sz="6" w:space="8" w:color="A7C4B2"/>
-        </w:pBdr>
-        <w:shd w:val="clear" w:color="auto" w:fill="F7FBF8"/>
-        <w:bidi/>
-        <w:spacing w:before="20" w:after="40" w:line="276" w:lineRule="auto"/>
-        <w:ind w:left="170" w:right="170"/>
-      </w:pPr>
-      <w:r>
-        <w:rPr>
-          <w:rFonts w:ascii="Calibri" w:eastAsia="Calibri" w:hAnsi="Calibri" w:cs="Arial"/>
-          <w:b/>
-          <w:bCs/>
-          <w:color w:val="14532D"/>
-          <w:sz w:val="36"/>
-          <w:szCs w:val="36"/>
-          <w:rtl/>
-        </w:rPr>
-        <w:t xml:space="preserve">أ)  </w:t>
-      </w:r>
-      <m:oMath>
-        <m:r>
-          <w:rPr>
-            <w:rFonts w:ascii="Cambria Math" w:hAnsi="Cambria Math"/>
-            <w:sz w:val="36"/>
-            <w:szCs w:val="36"/>
-          </w:rPr>
-          <m:t xml:space="preserve">A</m:t>
-        </m:r>
-        <m:r>
-          <m:rPr>
-            <m:sty m:val="p"/>
-          </m:rPr>
-          <w:rPr>
-            <w:rFonts w:ascii="Cambria Math" w:hAnsi="Cambria Math"/>
-            <w:sz w:val="36"/>
-            <w:szCs w:val="36"/>
-          </w:rPr>
-          <m:t xml:space="preserve"> ∩ </m:t>
-        </m:r>
-        <m:r>
-          <w:rPr>
-            <w:rFonts w:ascii="Cambria Math" w:hAnsi="Cambria Math"/>
-            <w:sz w:val="36"/>
-            <w:szCs w:val="36"/>
-          </w:rPr>
-          <m:t xml:space="preserve">B</m:t>
-        </m:r>
-      </m:oMath>
-      <w:r>
-        <w:rPr>
-          <w:rFonts w:ascii="Calibri" w:eastAsia="Calibri" w:hAnsi="Calibri" w:cs="Arial"/>
-          <w:b/>
-          <w:bCs/>
-          <w:color w:val="B8860B"/>
-          <w:sz w:val="28"/>
-          <w:szCs w:val="28"/>
-          <w:rtl/>
-        </w:rPr>
-        <w:t xml:space="preserve">  (1)</w:t>
-      </w:r>
-    </w:p>
-    <w:p>
-      <w:pPr>
-        <w:pBdr>
-          <w:top w:val="single" w:sz="6" w:space="4" w:color="A7C4B2"/>
-          <w:left w:val="single" w:sz="6" w:space="8" w:color="A7C4B2"/>
-          <w:bottom w:val="single" w:sz="6" w:space="4" w:color="A7C4B2"/>
-          <w:right w:val="single" w:sz="6" w:space="8" w:color="A7C4B2"/>
-        </w:pBdr>
-        <w:shd w:val="clear" w:color="auto" w:fill="F7FBF8"/>
-        <w:bidi/>
-        <w:spacing w:before="20" w:after="40" w:line="276" w:lineRule="auto"/>
-        <w:ind w:left="170" w:right="170"/>
-      </w:pPr>
-      <w:r>
-        <w:rPr>
-          <w:rFonts w:ascii="Calibri" w:eastAsia="Calibri" w:hAnsi="Calibri" w:cs="Arial"/>
-          <w:b/>
-          <w:bCs/>
-          <w:color w:val="14532D"/>
-          <w:sz w:val="36"/>
-          <w:szCs w:val="36"/>
-          <w:rtl/>
-        </w:rPr>
-        <w:t xml:space="preserve">ب)  </w:t>
-      </w:r>
-      <m:oMath>
-        <m:r>
-          <w:rPr>
-            <w:rFonts w:ascii="Cambria Math" w:hAnsi="Cambria Math"/>
-            <w:sz w:val="36"/>
-            <w:szCs w:val="36"/>
-          </w:rPr>
-          <m:t xml:space="preserve">A</m:t>
-        </m:r>
-        <m:r>
-          <m:rPr>
-            <m:sty m:val="p"/>
-          </m:rPr>
-          <w:rPr>
-            <w:rFonts w:ascii="Cambria Math" w:hAnsi="Cambria Math"/>
-            <w:sz w:val="36"/>
-            <w:szCs w:val="36"/>
-          </w:rPr>
-          <m:t xml:space="preserve"> ∪ </m:t>
-        </m:r>
-        <m:r>
-          <w:rPr>
-            <w:rFonts w:ascii="Cambria Math" w:hAnsi="Cambria Math"/>
-            <w:sz w:val="36"/>
-            <w:szCs w:val="36"/>
-          </w:rPr>
-          <m:t xml:space="preserve">B</m:t>
-        </m:r>
-      </m:oMath>
-      <w:r>
-        <w:rPr>
-          <w:rFonts w:ascii="Calibri" w:eastAsia="Calibri" w:hAnsi="Calibri" w:cs="Arial"/>
-          <w:b/>
-          <w:bCs/>
-          <w:color w:val="B8860B"/>
-          <w:sz w:val="28"/>
-          <w:szCs w:val="28"/>
-          <w:rtl/>
-        </w:rPr>
-        <w:t xml:space="preserve">  (1)</w:t>
-      </w:r>
-    </w:p>
-    <w:p>
-      <w:pPr>
-        <w:pBdr>
-          <w:top w:val="single" w:sz="6" w:space="4" w:color="A7C4B2"/>
-          <w:left w:val="single" w:sz="6" w:space="8" w:color="A7C4B2"/>
-          <w:bottom w:val="single" w:sz="6" w:space="4" w:color="A7C4B2"/>
-          <w:right w:val="single" w:sz="6" w:space="8" w:color="A7C4B2"/>
-        </w:pBdr>
-        <w:shd w:val="clear" w:color="auto" w:fill="F7FBF8"/>
-        <w:bidi/>
-        <w:spacing w:before="20" w:after="40" w:line="276" w:lineRule="auto"/>
-        <w:ind w:left="170" w:right="170"/>
-      </w:pPr>
-      <w:r>
-        <w:rPr>
-          <w:rFonts w:ascii="Calibri" w:eastAsia="Calibri" w:hAnsi="Calibri" w:cs="Arial"/>
-          <w:b/>
-          <w:bCs/>
-          <w:color w:val="14532D"/>
-          <w:sz w:val="36"/>
-          <w:szCs w:val="36"/>
-          <w:rtl/>
-        </w:rPr>
-        <w:t xml:space="preserve">ج)  </w:t>
-      </w:r>
-      <m:oMath>
-        <m:bar>
-          <m:barPr>
-            <m:pos m:val="top"/>
-            <m:ctrlPr>
-              <w:rPr>
-                <w:rFonts w:ascii="Cambria Math" w:hAnsi="Cambria Math"/>
-                <w:sz w:val="36"/>
-                <w:szCs w:val="36"/>
-              </w:rPr>
-            </m:ctrlPr>
-          </m:barPr>
-          <m:e>
-            <m:r>
-              <w:rPr>
-                <w:rFonts w:ascii="Cambria Math" w:hAnsi="Cambria Math"/>
-                <w:sz w:val="36"/>
-                <w:szCs w:val="36"/>
-              </w:rPr>
-              <m:t xml:space="preserve">A</m:t>
-            </m:r>
-          </m:e>
-        </m:bar>
-      </m:oMath>
-      <w:r>
-        <w:rPr>
-          <w:rFonts w:ascii="Calibri" w:eastAsia="Calibri" w:hAnsi="Calibri" w:cs="Arial"/>
-          <w:b/>
-          <w:bCs/>
-          <w:color w:val="B8860B"/>
-          <w:sz w:val="28"/>
-          <w:szCs w:val="28"/>
-          <w:rtl/>
-        </w:rPr>
-        <w:t xml:space="preserve">  (1)</w:t>
-      </w:r>
-    </w:p>
-    <w:p>
-      <w:pPr>
-        <w:pBdr>
-          <w:top w:val="single" w:sz="6" w:space="4" w:color="A7C4B2"/>
-          <w:left w:val="single" w:sz="6" w:space="8" w:color="A7C4B2"/>
-          <w:bottom w:val="single" w:sz="6" w:space="4" w:color="A7C4B2"/>
-          <w:right w:val="single" w:sz="6" w:space="8" w:color="A7C4B2"/>
-        </w:pBdr>
-        <w:shd w:val="clear" w:color="auto" w:fill="F7FBF8"/>
-        <w:bidi/>
-        <w:spacing w:before="20" w:after="40" w:line="276" w:lineRule="auto"/>
-        <w:ind w:left="170" w:right="170"/>
-      </w:pPr>
-      <w:r>
-        <w:rPr>
-          <w:rFonts w:ascii="Calibri" w:eastAsia="Calibri" w:hAnsi="Calibri" w:cs="Arial"/>
-          <w:b/>
-          <w:bCs/>
-          <w:color w:val="14532D"/>
-          <w:sz w:val="36"/>
-          <w:szCs w:val="36"/>
-          <w:rtl/>
-        </w:rPr>
-        <w:t xml:space="preserve">د)  </w:t>
-      </w:r>
-      <m:oMath>
-        <m:bar>
-          <m:barPr>
-            <m:pos m:val="top"/>
-            <m:ctrlPr>
-              <w:rPr>
-                <w:rFonts w:ascii="Cambria Math" w:hAnsi="Cambria Math"/>
-                <w:sz w:val="36"/>
-                <w:szCs w:val="36"/>
-              </w:rPr>
-            </m:ctrlPr>
-          </m:barPr>
-          <m:e>
-            <m:r>
-              <w:rPr>
-                <w:rFonts w:ascii="Cambria Math" w:hAnsi="Cambria Math"/>
-                <w:sz w:val="36"/>
-                <w:szCs w:val="36"/>
-              </w:rPr>
-              <m:t xml:space="preserve">A</m:t>
-            </m:r>
-          </m:e>
-        </m:bar>
-        <m:r>
-          <m:rPr>
-            <m:sty m:val="p"/>
-          </m:rPr>
-          <w:rPr>
-            <w:rFonts w:ascii="Cambria Math" w:hAnsi="Cambria Math"/>
-            <w:sz w:val="36"/>
-            <w:szCs w:val="36"/>
-          </w:rPr>
-          <m:t xml:space="preserve"> ∩ </m:t>
-        </m:r>
-        <m:bar>
-          <m:barPr>
-            <m:pos m:val="top"/>
-            <m:ctrlPr>
-              <w:rPr>
-                <w:rFonts w:ascii="Cambria Math" w:hAnsi="Cambria Math"/>
-                <w:sz w:val="36"/>
-                <w:szCs w:val="36"/>
-              </w:rPr>
-            </m:ctrlPr>
-          </m:barPr>
-          <m:e>
-            <m:r>
-              <w:rPr>
-                <w:rFonts w:ascii="Cambria Math" w:hAnsi="Cambria Math"/>
-                <w:sz w:val="36"/>
-                <w:szCs w:val="36"/>
-              </w:rPr>
-              <m:t xml:space="preserve">B</m:t>
-            </m:r>
-          </m:e>
-        </m:bar>
-      </m:oMath>
-      <w:r>
-        <w:rPr>
-          <w:rFonts w:ascii="Calibri" w:eastAsia="Calibri" w:hAnsi="Calibri" w:cs="Arial"/>
-          <w:b/>
-          <w:bCs/>
-          <w:color w:val="B8860B"/>
-          <w:sz w:val="28"/>
-          <w:szCs w:val="28"/>
-          <w:rtl/>
-        </w:rPr>
-        <w:t xml:space="preserve">  (1)</w:t>
-      </w:r>
-    </w:p>
-    <w:p>
-      <w:pPr>
-        <w:keepNext/>
-        <w:pBdr>
-          <w:top w:val="single" w:sz="18" w:space="3" w:color="14532D"/>
-          <w:bottom w:val="single" w:sz="18" w:space="3" w:color="14532D"/>
-          <w:right w:val="single" w:sz="48" w:space="6" w:color="B8860B"/>
-        </w:pBdr>
-        <w:shd w:val="clear" w:color="auto" w:fill="14532D"/>
-        <w:bidi/>
-        <w:spacing w:before="200" w:after="0" w:line="276" w:lineRule="auto"/>
-        <w:ind w:left="120" w:right="120"/>
-      </w:pPr>
-      <w:r>
-        <w:rPr>
-          <w:rFonts w:ascii="Calibri" w:eastAsia="Calibri" w:hAnsi="Calibri" w:cs="Arial"/>
-          <w:b/>
-          <w:bCs/>
-          <w:color w:val="FFFFFF"/>
-          <w:sz w:val="36"/>
-          <w:szCs w:val="36"/>
-          <w:rtl/>
-        </w:rPr>
-        <w:t xml:space="preserve">السؤال السابع: نظام معادلتين بمجهولين</w:t>
-      </w:r>
-      <w:r>
-        <w:rPr>
-          <w:rFonts w:ascii="Calibri" w:eastAsia="Calibri" w:hAnsi="Calibri" w:cs="Arial"/>
-          <w:b/>
-          <w:bCs/>
-          <w:color w:val="F6D98B"/>
-          <w:sz w:val="30"/>
-          <w:szCs w:val="30"/>
-          <w:rtl/>
-        </w:rPr>
-        <w:t xml:space="preserve">  —  3 علامات</w:t>
       </w:r>
     </w:p>
     <w:p>
@@ -3100,7 +2260,7 @@
           <w:szCs w:val="28"/>
           <w:rtl/>
         </w:rPr>
-        <w:t xml:space="preserve">  (3)</w:t>
+        <w:t xml:space="preserve">  (4)</w:t>
       </w:r>
     </w:p>
     <w:p>

--- a/exams/BT2-امتحان-رياضيات.docx
+++ b/exams/BT2-امتحان-رياضيات.docx
@@ -463,7 +463,979 @@
           <w:szCs w:val="36"/>
           <w:rtl/>
         </w:rPr>
-        <w:t xml:space="preserve">السؤال الأول: تنطيق المقام</w:t>
+        <w:t xml:space="preserve">السؤال الأول: اختر الجواب الصحيح</w:t>
+      </w:r>
+      <w:r>
+        <w:rPr>
+          <w:rFonts w:ascii="Calibri" w:eastAsia="Calibri" w:hAnsi="Calibri" w:cs="Arial"/>
+          <w:b/>
+          <w:bCs/>
+          <w:color w:val="F6D98B"/>
+          <w:sz w:val="30"/>
+          <w:szCs w:val="30"/>
+          <w:rtl/>
+        </w:rPr>
+        <w:t xml:space="preserve">  —  3 علامات</w:t>
+      </w:r>
+    </w:p>
+    <w:p>
+      <w:pPr>
+        <w:keepNext/>
+        <w:pBdr>
+          <w:top w:val="single" w:sz="6" w:space="4" w:color="A7C4B2"/>
+          <w:left w:val="single" w:sz="6" w:space="8" w:color="A7C4B2"/>
+          <w:bottom w:val="single" w:sz="6" w:space="4" w:color="A7C4B2"/>
+          <w:right w:val="single" w:sz="6" w:space="8" w:color="A7C4B2"/>
+        </w:pBdr>
+        <w:shd w:val="clear" w:color="auto" w:fill="F7FBF8"/>
+        <w:bidi/>
+        <w:spacing w:before="20" w:after="40" w:line="276" w:lineRule="auto"/>
+        <w:ind w:left="170" w:right="170"/>
+      </w:pPr>
+      <w:r>
+        <w:rPr>
+          <w:rFonts w:ascii="Calibri" w:eastAsia="Calibri" w:hAnsi="Calibri" w:cs="Arial"/>
+          <w:color w:val="1A1A1A"/>
+          <w:sz w:val="36"/>
+          <w:szCs w:val="36"/>
+          <w:rtl/>
+        </w:rPr>
+        <w:t xml:space="preserve">انقل إلى ورقة الإجابة رقم البند وحرف الجواب الصحيح.</w:t>
+      </w:r>
+      <w:r>
+        <w:rPr>
+          <w:rFonts w:ascii="Calibri" w:eastAsia="Calibri" w:hAnsi="Calibri" w:cs="Arial"/>
+          <w:b/>
+          <w:bCs/>
+          <w:color w:val="B8860B"/>
+          <w:sz w:val="28"/>
+          <w:szCs w:val="28"/>
+          <w:rtl/>
+        </w:rPr>
+        <w:t xml:space="preserve">  (0.75 لكل بند)</w:t>
+      </w:r>
+    </w:p>
+    <w:p>
+      <w:pPr>
+        <w:pBdr>
+          <w:top w:val="single" w:sz="6" w:space="4" w:color="A7C4B2"/>
+          <w:left w:val="single" w:sz="6" w:space="8" w:color="A7C4B2"/>
+          <w:bottom w:val="single" w:sz="6" w:space="4" w:color="A7C4B2"/>
+          <w:right w:val="single" w:sz="6" w:space="8" w:color="A7C4B2"/>
+        </w:pBdr>
+        <w:shd w:val="clear" w:color="auto" w:fill="F7FBF8"/>
+        <w:bidi/>
+        <w:spacing w:before="20" w:after="40" w:line="276" w:lineRule="auto"/>
+        <w:ind w:left="170" w:right="170"/>
+      </w:pPr>
+      <w:r>
+        <w:rPr>
+          <w:rFonts w:ascii="Calibri" w:eastAsia="Calibri" w:hAnsi="Calibri" w:cs="Arial"/>
+          <w:i/>
+          <w:iCs/>
+          <w:color w:val="1F4E79"/>
+          <w:sz w:val="28"/>
+          <w:szCs w:val="28"/>
+          <w:rtl/>
+        </w:rPr>
+        <w:t xml:space="preserve">للمكفوفين: يمكن الإجابة بذكر الحرف (أ أو ب أو ج) شفهياً أو بطريقة برايل.</w:t>
+      </w:r>
+    </w:p>
+    <w:p>
+      <w:pPr>
+        <w:bidi/>
+        <w:spacing w:before="0" w:after="0" w:line="80" w:lineRule="exact"/>
+      </w:pPr>
+    </w:p>
+    <w:tbl>
+      <w:tblPr>
+        <w:tblW w:w="10440" w:type="dxa"/>
+        <w:jc w:val="center"/>
+        <w:tblBorders>
+          <w:top w:val="single" w:sz="6" w:space="0" w:color="A7C4B2"/>
+          <w:left w:val="single" w:sz="6" w:space="0" w:color="A7C4B2"/>
+          <w:bottom w:val="single" w:sz="6" w:space="0" w:color="A7C4B2"/>
+          <w:right w:val="single" w:sz="6" w:space="0" w:color="A7C4B2"/>
+          <w:insideH w:val="single" w:sz="6" w:space="0" w:color="A7C4B2"/>
+          <w:insideV w:val="single" w:sz="6" w:space="0" w:color="A7C4B2"/>
+        </w:tblBorders>
+        <w:tblLayout w:type="fixed"/>
+        <w:tblCellMar>
+          <w:top w:w="80" w:type="dxa"/>
+          <w:left w:w="110" w:type="dxa"/>
+          <w:bottom w:w="80" w:type="dxa"/>
+          <w:right w:w="110" w:type="dxa"/>
+        </w:tblCellMar>
+        <w:tblLook w:val="04A0" w:firstRow="1" w:lastRow="0" w:firstColumn="1" w:lastColumn="0" w:noHBand="0" w:noVBand="1"/>
+      </w:tblPr>
+      <w:tblGrid>
+        <w:gridCol w:w="2000"/>
+        <w:gridCol w:w="2000"/>
+        <w:gridCol w:w="2000"/>
+        <w:gridCol w:w="3480"/>
+        <w:gridCol w:w="960"/>
+      </w:tblGrid>
+      <w:tr>
+        <w:trPr>
+          <w:cantSplit/>
+          <w:trHeight w:val="480"/>
+          <w:tblHeader/>
+        </w:trPr>
+        <w:tc>
+          <w:tcPr>
+            <w:tcW w:w="2000" w:type="dxa"/>
+            <w:shd w:val="clear" w:color="auto" w:fill="B8860B"/>
+            <w:vAlign w:val="center"/>
+          </w:tcPr>
+          <w:p>
+            <w:pPr>
+              <w:bidi/>
+              <w:spacing w:before="0" w:after="0" w:line="276" w:lineRule="auto"/>
+              <w:jc w:val="center"/>
+            </w:pPr>
+            <w:r>
+              <w:rPr>
+                <w:rFonts w:ascii="Calibri" w:eastAsia="Calibri" w:hAnsi="Calibri" w:cs="Arial"/>
+                <w:b/>
+                <w:bCs/>
+                <w:color w:val="FFFFFF"/>
+                <w:sz w:val="30"/>
+                <w:szCs w:val="30"/>
+                <w:rtl/>
+              </w:rPr>
+              <w:t xml:space="preserve">ج</w:t>
+            </w:r>
+          </w:p>
+        </w:tc>
+        <w:tc>
+          <w:tcPr>
+            <w:tcW w:w="2000" w:type="dxa"/>
+            <w:shd w:val="clear" w:color="auto" w:fill="B8860B"/>
+            <w:vAlign w:val="center"/>
+          </w:tcPr>
+          <w:p>
+            <w:pPr>
+              <w:bidi/>
+              <w:spacing w:before="0" w:after="0" w:line="276" w:lineRule="auto"/>
+              <w:jc w:val="center"/>
+            </w:pPr>
+            <w:r>
+              <w:rPr>
+                <w:rFonts w:ascii="Calibri" w:eastAsia="Calibri" w:hAnsi="Calibri" w:cs="Arial"/>
+                <w:b/>
+                <w:bCs/>
+                <w:color w:val="FFFFFF"/>
+                <w:sz w:val="30"/>
+                <w:szCs w:val="30"/>
+                <w:rtl/>
+              </w:rPr>
+              <w:t xml:space="preserve">ب</w:t>
+            </w:r>
+          </w:p>
+        </w:tc>
+        <w:tc>
+          <w:tcPr>
+            <w:tcW w:w="2000" w:type="dxa"/>
+            <w:shd w:val="clear" w:color="auto" w:fill="B8860B"/>
+            <w:vAlign w:val="center"/>
+          </w:tcPr>
+          <w:p>
+            <w:pPr>
+              <w:bidi/>
+              <w:spacing w:before="0" w:after="0" w:line="276" w:lineRule="auto"/>
+              <w:jc w:val="center"/>
+            </w:pPr>
+            <w:r>
+              <w:rPr>
+                <w:rFonts w:ascii="Calibri" w:eastAsia="Calibri" w:hAnsi="Calibri" w:cs="Arial"/>
+                <w:b/>
+                <w:bCs/>
+                <w:color w:val="FFFFFF"/>
+                <w:sz w:val="30"/>
+                <w:szCs w:val="30"/>
+                <w:rtl/>
+              </w:rPr>
+              <w:t xml:space="preserve">أ</w:t>
+            </w:r>
+          </w:p>
+        </w:tc>
+        <w:tc>
+          <w:tcPr>
+            <w:tcW w:w="3480" w:type="dxa"/>
+            <w:shd w:val="clear" w:color="auto" w:fill="14532D"/>
+            <w:vAlign w:val="center"/>
+          </w:tcPr>
+          <w:p>
+            <w:pPr>
+              <w:bidi/>
+              <w:spacing w:before="0" w:after="0" w:line="276" w:lineRule="auto"/>
+              <w:jc w:val="center"/>
+            </w:pPr>
+            <w:r>
+              <w:rPr>
+                <w:rFonts w:ascii="Calibri" w:eastAsia="Calibri" w:hAnsi="Calibri" w:cs="Arial"/>
+                <w:b/>
+                <w:bCs/>
+                <w:color w:val="FFFFFF"/>
+                <w:sz w:val="30"/>
+                <w:szCs w:val="30"/>
+                <w:rtl/>
+              </w:rPr>
+              <w:t xml:space="preserve">السؤال</w:t>
+            </w:r>
+          </w:p>
+        </w:tc>
+        <w:tc>
+          <w:tcPr>
+            <w:tcW w:w="960" w:type="dxa"/>
+            <w:shd w:val="clear" w:color="auto" w:fill="14532D"/>
+            <w:vAlign w:val="center"/>
+          </w:tcPr>
+          <w:p>
+            <w:pPr>
+              <w:bidi/>
+              <w:spacing w:before="0" w:after="0" w:line="276" w:lineRule="auto"/>
+              <w:jc w:val="center"/>
+            </w:pPr>
+            <w:r>
+              <w:rPr>
+                <w:rFonts w:ascii="Calibri" w:eastAsia="Calibri" w:hAnsi="Calibri" w:cs="Arial"/>
+                <w:b/>
+                <w:bCs/>
+                <w:color w:val="FFFFFF"/>
+                <w:sz w:val="30"/>
+                <w:szCs w:val="30"/>
+                <w:rtl/>
+              </w:rPr>
+              <w:t xml:space="preserve">رقم</w:t>
+            </w:r>
+          </w:p>
+        </w:tc>
+      </w:tr>
+      <w:tr>
+        <w:trPr>
+          <w:cantSplit/>
+          <w:trHeight w:val="620"/>
+        </w:trPr>
+        <w:tc>
+          <w:tcPr>
+            <w:tcW w:w="2000" w:type="dxa"/>
+            <w:vAlign w:val="center"/>
+          </w:tcPr>
+          <w:p>
+            <w:pPr>
+              <w:bidi w:val="0"/>
+              <w:spacing w:before="0" w:after="0" w:line="276" w:lineRule="auto"/>
+              <w:jc w:val="center"/>
+            </w:pPr>
+            <w:r>
+              <w:rPr>
+                <w:rFonts w:ascii="Cambria Math" w:hAnsi="Cambria Math" w:cs="Cambria Math"/>
+                <w:color w:val="1A1A1A"/>
+                <w:sz w:val="32"/>
+                <w:szCs w:val="32"/>
+              </w:rPr>
+              <w:t xml:space="preserve">21</w:t>
+            </w:r>
+          </w:p>
+        </w:tc>
+        <w:tc>
+          <w:tcPr>
+            <w:tcW w:w="2000" w:type="dxa"/>
+            <w:vAlign w:val="center"/>
+          </w:tcPr>
+          <w:p>
+            <w:pPr>
+              <w:bidi w:val="0"/>
+              <w:spacing w:before="0" w:after="0" w:line="276" w:lineRule="auto"/>
+              <w:jc w:val="center"/>
+            </w:pPr>
+            <w:r>
+              <w:rPr>
+                <w:rFonts w:ascii="Cambria Math" w:hAnsi="Cambria Math" w:cs="Cambria Math"/>
+                <w:color w:val="1A1A1A"/>
+                <w:sz w:val="32"/>
+                <w:szCs w:val="32"/>
+              </w:rPr>
+              <w:t xml:space="preserve">3</w:t>
+            </w:r>
+          </w:p>
+        </w:tc>
+        <w:tc>
+          <w:tcPr>
+            <w:tcW w:w="2000" w:type="dxa"/>
+            <w:vAlign w:val="center"/>
+          </w:tcPr>
+          <w:p>
+            <w:pPr>
+              <w:bidi w:val="0"/>
+              <w:spacing w:before="0" w:after="0" w:line="276" w:lineRule="auto"/>
+              <w:jc w:val="center"/>
+            </w:pPr>
+            <w:r>
+              <w:rPr>
+                <w:rFonts w:ascii="Cambria Math" w:hAnsi="Cambria Math" w:cs="Cambria Math"/>
+                <w:color w:val="1A1A1A"/>
+                <w:sz w:val="32"/>
+                <w:szCs w:val="32"/>
+              </w:rPr>
+              <w:t xml:space="preserve">1</w:t>
+            </w:r>
+          </w:p>
+        </w:tc>
+        <w:tc>
+          <w:tcPr>
+            <w:tcW w:w="3480" w:type="dxa"/>
+            <w:vAlign w:val="center"/>
+          </w:tcPr>
+          <w:p>
+            <w:pPr>
+              <w:bidi w:val="0"/>
+              <w:spacing w:before="0" w:after="0" w:line="276" w:lineRule="auto"/>
+              <w:jc w:val="center"/>
+            </w:pPr>
+            <m:oMath>
+              <m:r>
+                <m:rPr>
+                  <m:sty m:val="p"/>
+                </m:rPr>
+                <w:rPr>
+                  <w:rFonts w:ascii="Cambria Math" w:hAnsi="Cambria Math"/>
+                  <w:sz w:val="36"/>
+                  <w:szCs w:val="36"/>
+                </w:rPr>
+                <m:t xml:space="preserve">(</m:t>
+              </m:r>
+              <m:rad>
+                <m:radPr>
+                  <m:degHide m:val="1"/>
+                  <m:ctrlPr>
+                    <w:rPr>
+                      <w:rFonts w:ascii="Cambria Math" w:hAnsi="Cambria Math"/>
+                      <w:sz w:val="36"/>
+                      <w:szCs w:val="36"/>
+                    </w:rPr>
+                  </m:ctrlPr>
+                </m:radPr>
+                <m:deg/>
+                <m:e>
+                  <m:r>
+                    <m:rPr>
+                      <m:sty m:val="p"/>
+                    </m:rPr>
+                    <w:rPr>
+                      <w:rFonts w:ascii="Cambria Math" w:hAnsi="Cambria Math"/>
+                      <w:sz w:val="36"/>
+                      <w:szCs w:val="36"/>
+                    </w:rPr>
+                    <m:t xml:space="preserve">5</m:t>
+                  </m:r>
+                </m:e>
+              </m:rad>
+              <m:r>
+                <m:rPr>
+                  <m:sty m:val="p"/>
+                </m:rPr>
+                <w:rPr>
+                  <w:rFonts w:ascii="Cambria Math" w:hAnsi="Cambria Math"/>
+                  <w:sz w:val="36"/>
+                  <w:szCs w:val="36"/>
+                </w:rPr>
+                <m:t xml:space="preserve"> − 2)(</m:t>
+              </m:r>
+              <m:rad>
+                <m:radPr>
+                  <m:degHide m:val="1"/>
+                  <m:ctrlPr>
+                    <w:rPr>
+                      <w:rFonts w:ascii="Cambria Math" w:hAnsi="Cambria Math"/>
+                      <w:sz w:val="36"/>
+                      <w:szCs w:val="36"/>
+                    </w:rPr>
+                  </m:ctrlPr>
+                </m:radPr>
+                <m:deg/>
+                <m:e>
+                  <m:r>
+                    <m:rPr>
+                      <m:sty m:val="p"/>
+                    </m:rPr>
+                    <w:rPr>
+                      <w:rFonts w:ascii="Cambria Math" w:hAnsi="Cambria Math"/>
+                      <w:sz w:val="36"/>
+                      <w:szCs w:val="36"/>
+                    </w:rPr>
+                    <m:t xml:space="preserve">5</m:t>
+                  </m:r>
+                </m:e>
+              </m:rad>
+              <m:r>
+                <m:rPr>
+                  <m:sty m:val="p"/>
+                </m:rPr>
+                <w:rPr>
+                  <w:rFonts w:ascii="Cambria Math" w:hAnsi="Cambria Math"/>
+                  <w:sz w:val="36"/>
+                  <w:szCs w:val="36"/>
+                </w:rPr>
+                <m:t xml:space="preserve"> + 2) = ?</m:t>
+              </m:r>
+            </m:oMath>
+          </w:p>
+        </w:tc>
+        <w:tc>
+          <w:tcPr>
+            <w:tcW w:w="960" w:type="dxa"/>
+            <w:shd w:val="clear" w:color="auto" w:fill="EEF6F1"/>
+            <w:vAlign w:val="center"/>
+          </w:tcPr>
+          <w:p>
+            <w:pPr>
+              <w:bidi/>
+              <w:spacing w:before="0" w:after="0" w:line="276" w:lineRule="auto"/>
+              <w:jc w:val="center"/>
+            </w:pPr>
+            <w:r>
+              <w:rPr>
+                <w:rFonts w:ascii="Cambria Math" w:hAnsi="Cambria Math" w:cs="Cambria Math"/>
+                <w:b/>
+                <w:color w:val="14532D"/>
+                <w:sz w:val="32"/>
+                <w:szCs w:val="32"/>
+              </w:rPr>
+              <w:t xml:space="preserve">1</w:t>
+            </w:r>
+          </w:p>
+        </w:tc>
+      </w:tr>
+      <w:tr>
+        <w:trPr>
+          <w:cantSplit/>
+          <w:trHeight w:val="620"/>
+        </w:trPr>
+        <w:tc>
+          <w:tcPr>
+            <w:tcW w:w="2000" w:type="dxa"/>
+            <w:vAlign w:val="center"/>
+          </w:tcPr>
+          <w:p>
+            <w:pPr>
+              <w:bidi w:val="0"/>
+              <w:spacing w:before="0" w:after="0" w:line="276" w:lineRule="auto"/>
+              <w:jc w:val="center"/>
+            </w:pPr>
+            <w:r>
+              <w:rPr>
+                <w:rFonts w:ascii="Cambria Math" w:hAnsi="Cambria Math" w:cs="Cambria Math"/>
+                <w:color w:val="1A1A1A"/>
+                <w:sz w:val="32"/>
+                <w:szCs w:val="32"/>
+              </w:rPr>
+              <w:t xml:space="preserve">(x − 9)(x + 1)</w:t>
+            </w:r>
+          </w:p>
+        </w:tc>
+        <w:tc>
+          <w:tcPr>
+            <w:tcW w:w="2000" w:type="dxa"/>
+            <w:vAlign w:val="center"/>
+          </w:tcPr>
+          <w:p>
+            <w:pPr>
+              <w:bidi w:val="0"/>
+              <w:spacing w:before="0" w:after="0" w:line="276" w:lineRule="auto"/>
+              <w:jc w:val="center"/>
+            </w:pPr>
+            <w:r>
+              <w:rPr>
+                <w:rFonts w:ascii="Cambria Math" w:hAnsi="Cambria Math" w:cs="Cambria Math"/>
+                <w:color w:val="1A1A1A"/>
+                <w:sz w:val="32"/>
+                <w:szCs w:val="32"/>
+              </w:rPr>
+              <w:t xml:space="preserve">(x − 3)(x + 3)</w:t>
+            </w:r>
+          </w:p>
+        </w:tc>
+        <w:tc>
+          <w:tcPr>
+            <w:tcW w:w="2000" w:type="dxa"/>
+            <w:vAlign w:val="center"/>
+          </w:tcPr>
+          <w:p>
+            <w:pPr>
+              <w:bidi w:val="0"/>
+              <w:spacing w:before="0" w:after="0" w:line="276" w:lineRule="auto"/>
+              <w:jc w:val="center"/>
+            </w:pPr>
+            <w:r>
+              <w:rPr>
+                <w:rFonts w:ascii="Cambria Math" w:hAnsi="Cambria Math" w:cs="Cambria Math"/>
+                <w:color w:val="1A1A1A"/>
+                <w:sz w:val="32"/>
+                <w:szCs w:val="32"/>
+              </w:rPr>
+              <w:t xml:space="preserve">(x − 3)²</w:t>
+            </w:r>
+          </w:p>
+        </w:tc>
+        <w:tc>
+          <w:tcPr>
+            <w:tcW w:w="3480" w:type="dxa"/>
+            <w:vAlign w:val="center"/>
+          </w:tcPr>
+          <w:p>
+            <w:pPr>
+              <w:bidi w:val="0"/>
+              <w:spacing w:before="0" w:after="0" w:line="276" w:lineRule="auto"/>
+              <w:jc w:val="center"/>
+            </w:pPr>
+            <m:oMath>
+              <m:sSup>
+                <m:sSupPr>
+                  <m:ctrlPr>
+                    <w:rPr>
+                      <w:rFonts w:ascii="Cambria Math" w:hAnsi="Cambria Math"/>
+                      <w:sz w:val="36"/>
+                      <w:szCs w:val="36"/>
+                    </w:rPr>
+                  </m:ctrlPr>
+                </m:sSupPr>
+                <m:e>
+                  <m:r>
+                    <w:rPr>
+                      <w:rFonts w:ascii="Cambria Math" w:hAnsi="Cambria Math"/>
+                      <w:sz w:val="36"/>
+                      <w:szCs w:val="36"/>
+                    </w:rPr>
+                    <m:t xml:space="preserve">x</m:t>
+                  </m:r>
+                </m:e>
+                <m:sup>
+                  <m:r>
+                    <m:rPr>
+                      <m:sty m:val="p"/>
+                    </m:rPr>
+                    <w:rPr>
+                      <w:rFonts w:ascii="Cambria Math" w:hAnsi="Cambria Math"/>
+                      <w:sz w:val="36"/>
+                      <w:szCs w:val="36"/>
+                    </w:rPr>
+                    <m:t xml:space="preserve">2</m:t>
+                  </m:r>
+                </m:sup>
+              </m:sSup>
+              <m:r>
+                <m:rPr>
+                  <m:sty m:val="p"/>
+                </m:rPr>
+                <w:rPr>
+                  <w:rFonts w:ascii="Cambria Math" w:hAnsi="Cambria Math"/>
+                  <w:sz w:val="36"/>
+                  <w:szCs w:val="36"/>
+                </w:rPr>
+                <m:t xml:space="preserve"> − 9 = ?</m:t>
+              </m:r>
+            </m:oMath>
+          </w:p>
+        </w:tc>
+        <w:tc>
+          <w:tcPr>
+            <w:tcW w:w="960" w:type="dxa"/>
+            <w:shd w:val="clear" w:color="auto" w:fill="EEF6F1"/>
+            <w:vAlign w:val="center"/>
+          </w:tcPr>
+          <w:p>
+            <w:pPr>
+              <w:bidi/>
+              <w:spacing w:before="0" w:after="0" w:line="276" w:lineRule="auto"/>
+              <w:jc w:val="center"/>
+            </w:pPr>
+            <w:r>
+              <w:rPr>
+                <w:rFonts w:ascii="Cambria Math" w:hAnsi="Cambria Math" w:cs="Cambria Math"/>
+                <w:b/>
+                <w:color w:val="14532D"/>
+                <w:sz w:val="32"/>
+                <w:szCs w:val="32"/>
+              </w:rPr>
+              <w:t xml:space="preserve">2</w:t>
+            </w:r>
+          </w:p>
+        </w:tc>
+      </w:tr>
+      <w:tr>
+        <w:trPr>
+          <w:cantSplit/>
+          <w:trHeight w:val="620"/>
+        </w:trPr>
+        <w:tc>
+          <w:tcPr>
+            <w:tcW w:w="2000" w:type="dxa"/>
+            <w:vAlign w:val="center"/>
+          </w:tcPr>
+          <w:p>
+            <w:pPr>
+              <w:bidi w:val="0"/>
+              <w:spacing w:before="0" w:after="0" w:line="276" w:lineRule="auto"/>
+              <w:jc w:val="center"/>
+            </w:pPr>
+            <w:r>
+              <w:rPr>
+                <w:rFonts w:ascii="Cambria Math" w:hAnsi="Cambria Math" w:cs="Cambria Math"/>
+                <w:color w:val="1A1A1A"/>
+                <w:sz w:val="32"/>
+                <w:szCs w:val="32"/>
+              </w:rPr>
+              <w:t xml:space="preserve">]2 ; +∞[</w:t>
+            </w:r>
+          </w:p>
+        </w:tc>
+        <w:tc>
+          <w:tcPr>
+            <w:tcW w:w="2000" w:type="dxa"/>
+            <w:vAlign w:val="center"/>
+          </w:tcPr>
+          <w:p>
+            <w:pPr>
+              <w:bidi w:val="0"/>
+              <w:spacing w:before="0" w:after="0" w:line="276" w:lineRule="auto"/>
+              <w:jc w:val="center"/>
+            </w:pPr>
+            <w:r>
+              <w:rPr>
+                <w:rFonts w:ascii="Cambria Math" w:hAnsi="Cambria Math" w:cs="Cambria Math"/>
+                <w:color w:val="1A1A1A"/>
+                <w:sz w:val="32"/>
+                <w:szCs w:val="32"/>
+              </w:rPr>
+              <w:t xml:space="preserve">]−2 ; +∞[</w:t>
+            </w:r>
+          </w:p>
+        </w:tc>
+        <w:tc>
+          <w:tcPr>
+            <w:tcW w:w="2000" w:type="dxa"/>
+            <w:vAlign w:val="center"/>
+          </w:tcPr>
+          <w:p>
+            <w:pPr>
+              <w:bidi w:val="0"/>
+              <w:spacing w:before="0" w:after="0" w:line="276" w:lineRule="auto"/>
+              <w:jc w:val="center"/>
+            </w:pPr>
+            <w:r>
+              <w:rPr>
+                <w:rFonts w:ascii="Cambria Math" w:hAnsi="Cambria Math" w:cs="Cambria Math"/>
+                <w:color w:val="1A1A1A"/>
+                <w:sz w:val="32"/>
+                <w:szCs w:val="32"/>
+              </w:rPr>
+              <w:t xml:space="preserve">]−∞ ; 2[</w:t>
+            </w:r>
+          </w:p>
+        </w:tc>
+        <w:tc>
+          <w:tcPr>
+            <w:tcW w:w="3480" w:type="dxa"/>
+            <w:vAlign w:val="center"/>
+          </w:tcPr>
+          <w:p>
+            <w:pPr>
+              <w:bidi w:val="0"/>
+              <w:spacing w:before="0" w:after="0" w:line="276" w:lineRule="auto"/>
+              <w:jc w:val="center"/>
+            </w:pPr>
+            <m:oMath>
+              <m:r>
+                <m:rPr>
+                  <m:sty m:val="p"/>
+                </m:rPr>
+                <w:rPr>
+                  <w:rFonts w:ascii="Cambria Math" w:hAnsi="Cambria Math"/>
+                  <w:sz w:val="36"/>
+                  <w:szCs w:val="36"/>
+                </w:rPr>
+                <m:t xml:space="preserve">2</m:t>
+              </m:r>
+              <m:r>
+                <w:rPr>
+                  <w:rFonts w:ascii="Cambria Math" w:hAnsi="Cambria Math"/>
+                  <w:sz w:val="36"/>
+                  <w:szCs w:val="36"/>
+                </w:rPr>
+                <m:t xml:space="preserve">x</m:t>
+              </m:r>
+              <m:r>
+                <m:rPr>
+                  <m:sty m:val="p"/>
+                </m:rPr>
+                <w:rPr>
+                  <w:rFonts w:ascii="Cambria Math" w:hAnsi="Cambria Math"/>
+                  <w:sz w:val="36"/>
+                  <w:szCs w:val="36"/>
+                </w:rPr>
+                <m:t xml:space="preserve"> − 4 &gt; 0 : </m:t>
+              </m:r>
+              <m:r>
+                <w:rPr>
+                  <w:rFonts w:ascii="Cambria Math" w:hAnsi="Cambria Math"/>
+                  <w:sz w:val="36"/>
+                  <w:szCs w:val="36"/>
+                </w:rPr>
+                <m:t xml:space="preserve">S</m:t>
+              </m:r>
+              <m:r>
+                <m:rPr>
+                  <m:sty m:val="p"/>
+                </m:rPr>
+                <w:rPr>
+                  <w:rFonts w:ascii="Cambria Math" w:hAnsi="Cambria Math"/>
+                  <w:sz w:val="36"/>
+                  <w:szCs w:val="36"/>
+                </w:rPr>
+                <m:t xml:space="preserve"> = ?</m:t>
+              </m:r>
+            </m:oMath>
+          </w:p>
+        </w:tc>
+        <w:tc>
+          <w:tcPr>
+            <w:tcW w:w="960" w:type="dxa"/>
+            <w:shd w:val="clear" w:color="auto" w:fill="EEF6F1"/>
+            <w:vAlign w:val="center"/>
+          </w:tcPr>
+          <w:p>
+            <w:pPr>
+              <w:bidi/>
+              <w:spacing w:before="0" w:after="0" w:line="276" w:lineRule="auto"/>
+              <w:jc w:val="center"/>
+            </w:pPr>
+            <w:r>
+              <w:rPr>
+                <w:rFonts w:ascii="Cambria Math" w:hAnsi="Cambria Math" w:cs="Cambria Math"/>
+                <w:b/>
+                <w:color w:val="14532D"/>
+                <w:sz w:val="32"/>
+                <w:szCs w:val="32"/>
+              </w:rPr>
+              <w:t xml:space="preserve">3</w:t>
+            </w:r>
+          </w:p>
+        </w:tc>
+      </w:tr>
+      <w:tr>
+        <w:trPr>
+          <w:cantSplit/>
+          <w:trHeight w:val="620"/>
+        </w:trPr>
+        <w:tc>
+          <w:tcPr>
+            <w:tcW w:w="2000" w:type="dxa"/>
+            <w:vAlign w:val="center"/>
+          </w:tcPr>
+          <w:p>
+            <w:pPr>
+              <w:bidi w:val="0"/>
+              <w:spacing w:before="0" w:after="0" w:line="276" w:lineRule="auto"/>
+              <w:jc w:val="center"/>
+            </w:pPr>
+            <w:r>
+              <w:rPr>
+                <w:rFonts w:ascii="Cambria Math" w:hAnsi="Cambria Math" w:cs="Cambria Math"/>
+                <w:color w:val="1A1A1A"/>
+                <w:sz w:val="32"/>
+                <w:szCs w:val="32"/>
+              </w:rPr>
+              <w:t xml:space="preserve">∅</w:t>
+            </w:r>
+          </w:p>
+        </w:tc>
+        <w:tc>
+          <w:tcPr>
+            <w:tcW w:w="2000" w:type="dxa"/>
+            <w:vAlign w:val="center"/>
+          </w:tcPr>
+          <w:p>
+            <w:pPr>
+              <w:bidi w:val="0"/>
+              <w:spacing w:before="0" w:after="0" w:line="276" w:lineRule="auto"/>
+              <w:jc w:val="center"/>
+            </w:pPr>
+            <w:r>
+              <w:rPr>
+                <w:rFonts w:ascii="Cambria Math" w:hAnsi="Cambria Math" w:cs="Cambria Math"/>
+                <w:color w:val="1A1A1A"/>
+                <w:sz w:val="32"/>
+                <w:szCs w:val="32"/>
+              </w:rPr>
+              <w:t xml:space="preserve">{1, 2, 3, 4}</w:t>
+            </w:r>
+          </w:p>
+        </w:tc>
+        <w:tc>
+          <w:tcPr>
+            <w:tcW w:w="2000" w:type="dxa"/>
+            <w:vAlign w:val="center"/>
+          </w:tcPr>
+          <w:p>
+            <w:pPr>
+              <w:bidi w:val="0"/>
+              <w:spacing w:before="0" w:after="0" w:line="276" w:lineRule="auto"/>
+              <w:jc w:val="center"/>
+            </w:pPr>
+            <w:r>
+              <w:rPr>
+                <w:rFonts w:ascii="Cambria Math" w:hAnsi="Cambria Math" w:cs="Cambria Math"/>
+                <w:color w:val="1A1A1A"/>
+                <w:sz w:val="32"/>
+                <w:szCs w:val="32"/>
+              </w:rPr>
+              <w:t xml:space="preserve">{3}</w:t>
+            </w:r>
+          </w:p>
+        </w:tc>
+        <w:tc>
+          <w:tcPr>
+            <w:tcW w:w="3480" w:type="dxa"/>
+            <w:vAlign w:val="center"/>
+          </w:tcPr>
+          <w:p>
+            <w:pPr>
+              <w:bidi w:val="0"/>
+              <w:spacing w:before="0" w:after="0" w:line="276" w:lineRule="auto"/>
+              <w:jc w:val="center"/>
+            </w:pPr>
+            <m:oMath>
+              <m:r>
+                <w:rPr>
+                  <w:rFonts w:ascii="Cambria Math" w:hAnsi="Cambria Math"/>
+                  <w:sz w:val="36"/>
+                  <w:szCs w:val="36"/>
+                </w:rPr>
+                <m:t xml:space="preserve">A</m:t>
+              </m:r>
+              <m:r>
+                <m:rPr>
+                  <m:sty m:val="p"/>
+                </m:rPr>
+                <w:rPr>
+                  <w:rFonts w:ascii="Cambria Math" w:hAnsi="Cambria Math"/>
+                  <w:sz w:val="36"/>
+                  <w:szCs w:val="36"/>
+                </w:rPr>
+                <m:t xml:space="preserve"> = {1, 2, 3} , </m:t>
+              </m:r>
+              <m:r>
+                <w:rPr>
+                  <w:rFonts w:ascii="Cambria Math" w:hAnsi="Cambria Math"/>
+                  <w:sz w:val="36"/>
+                  <w:szCs w:val="36"/>
+                </w:rPr>
+                <m:t xml:space="preserve">B</m:t>
+              </m:r>
+              <m:r>
+                <m:rPr>
+                  <m:sty m:val="p"/>
+                </m:rPr>
+                <w:rPr>
+                  <w:rFonts w:ascii="Cambria Math" w:hAnsi="Cambria Math"/>
+                  <w:sz w:val="36"/>
+                  <w:szCs w:val="36"/>
+                </w:rPr>
+                <m:t xml:space="preserve"> = {3, 4} : </m:t>
+              </m:r>
+              <m:r>
+                <w:rPr>
+                  <w:rFonts w:ascii="Cambria Math" w:hAnsi="Cambria Math"/>
+                  <w:sz w:val="36"/>
+                  <w:szCs w:val="36"/>
+                </w:rPr>
+                <m:t xml:space="preserve">A</m:t>
+              </m:r>
+              <m:r>
+                <m:rPr>
+                  <m:sty m:val="p"/>
+                </m:rPr>
+                <w:rPr>
+                  <w:rFonts w:ascii="Cambria Math" w:hAnsi="Cambria Math"/>
+                  <w:sz w:val="36"/>
+                  <w:szCs w:val="36"/>
+                </w:rPr>
+                <m:t xml:space="preserve"> ∩ </m:t>
+              </m:r>
+              <m:r>
+                <w:rPr>
+                  <w:rFonts w:ascii="Cambria Math" w:hAnsi="Cambria Math"/>
+                  <w:sz w:val="36"/>
+                  <w:szCs w:val="36"/>
+                </w:rPr>
+                <m:t xml:space="preserve">B</m:t>
+              </m:r>
+              <m:r>
+                <m:rPr>
+                  <m:sty m:val="p"/>
+                </m:rPr>
+                <w:rPr>
+                  <w:rFonts w:ascii="Cambria Math" w:hAnsi="Cambria Math"/>
+                  <w:sz w:val="36"/>
+                  <w:szCs w:val="36"/>
+                </w:rPr>
+                <m:t xml:space="preserve"> = ?</m:t>
+              </m:r>
+            </m:oMath>
+          </w:p>
+        </w:tc>
+        <w:tc>
+          <w:tcPr>
+            <w:tcW w:w="960" w:type="dxa"/>
+            <w:shd w:val="clear" w:color="auto" w:fill="EEF6F1"/>
+            <w:vAlign w:val="center"/>
+          </w:tcPr>
+          <w:p>
+            <w:pPr>
+              <w:bidi/>
+              <w:spacing w:before="0" w:after="0" w:line="276" w:lineRule="auto"/>
+              <w:jc w:val="center"/>
+            </w:pPr>
+            <w:r>
+              <w:rPr>
+                <w:rFonts w:ascii="Cambria Math" w:hAnsi="Cambria Math" w:cs="Cambria Math"/>
+                <w:b/>
+                <w:color w:val="14532D"/>
+                <w:sz w:val="32"/>
+                <w:szCs w:val="32"/>
+              </w:rPr>
+              <w:t xml:space="preserve">4</w:t>
+            </w:r>
+          </w:p>
+        </w:tc>
+      </w:tr>
+    </w:tbl>
+    <w:p>
+      <w:pPr>
+        <w:keepNext/>
+        <w:pBdr>
+          <w:top w:val="single" w:sz="18" w:space="3" w:color="14532D"/>
+          <w:bottom w:val="single" w:sz="18" w:space="3" w:color="14532D"/>
+          <w:right w:val="single" w:sz="48" w:space="6" w:color="B8860B"/>
+        </w:pBdr>
+        <w:shd w:val="clear" w:color="auto" w:fill="14532D"/>
+        <w:bidi/>
+        <w:spacing w:before="200" w:after="0" w:line="276" w:lineRule="auto"/>
+        <w:ind w:left="120" w:right="120"/>
+      </w:pPr>
+      <w:r>
+        <w:rPr>
+          <w:rFonts w:ascii="Calibri" w:eastAsia="Calibri" w:hAnsi="Calibri" w:cs="Arial"/>
+          <w:b/>
+          <w:bCs/>
+          <w:color w:val="FFFFFF"/>
+          <w:sz w:val="36"/>
+          <w:szCs w:val="36"/>
+          <w:rtl/>
+        </w:rPr>
+        <w:t xml:space="preserve">السؤال الثاني: تنطيق المقام</w:t>
       </w:r>
       <w:r>
         <w:rPr>
@@ -785,7 +1757,7 @@
           <w:szCs w:val="36"/>
           <w:rtl/>
         </w:rPr>
-        <w:t xml:space="preserve">السؤال الثاني: المتطابقات الشهيرة</w:t>
+        <w:t xml:space="preserve">السؤال الثالث: المتطابقات الشهيرة</w:t>
       </w:r>
       <w:r>
         <w:rPr>
@@ -1036,7 +2008,7 @@
           <w:szCs w:val="36"/>
           <w:rtl/>
         </w:rPr>
-        <w:t xml:space="preserve">السؤال الثالث: تحليل عبارات من الدرجة الثانية</w:t>
+        <w:t xml:space="preserve">السؤال الرابع: تحليل عبارات من الدرجة الثانية</w:t>
       </w:r>
       <w:r>
         <w:rPr>
@@ -1381,211 +2353,6 @@
           <w:rtl/>
         </w:rPr>
         <w:t xml:space="preserve">  (2)</w:t>
-      </w:r>
-    </w:p>
-    <w:p>
-      <w:pPr>
-        <w:keepNext/>
-        <w:pBdr>
-          <w:top w:val="single" w:sz="18" w:space="3" w:color="14532D"/>
-          <w:bottom w:val="single" w:sz="18" w:space="3" w:color="14532D"/>
-          <w:right w:val="single" w:sz="48" w:space="6" w:color="B8860B"/>
-        </w:pBdr>
-        <w:shd w:val="clear" w:color="auto" w:fill="14532D"/>
-        <w:bidi/>
-        <w:spacing w:before="200" w:after="0" w:line="276" w:lineRule="auto"/>
-        <w:ind w:left="120" w:right="120"/>
-      </w:pPr>
-      <w:r>
-        <w:rPr>
-          <w:rFonts w:ascii="Calibri" w:eastAsia="Calibri" w:hAnsi="Calibri" w:cs="Arial"/>
-          <w:b/>
-          <w:bCs/>
-          <w:color w:val="FFFFFF"/>
-          <w:sz w:val="36"/>
-          <w:szCs w:val="36"/>
-          <w:rtl/>
-        </w:rPr>
-        <w:t xml:space="preserve">السؤال الرابع: المتراجحات</w:t>
-      </w:r>
-      <w:r>
-        <w:rPr>
-          <w:rFonts w:ascii="Calibri" w:eastAsia="Calibri" w:hAnsi="Calibri" w:cs="Arial"/>
-          <w:b/>
-          <w:bCs/>
-          <w:color w:val="F6D98B"/>
-          <w:sz w:val="30"/>
-          <w:szCs w:val="30"/>
-          <w:rtl/>
-        </w:rPr>
-        <w:t xml:space="preserve">  —  3 علامات</w:t>
-      </w:r>
-    </w:p>
-    <w:p>
-      <w:pPr>
-        <w:keepNext/>
-        <w:pBdr>
-          <w:top w:val="single" w:sz="6" w:space="4" w:color="A7C4B2"/>
-          <w:left w:val="single" w:sz="6" w:space="8" w:color="A7C4B2"/>
-          <w:bottom w:val="single" w:sz="6" w:space="4" w:color="A7C4B2"/>
-          <w:right w:val="single" w:sz="6" w:space="8" w:color="A7C4B2"/>
-        </w:pBdr>
-        <w:shd w:val="clear" w:color="auto" w:fill="F7FBF8"/>
-        <w:bidi/>
-        <w:spacing w:before="20" w:after="40" w:line="276" w:lineRule="auto"/>
-        <w:ind w:left="170" w:right="170"/>
-      </w:pPr>
-      <w:r>
-        <w:rPr>
-          <w:rFonts w:ascii="Calibri" w:eastAsia="Calibri" w:hAnsi="Calibri" w:cs="Arial"/>
-          <w:color w:val="1A1A1A"/>
-          <w:sz w:val="36"/>
-          <w:szCs w:val="36"/>
-          <w:rtl/>
-        </w:rPr>
-        <w:t xml:space="preserve">حلّ في </w:t>
-      </w:r>
-      <m:oMath>
-        <m:r>
-          <m:rPr>
-            <m:sty m:val="p"/>
-          </m:rPr>
-          <w:rPr>
-            <w:rFonts w:ascii="Cambria Math" w:hAnsi="Cambria Math"/>
-            <w:sz w:val="36"/>
-            <w:szCs w:val="36"/>
-          </w:rPr>
-          <m:t xml:space="preserve">ℝ</m:t>
-        </m:r>
-      </m:oMath>
-      <w:r>
-        <w:rPr>
-          <w:rFonts w:ascii="Calibri" w:eastAsia="Calibri" w:hAnsi="Calibri" w:cs="Arial"/>
-          <w:color w:val="1A1A1A"/>
-          <w:sz w:val="36"/>
-          <w:szCs w:val="36"/>
-          <w:rtl/>
-        </w:rPr>
-        <w:t xml:space="preserve"> المتراجحة التالية، واكتب الحل على شكل مجال:</w:t>
-      </w:r>
-    </w:p>
-    <w:p>
-      <w:pPr>
-        <w:pBdr>
-          <w:top w:val="single" w:sz="6" w:space="4" w:color="A7C4B2"/>
-          <w:left w:val="single" w:sz="6" w:space="8" w:color="A7C4B2"/>
-          <w:bottom w:val="single" w:sz="6" w:space="4" w:color="A7C4B2"/>
-          <w:right w:val="single" w:sz="6" w:space="8" w:color="A7C4B2"/>
-        </w:pBdr>
-        <w:shd w:val="clear" w:color="auto" w:fill="F7FBF8"/>
-        <w:bidi/>
-        <w:spacing w:before="20" w:after="40" w:line="276" w:lineRule="auto"/>
-        <w:ind w:left="170" w:right="170"/>
-        <w:jc w:val="center"/>
-      </w:pPr>
-      <m:oMath>
-        <m:sSup>
-          <m:sSupPr>
-            <m:ctrlPr>
-              <w:rPr>
-                <w:rFonts w:ascii="Cambria Math" w:hAnsi="Cambria Math"/>
-                <w:sz w:val="36"/>
-                <w:szCs w:val="36"/>
-              </w:rPr>
-            </m:ctrlPr>
-          </m:sSupPr>
-          <m:e>
-            <m:r>
-              <w:rPr>
-                <w:rFonts w:ascii="Cambria Math" w:hAnsi="Cambria Math"/>
-                <w:sz w:val="36"/>
-                <w:szCs w:val="36"/>
-              </w:rPr>
-              <m:t xml:space="preserve">x</m:t>
-            </m:r>
-          </m:e>
-          <m:sup>
-            <m:r>
-              <m:rPr>
-                <m:sty m:val="p"/>
-              </m:rPr>
-              <w:rPr>
-                <w:rFonts w:ascii="Cambria Math" w:hAnsi="Cambria Math"/>
-                <w:sz w:val="36"/>
-                <w:szCs w:val="36"/>
-              </w:rPr>
-              <m:t xml:space="preserve">2</m:t>
-            </m:r>
-          </m:sup>
-        </m:sSup>
-        <m:r>
-          <m:rPr>
-            <m:sty m:val="p"/>
-          </m:rPr>
-          <w:rPr>
-            <w:rFonts w:ascii="Cambria Math" w:hAnsi="Cambria Math"/>
-            <w:sz w:val="36"/>
-            <w:szCs w:val="36"/>
-          </w:rPr>
-          <m:t xml:space="preserve"> − 5</m:t>
-        </m:r>
-        <m:r>
-          <w:rPr>
-            <w:rFonts w:ascii="Cambria Math" w:hAnsi="Cambria Math"/>
-            <w:sz w:val="36"/>
-            <w:szCs w:val="36"/>
-          </w:rPr>
-          <m:t xml:space="preserve">x</m:t>
-        </m:r>
-        <m:r>
-          <m:rPr>
-            <m:sty m:val="p"/>
-          </m:rPr>
-          <w:rPr>
-            <w:rFonts w:ascii="Cambria Math" w:hAnsi="Cambria Math"/>
-            <w:sz w:val="36"/>
-            <w:szCs w:val="36"/>
-          </w:rPr>
-          <m:t xml:space="preserve"> + 6 ≤ 0</m:t>
-        </m:r>
-      </m:oMath>
-      <w:r>
-        <w:rPr>
-          <w:rFonts w:ascii="Calibri" w:eastAsia="Calibri" w:hAnsi="Calibri" w:cs="Arial"/>
-          <w:b/>
-          <w:bCs/>
-          <w:color w:val="B8860B"/>
-          <w:sz w:val="28"/>
-          <w:szCs w:val="28"/>
-          <w:rtl/>
-        </w:rPr>
-        <w:t xml:space="preserve">  (3)</w:t>
-      </w:r>
-    </w:p>
-    <w:p>
-      <w:pPr>
-        <w:pBdr>
-          <w:top w:val="single" w:sz="6" w:space="4" w:color="A7C4B2"/>
-          <w:left w:val="single" w:sz="6" w:space="8" w:color="A7C4B2"/>
-          <w:bottom w:val="single" w:sz="6" w:space="4" w:color="A7C4B2"/>
-          <w:right w:val="single" w:sz="6" w:space="8" w:color="A7C4B2"/>
-        </w:pBdr>
-        <w:shd w:val="clear" w:color="auto" w:fill="F7FBF8"/>
-        <w:bidi/>
-        <w:spacing w:before="20" w:after="40" w:line="276" w:lineRule="auto"/>
-        <w:ind w:left="170" w:right="170"/>
-      </w:pPr>
-      <w:r>
-        <w:rPr>
-          <w:rFonts w:ascii="Calibri" w:eastAsia="Calibri" w:hAnsi="Calibri" w:cs="Arial"/>
-          <w:i/>
-          <w:iCs/>
-          <w:color w:val="6B6B6B"/>
-          <w:sz w:val="30"/>
-          <w:szCs w:val="30"/>
-          <w:rtl/>
-        </w:rPr>
-        <w:t xml:space="preserve">يمكنك الاستعانة بنتيجة السؤال الثالث وبجدول الإشارات.</w:t>
       </w:r>
     </w:p>
     <w:p>
